--- a/Final_Prep/EXAM_.docx
+++ b/Final_Prep/EXAM_.docx
@@ -22170,6 +22170,385 @@
           </w:p>
         </w:tc>
       </w:tr>
+      <w:tr>
+        <w:trPr>
+          <w:trHeight w:val="1088"/>
+        </w:trPr>
+        <w:tc>
+          <w:tcPr>
+            <w:tcW w:w="2513" w:type="dxa"/>
+            <w:gridSpan w:val="5"/>
+          </w:tcPr>
+          <w:p>
+            <w:pPr>
+              <w:spacing w:line="200" w:lineRule="exact"/>
+              <w:contextualSpacing/>
+              <w:rPr>
+                <w:rFonts w:ascii="Arial" w:hAnsi="Arial" w:cs="Arial"/>
+                <w:sz w:val="12"/>
+                <w:szCs w:val="12"/>
+                <w:lang w:val="en-US"/>
+              </w:rPr>
+            </w:pPr>
+          </w:p>
+        </w:tc>
+        <w:tc>
+          <w:tcPr>
+            <w:tcW w:w="235" w:type="dxa"/>
+            <w:shd w:val="clear" w:color="auto" w:fill="000000" w:themeFill="text1"/>
+          </w:tcPr>
+          <w:p>
+            <w:pPr>
+              <w:spacing w:line="200" w:lineRule="exact"/>
+              <w:contextualSpacing/>
+              <w:rPr>
+                <w:rFonts w:ascii="Arial" w:hAnsi="Arial" w:cs="Arial"/>
+                <w:sz w:val="12"/>
+                <w:szCs w:val="12"/>
+                <w:lang w:val="en-US"/>
+              </w:rPr>
+            </w:pPr>
+          </w:p>
+        </w:tc>
+        <w:tc>
+          <w:tcPr>
+            <w:tcW w:w="2115" w:type="dxa"/>
+            <w:gridSpan w:val="5"/>
+          </w:tcPr>
+          <w:p>
+            <w:pPr>
+              <w:spacing w:line="200" w:lineRule="exact"/>
+              <w:contextualSpacing/>
+              <w:rPr>
+                <w:rFonts w:ascii="Arial" w:hAnsi="Arial" w:cs="Arial"/>
+                <w:sz w:val="12"/>
+                <w:szCs w:val="12"/>
+                <w:lang w:val="en-US"/>
+              </w:rPr>
+            </w:pPr>
+            <w:r>
+              <w:rPr>
+                <w:rFonts w:ascii="Arial" w:hAnsi="Arial" w:cs="Arial"/>
+                <w:sz w:val="12"/>
+                <w:szCs w:val="12"/>
+                <w:lang w:val="en-US"/>
+              </w:rPr>
+              <w:t>K medoids</w:t>
+            </w:r>
+          </w:p>
+          <w:p>
+            <w:pPr>
+              <w:spacing w:line="200" w:lineRule="exact"/>
+              <w:contextualSpacing/>
+              <w:rPr>
+                <w:rFonts w:ascii="Arial" w:eastAsia="Times New Roman" w:hAnsi="Arial" w:cs="Arial"/>
+                <w:bCs/>
+                <w:sz w:val="10"/>
+                <w:szCs w:val="10"/>
+                <w:bdr w:val="single" w:sz="4" w:space="0" w:color="auto"/>
+                <w:shd w:val="clear" w:color="auto" w:fill="9CC2E5" w:themeFill="accent5" w:themeFillTint="99"/>
+                <w:lang w:val="en-US"/>
+              </w:rPr>
+            </w:pPr>
+            <w:r>
+              <w:rPr>
+                <w:rFonts w:eastAsia="Times New Roman"/>
+                <w:b/>
+                <w:bCs/>
+                <w:sz w:val="16"/>
+                <w:szCs w:val="16"/>
+                <w:bdr w:val="single" w:sz="4" w:space="0" w:color="auto"/>
+                <w:shd w:val="clear" w:color="auto" w:fill="92D050"/>
+                <w:lang w:val="en-US"/>
+              </w:rPr>
+              <w:t>step 1</w:t>
+            </w:r>
+            <w:r>
+              <w:rPr>
+                <w:rFonts w:ascii="Arial" w:eastAsia="Times New Roman" w:hAnsi="Arial" w:cs="Arial"/>
+                <w:bCs/>
+                <w:sz w:val="10"/>
+                <w:szCs w:val="10"/>
+                <w:bdr w:val="single" w:sz="4" w:space="0" w:color="auto"/>
+                <w:shd w:val="clear" w:color="auto" w:fill="9CC2E5" w:themeFill="accent5" w:themeFillTint="99"/>
+                <w:lang w:val="en-US"/>
+              </w:rPr>
+              <w:t xml:space="preserve"> </w:t>
+            </w:r>
+            <w:proofErr w:type="spellStart"/>
+            <w:r>
+              <w:rPr>
+                <w:rFonts w:ascii="Arial" w:eastAsia="Times New Roman" w:hAnsi="Arial" w:cs="Arial"/>
+                <w:bCs/>
+                <w:sz w:val="10"/>
+                <w:szCs w:val="10"/>
+                <w:bdr w:val="single" w:sz="4" w:space="0" w:color="auto"/>
+                <w:shd w:val="clear" w:color="auto" w:fill="9CC2E5" w:themeFill="accent5" w:themeFillTint="99"/>
+                <w:lang w:val="en-US"/>
+              </w:rPr>
+              <w:t>init</w:t>
+            </w:r>
+            <w:proofErr w:type="spellEnd"/>
+            <w:r>
+              <w:rPr>
+                <w:rFonts w:ascii="Arial" w:eastAsia="Times New Roman" w:hAnsi="Arial" w:cs="Arial"/>
+                <w:bCs/>
+                <w:sz w:val="10"/>
+                <w:szCs w:val="10"/>
+                <w:bdr w:val="single" w:sz="4" w:space="0" w:color="auto"/>
+                <w:shd w:val="clear" w:color="auto" w:fill="9CC2E5" w:themeFill="accent5" w:themeFillTint="99"/>
+                <w:lang w:val="en-US"/>
+              </w:rPr>
+              <w:t xml:space="preserve"> medoid</w:t>
+            </w:r>
+          </w:p>
+          <w:p>
+            <w:pPr>
+              <w:spacing w:line="200" w:lineRule="exact"/>
+              <w:contextualSpacing/>
+              <w:rPr>
+                <w:rFonts w:ascii="Arial" w:eastAsia="Times New Roman" w:hAnsi="Arial" w:cs="Arial"/>
+                <w:bCs/>
+                <w:sz w:val="10"/>
+                <w:szCs w:val="10"/>
+                <w:bdr w:val="single" w:sz="4" w:space="0" w:color="auto"/>
+                <w:shd w:val="clear" w:color="auto" w:fill="9CC2E5" w:themeFill="accent5" w:themeFillTint="99"/>
+                <w:lang w:val="en-US"/>
+              </w:rPr>
+            </w:pPr>
+            <w:r>
+              <w:rPr>
+                <w:rFonts w:eastAsia="Times New Roman"/>
+                <w:b/>
+                <w:bCs/>
+                <w:sz w:val="16"/>
+                <w:szCs w:val="16"/>
+                <w:bdr w:val="single" w:sz="4" w:space="0" w:color="auto"/>
+                <w:shd w:val="clear" w:color="auto" w:fill="92D050"/>
+                <w:lang w:val="en-US"/>
+              </w:rPr>
+              <w:t xml:space="preserve">step </w:t>
+            </w:r>
+            <w:r>
+              <w:rPr>
+                <w:rFonts w:eastAsia="Times New Roman"/>
+                <w:b/>
+                <w:bCs/>
+                <w:sz w:val="16"/>
+                <w:szCs w:val="16"/>
+                <w:bdr w:val="single" w:sz="4" w:space="0" w:color="auto"/>
+                <w:shd w:val="clear" w:color="auto" w:fill="92D050"/>
+                <w:lang w:val="en-US"/>
+              </w:rPr>
+              <w:t>2</w:t>
+            </w:r>
+            <w:r>
+              <w:rPr>
+                <w:rFonts w:ascii="Arial" w:eastAsia="Times New Roman" w:hAnsi="Arial" w:cs="Arial"/>
+                <w:bCs/>
+                <w:sz w:val="10"/>
+                <w:szCs w:val="10"/>
+                <w:bdr w:val="single" w:sz="4" w:space="0" w:color="auto"/>
+                <w:shd w:val="clear" w:color="auto" w:fill="9CC2E5" w:themeFill="accent5" w:themeFillTint="99"/>
+                <w:lang w:val="en-US"/>
+              </w:rPr>
+              <w:t xml:space="preserve"> </w:t>
+            </w:r>
+            <w:r>
+              <w:rPr>
+                <w:rFonts w:ascii="Arial" w:eastAsia="Times New Roman" w:hAnsi="Arial" w:cs="Arial"/>
+                <w:bCs/>
+                <w:sz w:val="10"/>
+                <w:szCs w:val="10"/>
+                <w:bdr w:val="single" w:sz="4" w:space="0" w:color="auto"/>
+                <w:shd w:val="clear" w:color="auto" w:fill="9CC2E5" w:themeFill="accent5" w:themeFillTint="99"/>
+                <w:lang w:val="en-US"/>
+              </w:rPr>
+              <w:t>assign each point</w:t>
+            </w:r>
+            <w:r>
+              <w:rPr>
+                <w:rFonts w:ascii="Arial" w:eastAsia="Times New Roman" w:hAnsi="Arial" w:cs="Arial"/>
+                <w:bCs/>
+                <w:sz w:val="10"/>
+                <w:szCs w:val="10"/>
+                <w:bdr w:val="single" w:sz="4" w:space="0" w:color="auto"/>
+                <w:shd w:val="clear" w:color="auto" w:fill="9CC2E5" w:themeFill="accent5" w:themeFillTint="99"/>
+                <w:lang w:val="en-US"/>
+              </w:rPr>
+              <w:t xml:space="preserve"> </w:t>
+            </w:r>
+            <w:r>
+              <w:rPr>
+                <w:rFonts w:ascii="Arial" w:eastAsia="Times New Roman" w:hAnsi="Arial" w:cs="Arial"/>
+                <w:bCs/>
+                <w:sz w:val="10"/>
+                <w:szCs w:val="10"/>
+                <w:bdr w:val="single" w:sz="4" w:space="0" w:color="auto"/>
+                <w:shd w:val="clear" w:color="auto" w:fill="9CC2E5" w:themeFill="accent5" w:themeFillTint="99"/>
+                <w:lang w:val="en-US"/>
+              </w:rPr>
+              <w:t xml:space="preserve">to </w:t>
+            </w:r>
+            <w:r>
+              <w:rPr>
+                <w:rFonts w:ascii="Arial" w:eastAsia="Times New Roman" w:hAnsi="Arial" w:cs="Arial"/>
+                <w:bCs/>
+                <w:sz w:val="10"/>
+                <w:szCs w:val="10"/>
+                <w:bdr w:val="single" w:sz="4" w:space="0" w:color="auto"/>
+                <w:shd w:val="clear" w:color="auto" w:fill="9CC2E5" w:themeFill="accent5" w:themeFillTint="99"/>
+                <w:lang w:val="en-US"/>
+              </w:rPr>
+              <w:t>medoid</w:t>
+            </w:r>
+            <w:r>
+              <w:rPr>
+                <w:rFonts w:ascii="Arial" w:eastAsia="Times New Roman" w:hAnsi="Arial" w:cs="Arial"/>
+                <w:bCs/>
+                <w:sz w:val="10"/>
+                <w:szCs w:val="10"/>
+                <w:bdr w:val="single" w:sz="4" w:space="0" w:color="auto"/>
+                <w:shd w:val="clear" w:color="auto" w:fill="9CC2E5" w:themeFill="accent5" w:themeFillTint="99"/>
+                <w:lang w:val="en-US"/>
+              </w:rPr>
+              <w:t xml:space="preserve"> based on </w:t>
+            </w:r>
+            <w:proofErr w:type="spellStart"/>
+            <w:r>
+              <w:rPr>
+                <w:rFonts w:ascii="Arial" w:eastAsia="Times New Roman" w:hAnsi="Arial" w:cs="Arial"/>
+                <w:bCs/>
+                <w:sz w:val="10"/>
+                <w:szCs w:val="10"/>
+                <w:bdr w:val="single" w:sz="4" w:space="0" w:color="auto"/>
+                <w:shd w:val="clear" w:color="auto" w:fill="9CC2E5" w:themeFill="accent5" w:themeFillTint="99"/>
+                <w:lang w:val="en-US"/>
+              </w:rPr>
+              <w:t>dist</w:t>
+            </w:r>
+            <w:proofErr w:type="spellEnd"/>
+          </w:p>
+          <w:p>
+            <w:pPr>
+              <w:spacing w:line="200" w:lineRule="exact"/>
+              <w:contextualSpacing/>
+              <w:rPr>
+                <w:rFonts w:ascii="Arial" w:eastAsia="Times New Roman" w:hAnsi="Arial" w:cs="Arial"/>
+                <w:bCs/>
+                <w:sz w:val="10"/>
+                <w:szCs w:val="10"/>
+                <w:bdr w:val="single" w:sz="4" w:space="0" w:color="auto"/>
+                <w:shd w:val="clear" w:color="auto" w:fill="9CC2E5" w:themeFill="accent5" w:themeFillTint="99"/>
+                <w:lang w:val="en-US"/>
+              </w:rPr>
+            </w:pPr>
+            <w:r>
+              <w:rPr>
+                <w:rFonts w:eastAsia="Times New Roman"/>
+                <w:b/>
+                <w:bCs/>
+                <w:sz w:val="16"/>
+                <w:szCs w:val="16"/>
+                <w:bdr w:val="single" w:sz="4" w:space="0" w:color="auto"/>
+                <w:shd w:val="clear" w:color="auto" w:fill="92D050"/>
+                <w:lang w:val="en-US"/>
+              </w:rPr>
+              <w:t xml:space="preserve">step </w:t>
+            </w:r>
+            <w:r>
+              <w:rPr>
+                <w:rFonts w:eastAsia="Times New Roman"/>
+                <w:b/>
+                <w:bCs/>
+                <w:sz w:val="16"/>
+                <w:szCs w:val="16"/>
+                <w:bdr w:val="single" w:sz="4" w:space="0" w:color="auto"/>
+                <w:shd w:val="clear" w:color="auto" w:fill="92D050"/>
+                <w:lang w:val="en-US"/>
+              </w:rPr>
+              <w:t>3</w:t>
+            </w:r>
+            <w:r>
+              <w:rPr>
+                <w:rFonts w:ascii="Arial" w:eastAsia="Times New Roman" w:hAnsi="Arial" w:cs="Arial"/>
+                <w:bCs/>
+                <w:sz w:val="10"/>
+                <w:szCs w:val="10"/>
+                <w:bdr w:val="single" w:sz="4" w:space="0" w:color="auto"/>
+                <w:shd w:val="clear" w:color="auto" w:fill="9CC2E5" w:themeFill="accent5" w:themeFillTint="99"/>
+                <w:lang w:val="en-US"/>
+              </w:rPr>
+              <w:t xml:space="preserve"> </w:t>
+            </w:r>
+            <w:r>
+              <w:rPr>
+                <w:rFonts w:ascii="Arial" w:eastAsia="Times New Roman" w:hAnsi="Arial" w:cs="Arial"/>
+                <w:bCs/>
+                <w:sz w:val="10"/>
+                <w:szCs w:val="10"/>
+                <w:bdr w:val="single" w:sz="4" w:space="0" w:color="auto"/>
+                <w:shd w:val="clear" w:color="auto" w:fill="9CC2E5" w:themeFill="accent5" w:themeFillTint="99"/>
+                <w:lang w:val="en-US"/>
+              </w:rPr>
+              <w:t>Calculate total cost (every point to its assigned medoid</w:t>
+            </w:r>
+          </w:p>
+          <w:p>
+            <w:pPr>
+              <w:spacing w:line="200" w:lineRule="exact"/>
+              <w:contextualSpacing/>
+              <w:rPr>
+                <w:rFonts w:ascii="Arial" w:eastAsia="Times New Roman" w:hAnsi="Arial" w:cs="Arial"/>
+                <w:bCs/>
+                <w:sz w:val="10"/>
+                <w:szCs w:val="10"/>
+                <w:bdr w:val="single" w:sz="4" w:space="0" w:color="auto"/>
+                <w:shd w:val="clear" w:color="auto" w:fill="9CC2E5" w:themeFill="accent5" w:themeFillTint="99"/>
+                <w:lang w:val="en-US"/>
+              </w:rPr>
+            </w:pPr>
+            <w:r>
+              <w:rPr>
+                <w:rFonts w:eastAsia="Times New Roman"/>
+                <w:b/>
+                <w:bCs/>
+                <w:sz w:val="16"/>
+                <w:szCs w:val="16"/>
+                <w:bdr w:val="single" w:sz="4" w:space="0" w:color="auto"/>
+                <w:shd w:val="clear" w:color="auto" w:fill="92D050"/>
+                <w:lang w:val="en-US"/>
+              </w:rPr>
+              <w:t xml:space="preserve">step </w:t>
+            </w:r>
+            <w:r>
+              <w:rPr>
+                <w:rFonts w:eastAsia="Times New Roman"/>
+                <w:b/>
+                <w:bCs/>
+                <w:sz w:val="16"/>
+                <w:szCs w:val="16"/>
+                <w:bdr w:val="single" w:sz="4" w:space="0" w:color="auto"/>
+                <w:shd w:val="clear" w:color="auto" w:fill="92D050"/>
+                <w:lang w:val="en-US"/>
+              </w:rPr>
+              <w:t>4</w:t>
+            </w:r>
+            <w:r>
+              <w:rPr>
+                <w:rFonts w:ascii="Arial" w:eastAsia="Times New Roman" w:hAnsi="Arial" w:cs="Arial"/>
+                <w:bCs/>
+                <w:sz w:val="10"/>
+                <w:szCs w:val="10"/>
+                <w:bdr w:val="single" w:sz="4" w:space="0" w:color="auto"/>
+                <w:shd w:val="clear" w:color="auto" w:fill="9CC2E5" w:themeFill="accent5" w:themeFillTint="99"/>
+                <w:lang w:val="en-US"/>
+              </w:rPr>
+              <w:t>Calculate cost to a new medoid, if lower than swap</w:t>
+            </w:r>
+          </w:p>
+        </w:tc>
+      </w:tr>
     </w:tbl>
     <w:p>
       <w:pPr>
@@ -22182,6 +22561,15 @@
           <w:lang w:val="en-US"/>
         </w:rPr>
       </w:pPr>
+      <w:r>
+        <w:rPr>
+          <w:rFonts w:ascii="Arial" w:hAnsi="Arial" w:cs="Arial"/>
+          <w:sz w:val="12"/>
+          <w:szCs w:val="12"/>
+          <w:lang w:val="en-US"/>
+        </w:rPr>
+        <w:t xml:space="preserve"> </w:t>
+      </w:r>
     </w:p>
     <w:p>
       <w:pPr>
@@ -22208,6 +22596,6231 @@
           <w:lang w:val="en-US"/>
         </w:rPr>
       </w:pPr>
+      <w:r>
+        <w:rPr>
+          <w:rFonts w:eastAsia="Times New Roman"/>
+          <w:b/>
+          <w:bCs/>
+          <w:sz w:val="16"/>
+          <w:szCs w:val="16"/>
+          <w:bdr w:val="single" w:sz="4" w:space="0" w:color="auto"/>
+          <w:shd w:val="clear" w:color="auto" w:fill="92D050"/>
+          <w:lang w:val="en-US"/>
+        </w:rPr>
+        <w:t>Cross Validation</w:t>
+      </w:r>
+      <w:r>
+        <w:rPr>
+          <w:rFonts w:eastAsia="Times New Roman"/>
+          <w:b/>
+          <w:bCs/>
+          <w:sz w:val="16"/>
+          <w:szCs w:val="16"/>
+          <w:bdr w:val="single" w:sz="4" w:space="0" w:color="auto"/>
+          <w:shd w:val="clear" w:color="auto" w:fill="92D050"/>
+          <w:lang w:val="en-US"/>
+        </w:rPr>
+        <w:t xml:space="preserve"> </w:t>
+      </w:r>
+      <w:r>
+        <w:rPr>
+          <w:rFonts w:ascii="Arial" w:eastAsia="Times New Roman" w:hAnsi="Arial" w:cs="Arial"/>
+          <w:bCs/>
+          <w:sz w:val="10"/>
+          <w:szCs w:val="10"/>
+          <w:bdr w:val="single" w:sz="4" w:space="0" w:color="auto"/>
+          <w:shd w:val="clear" w:color="auto" w:fill="9CC2E5" w:themeFill="accent5" w:themeFillTint="99"/>
+          <w:lang w:val="en-US"/>
+        </w:rPr>
+        <w:t>repeats train/test split by cv = 10 times</w:t>
+      </w:r>
+      <w:r>
+        <w:rPr>
+          <w:rFonts w:ascii="Arial" w:eastAsia="Times New Roman" w:hAnsi="Arial" w:cs="Arial"/>
+          <w:bCs/>
+          <w:sz w:val="10"/>
+          <w:szCs w:val="10"/>
+          <w:bdr w:val="single" w:sz="4" w:space="0" w:color="auto"/>
+          <w:shd w:val="clear" w:color="auto" w:fill="9CC2E5" w:themeFill="accent5" w:themeFillTint="99"/>
+          <w:lang w:val="en-US"/>
+        </w:rPr>
+        <w:t>,</w:t>
+      </w:r>
+    </w:p>
+    <w:p>
+      <w:pPr>
+        <w:spacing w:line="200" w:lineRule="exact"/>
+        <w:contextualSpacing/>
+        <w:rPr>
+          <w:rFonts w:ascii="Arial" w:hAnsi="Arial" w:cs="Arial"/>
+          <w:sz w:val="12"/>
+          <w:szCs w:val="12"/>
+          <w:lang w:val="en-US"/>
+        </w:rPr>
+      </w:pPr>
+      <w:r>
+        <w:rPr>
+          <w:rFonts w:ascii="Arial" w:hAnsi="Arial" w:cs="Arial"/>
+          <w:sz w:val="12"/>
+          <w:szCs w:val="12"/>
+          <w:lang w:val="en-US"/>
+        </w:rPr>
+        <w:t>f</w:t>
+      </w:r>
+      <w:r>
+        <w:rPr>
+          <w:rFonts w:ascii="Arial" w:hAnsi="Arial" w:cs="Arial"/>
+          <w:sz w:val="12"/>
+          <w:szCs w:val="12"/>
+          <w:lang w:val="en-US"/>
+        </w:rPr>
+        <w:t xml:space="preserve">rom </w:t>
+      </w:r>
+      <w:proofErr w:type="spellStart"/>
+      <w:proofErr w:type="gramStart"/>
+      <w:r>
+        <w:rPr>
+          <w:rFonts w:ascii="Arial" w:hAnsi="Arial" w:cs="Arial"/>
+          <w:sz w:val="12"/>
+          <w:szCs w:val="12"/>
+          <w:lang w:val="en-US"/>
+        </w:rPr>
+        <w:t>sklearn.linear</w:t>
+      </w:r>
+      <w:proofErr w:type="gramEnd"/>
+      <w:r>
+        <w:rPr>
+          <w:rFonts w:ascii="Arial" w:hAnsi="Arial" w:cs="Arial"/>
+          <w:sz w:val="12"/>
+          <w:szCs w:val="12"/>
+          <w:lang w:val="en-US"/>
+        </w:rPr>
+        <w:t>_model</w:t>
+      </w:r>
+      <w:proofErr w:type="spellEnd"/>
+      <w:r>
+        <w:rPr>
+          <w:rFonts w:ascii="Arial" w:hAnsi="Arial" w:cs="Arial"/>
+          <w:sz w:val="12"/>
+          <w:szCs w:val="12"/>
+          <w:lang w:val="en-US"/>
+        </w:rPr>
+        <w:t xml:space="preserve"> import </w:t>
+      </w:r>
+      <w:proofErr w:type="spellStart"/>
+      <w:r>
+        <w:rPr>
+          <w:rFonts w:ascii="Arial" w:hAnsi="Arial" w:cs="Arial"/>
+          <w:sz w:val="12"/>
+          <w:szCs w:val="12"/>
+          <w:lang w:val="en-US"/>
+        </w:rPr>
+        <w:t>LinearRegression</w:t>
+      </w:r>
+      <w:proofErr w:type="spellEnd"/>
+      <w:r>
+        <w:rPr>
+          <w:rFonts w:ascii="Arial" w:hAnsi="Arial" w:cs="Arial"/>
+          <w:sz w:val="12"/>
+          <w:szCs w:val="12"/>
+          <w:lang w:val="en-US"/>
+        </w:rPr>
+        <w:t xml:space="preserve"> | </w:t>
+      </w:r>
+      <w:r>
+        <w:rPr>
+          <w:rFonts w:ascii="Arial" w:hAnsi="Arial" w:cs="Arial"/>
+          <w:sz w:val="12"/>
+          <w:szCs w:val="12"/>
+          <w:lang w:val="en-US"/>
+        </w:rPr>
+        <w:t xml:space="preserve">from </w:t>
+      </w:r>
+      <w:proofErr w:type="spellStart"/>
+      <w:r>
+        <w:rPr>
+          <w:rFonts w:ascii="Arial" w:hAnsi="Arial" w:cs="Arial"/>
+          <w:sz w:val="12"/>
+          <w:szCs w:val="12"/>
+          <w:lang w:val="en-US"/>
+        </w:rPr>
+        <w:t>sklearn.preprocessing</w:t>
+      </w:r>
+      <w:proofErr w:type="spellEnd"/>
+      <w:r>
+        <w:rPr>
+          <w:rFonts w:ascii="Arial" w:hAnsi="Arial" w:cs="Arial"/>
+          <w:sz w:val="12"/>
+          <w:szCs w:val="12"/>
+          <w:lang w:val="en-US"/>
+        </w:rPr>
+        <w:t xml:space="preserve"> import </w:t>
+      </w:r>
+      <w:proofErr w:type="spellStart"/>
+      <w:r>
+        <w:rPr>
+          <w:rFonts w:ascii="Arial" w:hAnsi="Arial" w:cs="Arial"/>
+          <w:sz w:val="12"/>
+          <w:szCs w:val="12"/>
+          <w:lang w:val="en-US"/>
+        </w:rPr>
+        <w:t>PolynomialFeatures</w:t>
+      </w:r>
+      <w:proofErr w:type="spellEnd"/>
+      <w:r>
+        <w:rPr>
+          <w:rFonts w:ascii="Arial" w:hAnsi="Arial" w:cs="Arial"/>
+          <w:sz w:val="12"/>
+          <w:szCs w:val="12"/>
+          <w:lang w:val="en-US"/>
+        </w:rPr>
+        <w:t xml:space="preserve"> | </w:t>
+      </w:r>
+      <w:r>
+        <w:rPr>
+          <w:rFonts w:ascii="Arial" w:hAnsi="Arial" w:cs="Arial"/>
+          <w:sz w:val="12"/>
+          <w:szCs w:val="12"/>
+          <w:lang w:val="en-US"/>
+        </w:rPr>
+        <w:t xml:space="preserve">from </w:t>
+      </w:r>
+      <w:proofErr w:type="spellStart"/>
+      <w:r>
+        <w:rPr>
+          <w:rFonts w:ascii="Arial" w:hAnsi="Arial" w:cs="Arial"/>
+          <w:sz w:val="12"/>
+          <w:szCs w:val="12"/>
+          <w:lang w:val="en-US"/>
+        </w:rPr>
+        <w:t>sklearn.model_selection</w:t>
+      </w:r>
+      <w:proofErr w:type="spellEnd"/>
+      <w:r>
+        <w:rPr>
+          <w:rFonts w:ascii="Arial" w:hAnsi="Arial" w:cs="Arial"/>
+          <w:sz w:val="12"/>
+          <w:szCs w:val="12"/>
+          <w:lang w:val="en-US"/>
+        </w:rPr>
+        <w:t xml:space="preserve"> import </w:t>
+      </w:r>
+      <w:proofErr w:type="spellStart"/>
+      <w:r>
+        <w:rPr>
+          <w:rFonts w:ascii="Arial" w:hAnsi="Arial" w:cs="Arial"/>
+          <w:sz w:val="12"/>
+          <w:szCs w:val="12"/>
+          <w:lang w:val="en-US"/>
+        </w:rPr>
+        <w:t>cross_val_score</w:t>
+      </w:r>
+      <w:proofErr w:type="spellEnd"/>
+      <w:r>
+        <w:rPr>
+          <w:rFonts w:ascii="Arial" w:hAnsi="Arial" w:cs="Arial"/>
+          <w:sz w:val="12"/>
+          <w:szCs w:val="12"/>
+          <w:lang w:val="en-US"/>
+        </w:rPr>
+        <w:t xml:space="preserve">, </w:t>
+      </w:r>
+      <w:proofErr w:type="spellStart"/>
+      <w:r>
+        <w:rPr>
+          <w:rFonts w:ascii="Arial" w:hAnsi="Arial" w:cs="Arial"/>
+          <w:sz w:val="12"/>
+          <w:szCs w:val="12"/>
+          <w:lang w:val="en-US"/>
+        </w:rPr>
+        <w:t>KFold</w:t>
+      </w:r>
+      <w:proofErr w:type="spellEnd"/>
+    </w:p>
+    <w:p>
+      <w:pPr>
+        <w:spacing w:line="200" w:lineRule="exact"/>
+        <w:contextualSpacing/>
+        <w:rPr>
+          <w:rFonts w:ascii="Arial" w:hAnsi="Arial" w:cs="Arial"/>
+          <w:sz w:val="12"/>
+          <w:szCs w:val="12"/>
+          <w:lang w:val="en-US"/>
+        </w:rPr>
+      </w:pPr>
+      <w:r>
+        <w:rPr>
+          <w:rFonts w:ascii="Arial" w:hAnsi="Arial" w:cs="Arial"/>
+          <w:sz w:val="12"/>
+          <w:szCs w:val="12"/>
+          <w:lang w:val="en-US"/>
+        </w:rPr>
+        <w:t xml:space="preserve">df = </w:t>
+      </w:r>
+      <w:proofErr w:type="spellStart"/>
+      <w:proofErr w:type="gramStart"/>
+      <w:r>
+        <w:rPr>
+          <w:rFonts w:ascii="Arial" w:hAnsi="Arial" w:cs="Arial"/>
+          <w:sz w:val="12"/>
+          <w:szCs w:val="12"/>
+          <w:lang w:val="en-US"/>
+        </w:rPr>
+        <w:t>pd.read</w:t>
+      </w:r>
+      <w:proofErr w:type="gramEnd"/>
+      <w:r>
+        <w:rPr>
+          <w:rFonts w:ascii="Arial" w:hAnsi="Arial" w:cs="Arial"/>
+          <w:sz w:val="12"/>
+          <w:szCs w:val="12"/>
+          <w:lang w:val="en-US"/>
+        </w:rPr>
+        <w:t>_csv</w:t>
+      </w:r>
+      <w:proofErr w:type="spellEnd"/>
+      <w:r>
+        <w:rPr>
+          <w:rFonts w:ascii="Arial" w:hAnsi="Arial" w:cs="Arial"/>
+          <w:sz w:val="12"/>
+          <w:szCs w:val="12"/>
+          <w:lang w:val="en-US"/>
+        </w:rPr>
+        <w:t xml:space="preserve">('data/auto.csv', </w:t>
+      </w:r>
+      <w:proofErr w:type="spellStart"/>
+      <w:r>
+        <w:rPr>
+          <w:rFonts w:ascii="Arial" w:hAnsi="Arial" w:cs="Arial"/>
+          <w:sz w:val="12"/>
+          <w:szCs w:val="12"/>
+          <w:lang w:val="en-US"/>
+        </w:rPr>
+        <w:t>na_values</w:t>
+      </w:r>
+      <w:proofErr w:type="spellEnd"/>
+      <w:r>
+        <w:rPr>
+          <w:rFonts w:ascii="Arial" w:hAnsi="Arial" w:cs="Arial"/>
+          <w:sz w:val="12"/>
+          <w:szCs w:val="12"/>
+          <w:lang w:val="en-US"/>
+        </w:rPr>
+        <w:t>='?').</w:t>
+      </w:r>
+      <w:proofErr w:type="spellStart"/>
+      <w:r>
+        <w:rPr>
+          <w:rFonts w:ascii="Arial" w:hAnsi="Arial" w:cs="Arial"/>
+          <w:sz w:val="12"/>
+          <w:szCs w:val="12"/>
+          <w:lang w:val="en-US"/>
+        </w:rPr>
+        <w:t>dropna</w:t>
+      </w:r>
+      <w:proofErr w:type="spellEnd"/>
+      <w:r>
+        <w:rPr>
+          <w:rFonts w:ascii="Arial" w:hAnsi="Arial" w:cs="Arial"/>
+          <w:sz w:val="12"/>
+          <w:szCs w:val="12"/>
+          <w:lang w:val="en-US"/>
+        </w:rPr>
+        <w:t>()</w:t>
+      </w:r>
+    </w:p>
+    <w:p>
+      <w:pPr>
+        <w:spacing w:line="200" w:lineRule="exact"/>
+        <w:contextualSpacing/>
+        <w:rPr>
+          <w:rFonts w:ascii="Arial" w:hAnsi="Arial" w:cs="Arial"/>
+          <w:sz w:val="12"/>
+          <w:szCs w:val="12"/>
+          <w:lang w:val="en-US"/>
+        </w:rPr>
+      </w:pPr>
+      <w:r>
+        <w:rPr>
+          <w:rFonts w:ascii="Arial" w:hAnsi="Arial" w:cs="Arial"/>
+          <w:sz w:val="12"/>
+          <w:szCs w:val="12"/>
+          <w:lang w:val="en-US"/>
+        </w:rPr>
+        <w:t>X = df[['horsepower']</w:t>
+      </w:r>
+      <w:proofErr w:type="gramStart"/>
+      <w:r>
+        <w:rPr>
+          <w:rFonts w:ascii="Arial" w:hAnsi="Arial" w:cs="Arial"/>
+          <w:sz w:val="12"/>
+          <w:szCs w:val="12"/>
+          <w:lang w:val="en-US"/>
+        </w:rPr>
+        <w:t>].values</w:t>
+      </w:r>
+      <w:proofErr w:type="gramEnd"/>
+      <w:r>
+        <w:rPr>
+          <w:rFonts w:ascii="Arial" w:hAnsi="Arial" w:cs="Arial"/>
+          <w:sz w:val="12"/>
+          <w:szCs w:val="12"/>
+          <w:lang w:val="en-US"/>
+        </w:rPr>
+        <w:t xml:space="preserve">  |   </w:t>
+      </w:r>
+      <w:r>
+        <w:rPr>
+          <w:rFonts w:ascii="Arial" w:hAnsi="Arial" w:cs="Arial"/>
+          <w:sz w:val="12"/>
+          <w:szCs w:val="12"/>
+          <w:lang w:val="en-US"/>
+        </w:rPr>
+        <w:t>y = df['mpg'].values</w:t>
+      </w:r>
+    </w:p>
+    <w:p>
+      <w:pPr>
+        <w:spacing w:line="200" w:lineRule="exact"/>
+        <w:contextualSpacing/>
+        <w:rPr>
+          <w:rFonts w:ascii="Arial" w:hAnsi="Arial" w:cs="Arial"/>
+          <w:sz w:val="12"/>
+          <w:szCs w:val="12"/>
+          <w:lang w:val="en-US"/>
+        </w:rPr>
+      </w:pPr>
+      <w:proofErr w:type="spellStart"/>
+      <w:r>
+        <w:rPr>
+          <w:rFonts w:ascii="Arial" w:hAnsi="Arial" w:cs="Arial"/>
+          <w:sz w:val="12"/>
+          <w:szCs w:val="12"/>
+          <w:lang w:val="en-US"/>
+        </w:rPr>
+        <w:t>lr</w:t>
+      </w:r>
+      <w:proofErr w:type="spellEnd"/>
+      <w:r>
+        <w:rPr>
+          <w:rFonts w:ascii="Arial" w:hAnsi="Arial" w:cs="Arial"/>
+          <w:sz w:val="12"/>
+          <w:szCs w:val="12"/>
+          <w:lang w:val="en-US"/>
+        </w:rPr>
+        <w:t xml:space="preserve"> = </w:t>
+      </w:r>
+      <w:proofErr w:type="spellStart"/>
+      <w:proofErr w:type="gramStart"/>
+      <w:r>
+        <w:rPr>
+          <w:rFonts w:ascii="Arial" w:hAnsi="Arial" w:cs="Arial"/>
+          <w:sz w:val="12"/>
+          <w:szCs w:val="12"/>
+          <w:lang w:val="en-US"/>
+        </w:rPr>
+        <w:t>LinearRegression</w:t>
+      </w:r>
+      <w:proofErr w:type="spellEnd"/>
+      <w:r>
+        <w:rPr>
+          <w:rFonts w:ascii="Arial" w:hAnsi="Arial" w:cs="Arial"/>
+          <w:sz w:val="12"/>
+          <w:szCs w:val="12"/>
+          <w:lang w:val="en-US"/>
+        </w:rPr>
+        <w:t>(</w:t>
+      </w:r>
+      <w:proofErr w:type="gramEnd"/>
+      <w:r>
+        <w:rPr>
+          <w:rFonts w:ascii="Arial" w:hAnsi="Arial" w:cs="Arial"/>
+          <w:sz w:val="12"/>
+          <w:szCs w:val="12"/>
+          <w:lang w:val="en-US"/>
+        </w:rPr>
+        <w:t xml:space="preserve">)for label, cv in [('LOOCV', </w:t>
+      </w:r>
+      <w:proofErr w:type="spellStart"/>
+      <w:r>
+        <w:rPr>
+          <w:rFonts w:ascii="Arial" w:hAnsi="Arial" w:cs="Arial"/>
+          <w:sz w:val="12"/>
+          <w:szCs w:val="12"/>
+          <w:lang w:val="en-US"/>
+        </w:rPr>
+        <w:t>KFold</w:t>
+      </w:r>
+      <w:proofErr w:type="spellEnd"/>
+      <w:r>
+        <w:rPr>
+          <w:rFonts w:ascii="Arial" w:hAnsi="Arial" w:cs="Arial"/>
+          <w:sz w:val="12"/>
+          <w:szCs w:val="12"/>
+          <w:lang w:val="en-US"/>
+        </w:rPr>
+        <w:t>(</w:t>
+      </w:r>
+      <w:proofErr w:type="spellStart"/>
+      <w:r>
+        <w:rPr>
+          <w:rFonts w:ascii="Arial" w:hAnsi="Arial" w:cs="Arial"/>
+          <w:sz w:val="12"/>
+          <w:szCs w:val="12"/>
+          <w:lang w:val="en-US"/>
+        </w:rPr>
+        <w:t>n_splits</w:t>
+      </w:r>
+      <w:proofErr w:type="spellEnd"/>
+      <w:r>
+        <w:rPr>
+          <w:rFonts w:ascii="Arial" w:hAnsi="Arial" w:cs="Arial"/>
+          <w:sz w:val="12"/>
+          <w:szCs w:val="12"/>
+          <w:lang w:val="en-US"/>
+        </w:rPr>
+        <w:t>=</w:t>
+      </w:r>
+      <w:proofErr w:type="spellStart"/>
+      <w:r>
+        <w:rPr>
+          <w:rFonts w:ascii="Arial" w:hAnsi="Arial" w:cs="Arial"/>
+          <w:sz w:val="12"/>
+          <w:szCs w:val="12"/>
+          <w:lang w:val="en-US"/>
+        </w:rPr>
+        <w:t>len</w:t>
+      </w:r>
+      <w:proofErr w:type="spellEnd"/>
+      <w:r>
+        <w:rPr>
+          <w:rFonts w:ascii="Arial" w:hAnsi="Arial" w:cs="Arial"/>
+          <w:sz w:val="12"/>
+          <w:szCs w:val="12"/>
+          <w:lang w:val="en-US"/>
+        </w:rPr>
+        <w:t>(X))),</w:t>
+      </w:r>
+    </w:p>
+    <w:p>
+      <w:pPr>
+        <w:spacing w:line="200" w:lineRule="exact"/>
+        <w:contextualSpacing/>
+        <w:rPr>
+          <w:rFonts w:ascii="Arial" w:hAnsi="Arial" w:cs="Arial"/>
+          <w:sz w:val="12"/>
+          <w:szCs w:val="12"/>
+          <w:lang w:val="en-US"/>
+        </w:rPr>
+      </w:pPr>
+      <w:r>
+        <w:rPr>
+          <w:rFonts w:ascii="Arial" w:hAnsi="Arial" w:cs="Arial"/>
+          <w:sz w:val="12"/>
+          <w:szCs w:val="12"/>
+          <w:lang w:val="en-US"/>
+        </w:rPr>
+        <w:t xml:space="preserve">                  ('10-Fold', </w:t>
+      </w:r>
+      <w:proofErr w:type="spellStart"/>
+      <w:proofErr w:type="gramStart"/>
+      <w:r>
+        <w:rPr>
+          <w:rFonts w:ascii="Arial" w:hAnsi="Arial" w:cs="Arial"/>
+          <w:sz w:val="12"/>
+          <w:szCs w:val="12"/>
+          <w:lang w:val="en-US"/>
+        </w:rPr>
+        <w:t>KFold</w:t>
+      </w:r>
+      <w:proofErr w:type="spellEnd"/>
+      <w:r>
+        <w:rPr>
+          <w:rFonts w:ascii="Arial" w:hAnsi="Arial" w:cs="Arial"/>
+          <w:sz w:val="12"/>
+          <w:szCs w:val="12"/>
+          <w:lang w:val="en-US"/>
+        </w:rPr>
+        <w:t>(</w:t>
+      </w:r>
+      <w:proofErr w:type="spellStart"/>
+      <w:proofErr w:type="gramEnd"/>
+      <w:r>
+        <w:rPr>
+          <w:rFonts w:ascii="Arial" w:hAnsi="Arial" w:cs="Arial"/>
+          <w:sz w:val="12"/>
+          <w:szCs w:val="12"/>
+          <w:lang w:val="en-US"/>
+        </w:rPr>
+        <w:t>n_splits</w:t>
+      </w:r>
+      <w:proofErr w:type="spellEnd"/>
+      <w:r>
+        <w:rPr>
+          <w:rFonts w:ascii="Arial" w:hAnsi="Arial" w:cs="Arial"/>
+          <w:sz w:val="12"/>
+          <w:szCs w:val="12"/>
+          <w:lang w:val="en-US"/>
+        </w:rPr>
+        <w:t xml:space="preserve">=10, shuffle=True, </w:t>
+      </w:r>
+      <w:proofErr w:type="spellStart"/>
+      <w:r>
+        <w:rPr>
+          <w:rFonts w:ascii="Arial" w:hAnsi="Arial" w:cs="Arial"/>
+          <w:sz w:val="12"/>
+          <w:szCs w:val="12"/>
+          <w:lang w:val="en-US"/>
+        </w:rPr>
+        <w:t>random_state</w:t>
+      </w:r>
+      <w:proofErr w:type="spellEnd"/>
+      <w:r>
+        <w:rPr>
+          <w:rFonts w:ascii="Arial" w:hAnsi="Arial" w:cs="Arial"/>
+          <w:sz w:val="12"/>
+          <w:szCs w:val="12"/>
+          <w:lang w:val="en-US"/>
+        </w:rPr>
+        <w:t>=1))]:</w:t>
+      </w:r>
+    </w:p>
+    <w:p>
+      <w:pPr>
+        <w:spacing w:line="200" w:lineRule="exact"/>
+        <w:contextualSpacing/>
+        <w:rPr>
+          <w:rFonts w:ascii="Arial" w:hAnsi="Arial" w:cs="Arial"/>
+          <w:sz w:val="12"/>
+          <w:szCs w:val="12"/>
+          <w:lang w:val="en-US"/>
+        </w:rPr>
+      </w:pPr>
+      <w:r>
+        <w:rPr>
+          <w:rFonts w:ascii="Arial" w:hAnsi="Arial" w:cs="Arial"/>
+          <w:sz w:val="12"/>
+          <w:szCs w:val="12"/>
+          <w:lang w:val="en-US"/>
+        </w:rPr>
+        <w:t xml:space="preserve">    </w:t>
+      </w:r>
+      <w:proofErr w:type="gramStart"/>
+      <w:r>
+        <w:rPr>
+          <w:rFonts w:ascii="Arial" w:hAnsi="Arial" w:cs="Arial"/>
+          <w:sz w:val="12"/>
+          <w:szCs w:val="12"/>
+          <w:lang w:val="en-US"/>
+        </w:rPr>
+        <w:t>print(</w:t>
+      </w:r>
+      <w:proofErr w:type="gramEnd"/>
+      <w:r>
+        <w:rPr>
+          <w:rFonts w:ascii="Arial" w:hAnsi="Arial" w:cs="Arial"/>
+          <w:sz w:val="12"/>
+          <w:szCs w:val="12"/>
+          <w:lang w:val="en-US"/>
+        </w:rPr>
+        <w:t>f"\n--- {label} ---")</w:t>
+      </w:r>
+    </w:p>
+    <w:p>
+      <w:pPr>
+        <w:spacing w:line="200" w:lineRule="exact"/>
+        <w:contextualSpacing/>
+        <w:rPr>
+          <w:rFonts w:ascii="Arial" w:hAnsi="Arial" w:cs="Arial"/>
+          <w:sz w:val="12"/>
+          <w:szCs w:val="12"/>
+          <w:lang w:val="en-US"/>
+        </w:rPr>
+      </w:pPr>
+      <w:r>
+        <w:rPr>
+          <w:rFonts w:ascii="Arial" w:hAnsi="Arial" w:cs="Arial"/>
+          <w:sz w:val="12"/>
+          <w:szCs w:val="12"/>
+          <w:lang w:val="en-US"/>
+        </w:rPr>
+        <w:t xml:space="preserve">    for degree in [1, 2]:</w:t>
+      </w:r>
+    </w:p>
+    <w:p>
+      <w:pPr>
+        <w:spacing w:line="200" w:lineRule="exact"/>
+        <w:contextualSpacing/>
+        <w:rPr>
+          <w:rFonts w:ascii="Arial" w:hAnsi="Arial" w:cs="Arial"/>
+          <w:sz w:val="12"/>
+          <w:szCs w:val="12"/>
+          <w:lang w:val="en-US"/>
+        </w:rPr>
+      </w:pPr>
+      <w:r>
+        <w:rPr>
+          <w:rFonts w:ascii="Arial" w:hAnsi="Arial" w:cs="Arial"/>
+          <w:sz w:val="12"/>
+          <w:szCs w:val="12"/>
+          <w:lang w:val="en-US"/>
+        </w:rPr>
+        <w:t xml:space="preserve">        poly = </w:t>
+      </w:r>
+      <w:proofErr w:type="spellStart"/>
+      <w:r>
+        <w:rPr>
+          <w:rFonts w:ascii="Arial" w:hAnsi="Arial" w:cs="Arial"/>
+          <w:sz w:val="12"/>
+          <w:szCs w:val="12"/>
+          <w:lang w:val="en-US"/>
+        </w:rPr>
+        <w:t>PolynomialFeatures</w:t>
+      </w:r>
+      <w:proofErr w:type="spellEnd"/>
+      <w:r>
+        <w:rPr>
+          <w:rFonts w:ascii="Arial" w:hAnsi="Arial" w:cs="Arial"/>
+          <w:sz w:val="12"/>
+          <w:szCs w:val="12"/>
+          <w:lang w:val="en-US"/>
+        </w:rPr>
+        <w:t>(degree=degree)</w:t>
+      </w:r>
+    </w:p>
+    <w:p>
+      <w:pPr>
+        <w:spacing w:line="200" w:lineRule="exact"/>
+        <w:contextualSpacing/>
+        <w:rPr>
+          <w:rFonts w:ascii="Arial" w:hAnsi="Arial" w:cs="Arial"/>
+          <w:sz w:val="12"/>
+          <w:szCs w:val="12"/>
+          <w:lang w:val="en-US"/>
+        </w:rPr>
+      </w:pPr>
+      <w:r>
+        <w:rPr>
+          <w:rFonts w:ascii="Arial" w:hAnsi="Arial" w:cs="Arial"/>
+          <w:sz w:val="12"/>
+          <w:szCs w:val="12"/>
+          <w:lang w:val="en-US"/>
+        </w:rPr>
+        <w:t xml:space="preserve">        </w:t>
+      </w:r>
+      <w:proofErr w:type="spellStart"/>
+      <w:r>
+        <w:rPr>
+          <w:rFonts w:ascii="Arial" w:hAnsi="Arial" w:cs="Arial"/>
+          <w:sz w:val="12"/>
+          <w:szCs w:val="12"/>
+          <w:lang w:val="en-US"/>
+        </w:rPr>
+        <w:t>X_p</w:t>
+      </w:r>
+      <w:proofErr w:type="spellEnd"/>
+      <w:r>
+        <w:rPr>
+          <w:rFonts w:ascii="Arial" w:hAnsi="Arial" w:cs="Arial"/>
+          <w:sz w:val="12"/>
+          <w:szCs w:val="12"/>
+          <w:lang w:val="en-US"/>
+        </w:rPr>
+        <w:t xml:space="preserve"> = </w:t>
+      </w:r>
+      <w:proofErr w:type="spellStart"/>
+      <w:r>
+        <w:rPr>
+          <w:rFonts w:ascii="Arial" w:hAnsi="Arial" w:cs="Arial"/>
+          <w:sz w:val="12"/>
+          <w:szCs w:val="12"/>
+          <w:lang w:val="en-US"/>
+        </w:rPr>
+        <w:t>poly.fit_transform</w:t>
+      </w:r>
+      <w:proofErr w:type="spellEnd"/>
+      <w:r>
+        <w:rPr>
+          <w:rFonts w:ascii="Arial" w:hAnsi="Arial" w:cs="Arial"/>
+          <w:sz w:val="12"/>
+          <w:szCs w:val="12"/>
+          <w:lang w:val="en-US"/>
+        </w:rPr>
+        <w:t>(X)</w:t>
+      </w:r>
+    </w:p>
+    <w:p>
+      <w:pPr>
+        <w:spacing w:line="200" w:lineRule="exact"/>
+        <w:contextualSpacing/>
+        <w:rPr>
+          <w:rFonts w:ascii="Arial" w:hAnsi="Arial" w:cs="Arial"/>
+          <w:sz w:val="12"/>
+          <w:szCs w:val="12"/>
+          <w:lang w:val="en-US"/>
+        </w:rPr>
+      </w:pPr>
+      <w:r>
+        <w:rPr>
+          <w:rFonts w:ascii="Arial" w:hAnsi="Arial" w:cs="Arial"/>
+          <w:sz w:val="12"/>
+          <w:szCs w:val="12"/>
+          <w:lang w:val="en-US"/>
+        </w:rPr>
+        <w:t xml:space="preserve">        scores = </w:t>
+      </w:r>
+      <w:proofErr w:type="spellStart"/>
+      <w:r>
+        <w:rPr>
+          <w:rFonts w:ascii="Arial" w:hAnsi="Arial" w:cs="Arial"/>
+          <w:sz w:val="12"/>
+          <w:szCs w:val="12"/>
+          <w:lang w:val="en-US"/>
+        </w:rPr>
+        <w:t>cross_val_</w:t>
+      </w:r>
+      <w:proofErr w:type="gramStart"/>
+      <w:r>
+        <w:rPr>
+          <w:rFonts w:ascii="Arial" w:hAnsi="Arial" w:cs="Arial"/>
+          <w:sz w:val="12"/>
+          <w:szCs w:val="12"/>
+          <w:lang w:val="en-US"/>
+        </w:rPr>
+        <w:t>score</w:t>
+      </w:r>
+      <w:proofErr w:type="spellEnd"/>
+      <w:r>
+        <w:rPr>
+          <w:rFonts w:ascii="Arial" w:hAnsi="Arial" w:cs="Arial"/>
+          <w:sz w:val="12"/>
+          <w:szCs w:val="12"/>
+          <w:lang w:val="en-US"/>
+        </w:rPr>
+        <w:t>(</w:t>
+      </w:r>
+      <w:proofErr w:type="spellStart"/>
+      <w:proofErr w:type="gramEnd"/>
+      <w:r>
+        <w:rPr>
+          <w:rFonts w:ascii="Arial" w:hAnsi="Arial" w:cs="Arial"/>
+          <w:sz w:val="12"/>
+          <w:szCs w:val="12"/>
+          <w:lang w:val="en-US"/>
+        </w:rPr>
+        <w:t>lr</w:t>
+      </w:r>
+      <w:proofErr w:type="spellEnd"/>
+      <w:r>
+        <w:rPr>
+          <w:rFonts w:ascii="Arial" w:hAnsi="Arial" w:cs="Arial"/>
+          <w:sz w:val="12"/>
+          <w:szCs w:val="12"/>
+          <w:lang w:val="en-US"/>
+        </w:rPr>
+        <w:t xml:space="preserve">, </w:t>
+      </w:r>
+      <w:proofErr w:type="spellStart"/>
+      <w:r>
+        <w:rPr>
+          <w:rFonts w:ascii="Arial" w:hAnsi="Arial" w:cs="Arial"/>
+          <w:sz w:val="12"/>
+          <w:szCs w:val="12"/>
+          <w:lang w:val="en-US"/>
+        </w:rPr>
+        <w:t>X_p</w:t>
+      </w:r>
+      <w:proofErr w:type="spellEnd"/>
+      <w:r>
+        <w:rPr>
+          <w:rFonts w:ascii="Arial" w:hAnsi="Arial" w:cs="Arial"/>
+          <w:sz w:val="12"/>
+          <w:szCs w:val="12"/>
+          <w:lang w:val="en-US"/>
+        </w:rPr>
+        <w:t>, y, cv=cv, scoring='</w:t>
+      </w:r>
+      <w:proofErr w:type="spellStart"/>
+      <w:r>
+        <w:rPr>
+          <w:rFonts w:ascii="Arial" w:hAnsi="Arial" w:cs="Arial"/>
+          <w:sz w:val="12"/>
+          <w:szCs w:val="12"/>
+          <w:lang w:val="en-US"/>
+        </w:rPr>
+        <w:t>neg_mean_squared_error</w:t>
+      </w:r>
+      <w:proofErr w:type="spellEnd"/>
+      <w:r>
+        <w:rPr>
+          <w:rFonts w:ascii="Arial" w:hAnsi="Arial" w:cs="Arial"/>
+          <w:sz w:val="12"/>
+          <w:szCs w:val="12"/>
+          <w:lang w:val="en-US"/>
+        </w:rPr>
+        <w:t>')</w:t>
+      </w:r>
+    </w:p>
+    <w:p>
+      <w:pPr>
+        <w:spacing w:line="200" w:lineRule="exact"/>
+        <w:contextualSpacing/>
+        <w:rPr>
+          <w:rFonts w:ascii="Arial" w:hAnsi="Arial" w:cs="Arial"/>
+          <w:sz w:val="12"/>
+          <w:szCs w:val="12"/>
+          <w:lang w:val="en-US"/>
+        </w:rPr>
+      </w:pPr>
+      <w:r>
+        <w:rPr>
+          <w:rFonts w:ascii="Arial" w:hAnsi="Arial" w:cs="Arial"/>
+          <w:sz w:val="12"/>
+          <w:szCs w:val="12"/>
+          <w:lang w:val="en-US"/>
+        </w:rPr>
+        <w:t xml:space="preserve">        </w:t>
+      </w:r>
+      <w:proofErr w:type="gramStart"/>
+      <w:r>
+        <w:rPr>
+          <w:rFonts w:ascii="Arial" w:hAnsi="Arial" w:cs="Arial"/>
+          <w:sz w:val="12"/>
+          <w:szCs w:val="12"/>
+          <w:lang w:val="en-US"/>
+        </w:rPr>
+        <w:t>print(</w:t>
+      </w:r>
+      <w:proofErr w:type="gramEnd"/>
+      <w:r>
+        <w:rPr>
+          <w:rFonts w:ascii="Arial" w:hAnsi="Arial" w:cs="Arial"/>
+          <w:sz w:val="12"/>
+          <w:szCs w:val="12"/>
+          <w:lang w:val="en-US"/>
+        </w:rPr>
+        <w:t>f"  Degree {degree}: MSE = {-</w:t>
+      </w:r>
+      <w:proofErr w:type="spellStart"/>
+      <w:r>
+        <w:rPr>
+          <w:rFonts w:ascii="Arial" w:hAnsi="Arial" w:cs="Arial"/>
+          <w:sz w:val="12"/>
+          <w:szCs w:val="12"/>
+          <w:lang w:val="en-US"/>
+        </w:rPr>
+        <w:t>scores.mean</w:t>
+      </w:r>
+      <w:proofErr w:type="spellEnd"/>
+      <w:r>
+        <w:rPr>
+          <w:rFonts w:ascii="Arial" w:hAnsi="Arial" w:cs="Arial"/>
+          <w:sz w:val="12"/>
+          <w:szCs w:val="12"/>
+          <w:lang w:val="en-US"/>
+        </w:rPr>
+        <w:t>():.2f}")</w:t>
+      </w:r>
+    </w:p>
+    <w:p>
+      <w:pPr>
+        <w:spacing w:line="200" w:lineRule="exact"/>
+        <w:contextualSpacing/>
+        <w:rPr>
+          <w:rFonts w:ascii="Arial" w:hAnsi="Arial" w:cs="Arial"/>
+          <w:sz w:val="12"/>
+          <w:szCs w:val="12"/>
+          <w:lang w:val="en-US"/>
+        </w:rPr>
+      </w:pPr>
+      <w:proofErr w:type="spellStart"/>
+      <w:r>
+        <w:rPr>
+          <w:rFonts w:eastAsia="Times New Roman"/>
+          <w:b/>
+          <w:bCs/>
+          <w:sz w:val="16"/>
+          <w:szCs w:val="16"/>
+          <w:bdr w:val="single" w:sz="4" w:space="0" w:color="auto"/>
+          <w:shd w:val="clear" w:color="auto" w:fill="92D050"/>
+          <w:lang w:val="en-US"/>
+        </w:rPr>
+        <w:t>Bootstrap</w:t>
+      </w:r>
+      <w:r>
+        <w:rPr>
+          <w:rFonts w:ascii="Arial" w:eastAsia="Times New Roman" w:hAnsi="Arial" w:cs="Arial"/>
+          <w:bCs/>
+          <w:sz w:val="10"/>
+          <w:szCs w:val="10"/>
+          <w:bdr w:val="single" w:sz="4" w:space="0" w:color="auto"/>
+          <w:shd w:val="clear" w:color="auto" w:fill="9CC2E5" w:themeFill="accent5" w:themeFillTint="99"/>
+          <w:lang w:val="en-US"/>
+        </w:rPr>
+        <w:t>l</w:t>
+      </w:r>
+      <w:r>
+        <w:rPr>
+          <w:rFonts w:ascii="Arial" w:eastAsia="Times New Roman" w:hAnsi="Arial" w:cs="Arial"/>
+          <w:bCs/>
+          <w:sz w:val="10"/>
+          <w:szCs w:val="10"/>
+          <w:bdr w:val="single" w:sz="4" w:space="0" w:color="auto"/>
+          <w:shd w:val="clear" w:color="auto" w:fill="9CC2E5" w:themeFill="accent5" w:themeFillTint="99"/>
+          <w:lang w:val="en-US"/>
+        </w:rPr>
+        <w:t>ogistic</w:t>
+      </w:r>
+      <w:proofErr w:type="spellEnd"/>
+      <w:r>
+        <w:rPr>
+          <w:rFonts w:ascii="Arial" w:eastAsia="Times New Roman" w:hAnsi="Arial" w:cs="Arial"/>
+          <w:bCs/>
+          <w:sz w:val="10"/>
+          <w:szCs w:val="10"/>
+          <w:bdr w:val="single" w:sz="4" w:space="0" w:color="auto"/>
+          <w:shd w:val="clear" w:color="auto" w:fill="9CC2E5" w:themeFill="accent5" w:themeFillTint="99"/>
+          <w:lang w:val="en-US"/>
+        </w:rPr>
+        <w:t xml:space="preserve"> regression with </w:t>
+      </w:r>
+      <w:r>
+        <w:rPr>
+          <w:rFonts w:ascii="Arial" w:eastAsia="Times New Roman" w:hAnsi="Arial" w:cs="Arial"/>
+          <w:bCs/>
+          <w:sz w:val="10"/>
+          <w:szCs w:val="10"/>
+          <w:bdr w:val="single" w:sz="4" w:space="0" w:color="auto"/>
+          <w:shd w:val="clear" w:color="auto" w:fill="9CC2E5" w:themeFill="accent5" w:themeFillTint="99"/>
+          <w:lang w:val="en-US"/>
+        </w:rPr>
+        <w:t>bootstrap</w:t>
+      </w:r>
+      <w:proofErr w:type="gramStart"/>
+      <w:r>
+        <w:rPr>
+          <w:rFonts w:ascii="Arial" w:eastAsia="Times New Roman" w:hAnsi="Arial" w:cs="Arial"/>
+          <w:bCs/>
+          <w:sz w:val="10"/>
+          <w:szCs w:val="10"/>
+          <w:bdr w:val="single" w:sz="4" w:space="0" w:color="auto"/>
+          <w:shd w:val="clear" w:color="auto" w:fill="9CC2E5" w:themeFill="accent5" w:themeFillTint="99"/>
+          <w:lang w:val="en-US"/>
+        </w:rPr>
+        <w:t xml:space="preserve">. </w:t>
+      </w:r>
+      <w:proofErr w:type="gramEnd"/>
+      <w:r>
+        <w:rPr>
+          <w:rFonts w:ascii="Arial" w:eastAsia="Times New Roman" w:hAnsi="Arial" w:cs="Arial"/>
+          <w:bCs/>
+          <w:sz w:val="10"/>
+          <w:szCs w:val="10"/>
+          <w:bdr w:val="single" w:sz="4" w:space="0" w:color="auto"/>
+          <w:shd w:val="clear" w:color="auto" w:fill="9CC2E5" w:themeFill="accent5" w:themeFillTint="99"/>
+          <w:lang w:val="en-US"/>
+        </w:rPr>
+        <w:t>Sampling with replacement</w:t>
+      </w:r>
+      <w:proofErr w:type="gramStart"/>
+      <w:r>
+        <w:rPr>
+          <w:rFonts w:ascii="Arial" w:eastAsia="Times New Roman" w:hAnsi="Arial" w:cs="Arial"/>
+          <w:bCs/>
+          <w:sz w:val="10"/>
+          <w:szCs w:val="10"/>
+          <w:bdr w:val="single" w:sz="4" w:space="0" w:color="auto"/>
+          <w:shd w:val="clear" w:color="auto" w:fill="9CC2E5" w:themeFill="accent5" w:themeFillTint="99"/>
+          <w:lang w:val="en-US"/>
+        </w:rPr>
+        <w:t xml:space="preserve">. </w:t>
+      </w:r>
+      <w:proofErr w:type="gramEnd"/>
+      <w:r>
+        <w:rPr>
+          <w:rFonts w:ascii="Arial" w:eastAsia="Times New Roman" w:hAnsi="Arial" w:cs="Arial"/>
+          <w:bCs/>
+          <w:sz w:val="10"/>
+          <w:szCs w:val="10"/>
+          <w:bdr w:val="single" w:sz="4" w:space="0" w:color="auto"/>
+          <w:shd w:val="clear" w:color="auto" w:fill="9CC2E5" w:themeFill="accent5" w:themeFillTint="99"/>
+          <w:lang w:val="en-US"/>
+        </w:rPr>
+        <w:t>~36% will not get picked</w:t>
+      </w:r>
+      <w:r>
+        <w:rPr>
+          <w:rFonts w:ascii="Arial" w:eastAsia="Times New Roman" w:hAnsi="Arial" w:cs="Arial"/>
+          <w:bCs/>
+          <w:sz w:val="10"/>
+          <w:szCs w:val="10"/>
+          <w:bdr w:val="single" w:sz="4" w:space="0" w:color="auto"/>
+          <w:shd w:val="clear" w:color="auto" w:fill="9CC2E5" w:themeFill="accent5" w:themeFillTint="99"/>
+          <w:lang w:val="en-US"/>
+        </w:rPr>
+        <w:t>,</w:t>
+      </w:r>
+      <w:r>
+        <w:rPr>
+          <w:rFonts w:ascii="Arial" w:eastAsia="Times New Roman" w:hAnsi="Arial" w:cs="Arial"/>
+          <w:bCs/>
+          <w:sz w:val="10"/>
+          <w:szCs w:val="10"/>
+          <w:bdr w:val="single" w:sz="4" w:space="0" w:color="auto"/>
+          <w:shd w:val="clear" w:color="auto" w:fill="9CC2E5" w:themeFill="accent5" w:themeFillTint="99"/>
+          <w:lang w:val="en-US"/>
+        </w:rPr>
+        <w:t xml:space="preserve"> </w:t>
+      </w:r>
+    </w:p>
+    <w:p>
+      <w:pPr>
+        <w:spacing w:line="200" w:lineRule="exact"/>
+        <w:contextualSpacing/>
+        <w:rPr>
+          <w:rFonts w:ascii="Arial" w:hAnsi="Arial" w:cs="Arial"/>
+          <w:sz w:val="12"/>
+          <w:szCs w:val="12"/>
+          <w:lang w:val="en-US"/>
+        </w:rPr>
+      </w:pPr>
+      <w:r>
+        <w:rPr>
+          <w:rFonts w:ascii="Arial" w:hAnsi="Arial" w:cs="Arial"/>
+          <w:sz w:val="12"/>
+          <w:szCs w:val="12"/>
+          <w:lang w:val="en-US"/>
+        </w:rPr>
+        <w:t xml:space="preserve">import </w:t>
+      </w:r>
+      <w:proofErr w:type="spellStart"/>
+      <w:r>
+        <w:rPr>
+          <w:rFonts w:ascii="Arial" w:hAnsi="Arial" w:cs="Arial"/>
+          <w:sz w:val="12"/>
+          <w:szCs w:val="12"/>
+          <w:lang w:val="en-US"/>
+        </w:rPr>
+        <w:t>statsmodels.formula.api</w:t>
+      </w:r>
+      <w:proofErr w:type="spellEnd"/>
+      <w:r>
+        <w:rPr>
+          <w:rFonts w:ascii="Arial" w:hAnsi="Arial" w:cs="Arial"/>
+          <w:sz w:val="12"/>
+          <w:szCs w:val="12"/>
+          <w:lang w:val="en-US"/>
+        </w:rPr>
+        <w:t xml:space="preserve"> as </w:t>
+      </w:r>
+      <w:proofErr w:type="spellStart"/>
+      <w:r>
+        <w:rPr>
+          <w:rFonts w:ascii="Arial" w:hAnsi="Arial" w:cs="Arial"/>
+          <w:sz w:val="12"/>
+          <w:szCs w:val="12"/>
+          <w:lang w:val="en-US"/>
+        </w:rPr>
+        <w:t>smf</w:t>
+      </w:r>
+      <w:proofErr w:type="spellEnd"/>
+    </w:p>
+    <w:p>
+      <w:pPr>
+        <w:spacing w:line="200" w:lineRule="exact"/>
+        <w:contextualSpacing/>
+        <w:rPr>
+          <w:rFonts w:ascii="Arial" w:hAnsi="Arial" w:cs="Arial"/>
+          <w:sz w:val="12"/>
+          <w:szCs w:val="12"/>
+          <w:lang w:val="en-US"/>
+        </w:rPr>
+      </w:pPr>
+      <w:r>
+        <w:rPr>
+          <w:rFonts w:ascii="Arial" w:hAnsi="Arial" w:cs="Arial"/>
+          <w:sz w:val="12"/>
+          <w:szCs w:val="12"/>
+          <w:lang w:val="en-US"/>
+        </w:rPr>
+        <w:t xml:space="preserve">df = </w:t>
+      </w:r>
+      <w:proofErr w:type="spellStart"/>
+      <w:proofErr w:type="gramStart"/>
+      <w:r>
+        <w:rPr>
+          <w:rFonts w:ascii="Arial" w:hAnsi="Arial" w:cs="Arial"/>
+          <w:sz w:val="12"/>
+          <w:szCs w:val="12"/>
+          <w:lang w:val="en-US"/>
+        </w:rPr>
+        <w:t>pd.read</w:t>
+      </w:r>
+      <w:proofErr w:type="gramEnd"/>
+      <w:r>
+        <w:rPr>
+          <w:rFonts w:ascii="Arial" w:hAnsi="Arial" w:cs="Arial"/>
+          <w:sz w:val="12"/>
+          <w:szCs w:val="12"/>
+          <w:lang w:val="en-US"/>
+        </w:rPr>
+        <w:t>_csv</w:t>
+      </w:r>
+      <w:proofErr w:type="spellEnd"/>
+      <w:r>
+        <w:rPr>
+          <w:rFonts w:ascii="Arial" w:hAnsi="Arial" w:cs="Arial"/>
+          <w:sz w:val="12"/>
+          <w:szCs w:val="12"/>
+          <w:lang w:val="en-US"/>
+        </w:rPr>
+        <w:t>('data/default.csv')</w:t>
+      </w:r>
+    </w:p>
+    <w:p>
+      <w:pPr>
+        <w:spacing w:line="200" w:lineRule="exact"/>
+        <w:contextualSpacing/>
+        <w:rPr>
+          <w:rFonts w:ascii="Arial" w:hAnsi="Arial" w:cs="Arial"/>
+          <w:sz w:val="12"/>
+          <w:szCs w:val="12"/>
+          <w:lang w:val="en-US"/>
+        </w:rPr>
+      </w:pPr>
+      <w:r>
+        <w:rPr>
+          <w:rFonts w:ascii="Arial" w:hAnsi="Arial" w:cs="Arial"/>
+          <w:sz w:val="12"/>
+          <w:szCs w:val="12"/>
+          <w:lang w:val="en-US"/>
+        </w:rPr>
+        <w:t>df['</w:t>
+      </w:r>
+      <w:proofErr w:type="spellStart"/>
+      <w:r>
+        <w:rPr>
+          <w:rFonts w:ascii="Arial" w:hAnsi="Arial" w:cs="Arial"/>
+          <w:sz w:val="12"/>
+          <w:szCs w:val="12"/>
+          <w:lang w:val="en-US"/>
+        </w:rPr>
+        <w:t>default_yes</w:t>
+      </w:r>
+      <w:proofErr w:type="spellEnd"/>
+      <w:r>
+        <w:rPr>
+          <w:rFonts w:ascii="Arial" w:hAnsi="Arial" w:cs="Arial"/>
+          <w:sz w:val="12"/>
+          <w:szCs w:val="12"/>
+          <w:lang w:val="en-US"/>
+        </w:rPr>
+        <w:t>'] = (df['default'] == 'Yes'</w:t>
+      </w:r>
+      <w:proofErr w:type="gramStart"/>
+      <w:r>
+        <w:rPr>
+          <w:rFonts w:ascii="Arial" w:hAnsi="Arial" w:cs="Arial"/>
+          <w:sz w:val="12"/>
+          <w:szCs w:val="12"/>
+          <w:lang w:val="en-US"/>
+        </w:rPr>
+        <w:t>).</w:t>
+      </w:r>
+      <w:proofErr w:type="spellStart"/>
+      <w:r>
+        <w:rPr>
+          <w:rFonts w:ascii="Arial" w:hAnsi="Arial" w:cs="Arial"/>
+          <w:sz w:val="12"/>
+          <w:szCs w:val="12"/>
+          <w:lang w:val="en-US"/>
+        </w:rPr>
+        <w:t>astype</w:t>
+      </w:r>
+      <w:proofErr w:type="spellEnd"/>
+      <w:proofErr w:type="gramEnd"/>
+      <w:r>
+        <w:rPr>
+          <w:rFonts w:ascii="Arial" w:hAnsi="Arial" w:cs="Arial"/>
+          <w:sz w:val="12"/>
+          <w:szCs w:val="12"/>
+          <w:lang w:val="en-US"/>
+        </w:rPr>
+        <w:t>(int)</w:t>
+      </w:r>
+      <w:r>
+        <w:rPr>
+          <w:rFonts w:ascii="Arial" w:hAnsi="Arial" w:cs="Arial"/>
+          <w:sz w:val="12"/>
+          <w:szCs w:val="12"/>
+          <w:lang w:val="en-US"/>
+        </w:rPr>
+        <w:t xml:space="preserve">  |   </w:t>
+      </w:r>
+      <w:proofErr w:type="spellStart"/>
+      <w:r>
+        <w:rPr>
+          <w:rFonts w:ascii="Arial" w:hAnsi="Arial" w:cs="Arial"/>
+          <w:sz w:val="12"/>
+          <w:szCs w:val="12"/>
+          <w:lang w:val="en-US"/>
+        </w:rPr>
+        <w:t>params_list</w:t>
+      </w:r>
+      <w:proofErr w:type="spellEnd"/>
+      <w:r>
+        <w:rPr>
+          <w:rFonts w:ascii="Arial" w:hAnsi="Arial" w:cs="Arial"/>
+          <w:sz w:val="12"/>
+          <w:szCs w:val="12"/>
+          <w:lang w:val="en-US"/>
+        </w:rPr>
+        <w:t xml:space="preserve"> = []</w:t>
+      </w:r>
+    </w:p>
+    <w:p>
+      <w:pPr>
+        <w:spacing w:line="200" w:lineRule="exact"/>
+        <w:contextualSpacing/>
+        <w:rPr>
+          <w:rFonts w:ascii="Arial" w:hAnsi="Arial" w:cs="Arial"/>
+          <w:sz w:val="12"/>
+          <w:szCs w:val="12"/>
+          <w:lang w:val="en-US"/>
+        </w:rPr>
+      </w:pPr>
+      <w:r>
+        <w:rPr>
+          <w:rFonts w:ascii="Arial" w:hAnsi="Arial" w:cs="Arial"/>
+          <w:sz w:val="12"/>
+          <w:szCs w:val="12"/>
+          <w:lang w:val="en-US"/>
+        </w:rPr>
+        <w:t xml:space="preserve">for </w:t>
+      </w:r>
+      <w:proofErr w:type="spellStart"/>
+      <w:r>
+        <w:rPr>
+          <w:rFonts w:ascii="Arial" w:hAnsi="Arial" w:cs="Arial"/>
+          <w:sz w:val="12"/>
+          <w:szCs w:val="12"/>
+          <w:lang w:val="en-US"/>
+        </w:rPr>
+        <w:t>i</w:t>
+      </w:r>
+      <w:proofErr w:type="spellEnd"/>
+      <w:r>
+        <w:rPr>
+          <w:rFonts w:ascii="Arial" w:hAnsi="Arial" w:cs="Arial"/>
+          <w:sz w:val="12"/>
+          <w:szCs w:val="12"/>
+          <w:lang w:val="en-US"/>
+        </w:rPr>
+        <w:t xml:space="preserve"> in </w:t>
+      </w:r>
+      <w:proofErr w:type="gramStart"/>
+      <w:r>
+        <w:rPr>
+          <w:rFonts w:ascii="Arial" w:hAnsi="Arial" w:cs="Arial"/>
+          <w:sz w:val="12"/>
+          <w:szCs w:val="12"/>
+          <w:lang w:val="en-US"/>
+        </w:rPr>
+        <w:t>range(</w:t>
+      </w:r>
+      <w:proofErr w:type="gramEnd"/>
+      <w:r>
+        <w:rPr>
+          <w:rFonts w:ascii="Arial" w:hAnsi="Arial" w:cs="Arial"/>
+          <w:sz w:val="12"/>
+          <w:szCs w:val="12"/>
+          <w:lang w:val="en-US"/>
+        </w:rPr>
+        <w:t>100):</w:t>
+      </w:r>
+    </w:p>
+    <w:p>
+      <w:pPr>
+        <w:spacing w:line="200" w:lineRule="exact"/>
+        <w:contextualSpacing/>
+        <w:rPr>
+          <w:rFonts w:ascii="Arial" w:hAnsi="Arial" w:cs="Arial"/>
+          <w:sz w:val="12"/>
+          <w:szCs w:val="12"/>
+          <w:lang w:val="en-US"/>
+        </w:rPr>
+      </w:pPr>
+      <w:r>
+        <w:rPr>
+          <w:rFonts w:ascii="Arial" w:hAnsi="Arial" w:cs="Arial"/>
+          <w:sz w:val="12"/>
+          <w:szCs w:val="12"/>
+          <w:lang w:val="en-US"/>
+        </w:rPr>
+        <w:t xml:space="preserve">    sample = </w:t>
+      </w:r>
+      <w:proofErr w:type="spellStart"/>
+      <w:r>
+        <w:rPr>
+          <w:rFonts w:ascii="Arial" w:hAnsi="Arial" w:cs="Arial"/>
+          <w:sz w:val="12"/>
+          <w:szCs w:val="12"/>
+          <w:lang w:val="en-US"/>
+        </w:rPr>
+        <w:t>df.sample</w:t>
+      </w:r>
+      <w:proofErr w:type="spellEnd"/>
+      <w:r>
+        <w:rPr>
+          <w:rFonts w:ascii="Arial" w:hAnsi="Arial" w:cs="Arial"/>
+          <w:sz w:val="12"/>
+          <w:szCs w:val="12"/>
+          <w:lang w:val="en-US"/>
+        </w:rPr>
+        <w:t>(</w:t>
+      </w:r>
+      <w:proofErr w:type="spellStart"/>
+      <w:r>
+        <w:rPr>
+          <w:rFonts w:ascii="Arial" w:hAnsi="Arial" w:cs="Arial"/>
+          <w:sz w:val="12"/>
+          <w:szCs w:val="12"/>
+          <w:lang w:val="en-US"/>
+        </w:rPr>
+        <w:t>len</w:t>
+      </w:r>
+      <w:proofErr w:type="spellEnd"/>
+      <w:r>
+        <w:rPr>
+          <w:rFonts w:ascii="Arial" w:hAnsi="Arial" w:cs="Arial"/>
+          <w:sz w:val="12"/>
+          <w:szCs w:val="12"/>
+          <w:lang w:val="en-US"/>
+        </w:rPr>
+        <w:t>(df), replace=True)</w:t>
+      </w:r>
+    </w:p>
+    <w:p>
+      <w:pPr>
+        <w:spacing w:line="200" w:lineRule="exact"/>
+        <w:contextualSpacing/>
+        <w:rPr>
+          <w:rFonts w:ascii="Arial" w:hAnsi="Arial" w:cs="Arial"/>
+          <w:sz w:val="12"/>
+          <w:szCs w:val="12"/>
+          <w:lang w:val="en-US"/>
+        </w:rPr>
+      </w:pPr>
+      <w:r>
+        <w:rPr>
+          <w:rFonts w:ascii="Arial" w:hAnsi="Arial" w:cs="Arial"/>
+          <w:sz w:val="12"/>
+          <w:szCs w:val="12"/>
+          <w:lang w:val="en-US"/>
+        </w:rPr>
+        <w:t xml:space="preserve">    result = </w:t>
+      </w:r>
+      <w:proofErr w:type="spellStart"/>
+      <w:proofErr w:type="gramStart"/>
+      <w:r>
+        <w:rPr>
+          <w:rFonts w:ascii="Arial" w:hAnsi="Arial" w:cs="Arial"/>
+          <w:sz w:val="12"/>
+          <w:szCs w:val="12"/>
+          <w:lang w:val="en-US"/>
+        </w:rPr>
+        <w:t>smf.logit</w:t>
+      </w:r>
+      <w:proofErr w:type="spellEnd"/>
+      <w:proofErr w:type="gramEnd"/>
+      <w:r>
+        <w:rPr>
+          <w:rFonts w:ascii="Arial" w:hAnsi="Arial" w:cs="Arial"/>
+          <w:sz w:val="12"/>
+          <w:szCs w:val="12"/>
+          <w:lang w:val="en-US"/>
+        </w:rPr>
+        <w:t>('</w:t>
+      </w:r>
+      <w:proofErr w:type="spellStart"/>
+      <w:r>
+        <w:rPr>
+          <w:rFonts w:ascii="Arial" w:hAnsi="Arial" w:cs="Arial"/>
+          <w:sz w:val="12"/>
+          <w:szCs w:val="12"/>
+          <w:lang w:val="en-US"/>
+        </w:rPr>
+        <w:t>default_yes</w:t>
+      </w:r>
+      <w:proofErr w:type="spellEnd"/>
+      <w:r>
+        <w:rPr>
+          <w:rFonts w:ascii="Arial" w:hAnsi="Arial" w:cs="Arial"/>
+          <w:sz w:val="12"/>
+          <w:szCs w:val="12"/>
+          <w:lang w:val="en-US"/>
+        </w:rPr>
+        <w:t xml:space="preserve"> ~ balance + income', data=sample).fit(</w:t>
+      </w:r>
+      <w:proofErr w:type="spellStart"/>
+      <w:r>
+        <w:rPr>
+          <w:rFonts w:ascii="Arial" w:hAnsi="Arial" w:cs="Arial"/>
+          <w:sz w:val="12"/>
+          <w:szCs w:val="12"/>
+          <w:lang w:val="en-US"/>
+        </w:rPr>
+        <w:t>disp</w:t>
+      </w:r>
+      <w:proofErr w:type="spellEnd"/>
+      <w:r>
+        <w:rPr>
+          <w:rFonts w:ascii="Arial" w:hAnsi="Arial" w:cs="Arial"/>
+          <w:sz w:val="12"/>
+          <w:szCs w:val="12"/>
+          <w:lang w:val="en-US"/>
+        </w:rPr>
+        <w:t>=0)</w:t>
+      </w:r>
+    </w:p>
+    <w:p>
+      <w:pPr>
+        <w:spacing w:line="200" w:lineRule="exact"/>
+        <w:contextualSpacing/>
+        <w:rPr>
+          <w:rFonts w:ascii="Arial" w:hAnsi="Arial" w:cs="Arial"/>
+          <w:sz w:val="12"/>
+          <w:szCs w:val="12"/>
+          <w:lang w:val="en-US"/>
+        </w:rPr>
+      </w:pPr>
+      <w:r>
+        <w:rPr>
+          <w:rFonts w:ascii="Arial" w:hAnsi="Arial" w:cs="Arial"/>
+          <w:sz w:val="12"/>
+          <w:szCs w:val="12"/>
+          <w:lang w:val="en-US"/>
+        </w:rPr>
+        <w:t xml:space="preserve">    </w:t>
+      </w:r>
+      <w:proofErr w:type="spellStart"/>
+      <w:r>
+        <w:rPr>
+          <w:rFonts w:ascii="Arial" w:hAnsi="Arial" w:cs="Arial"/>
+          <w:sz w:val="12"/>
+          <w:szCs w:val="12"/>
+          <w:lang w:val="en-US"/>
+        </w:rPr>
+        <w:t>params_</w:t>
+      </w:r>
+      <w:proofErr w:type="gramStart"/>
+      <w:r>
+        <w:rPr>
+          <w:rFonts w:ascii="Arial" w:hAnsi="Arial" w:cs="Arial"/>
+          <w:sz w:val="12"/>
+          <w:szCs w:val="12"/>
+          <w:lang w:val="en-US"/>
+        </w:rPr>
+        <w:t>list.append</w:t>
+      </w:r>
+      <w:proofErr w:type="spellEnd"/>
+      <w:proofErr w:type="gramEnd"/>
+      <w:r>
+        <w:rPr>
+          <w:rFonts w:ascii="Arial" w:hAnsi="Arial" w:cs="Arial"/>
+          <w:sz w:val="12"/>
+          <w:szCs w:val="12"/>
+          <w:lang w:val="en-US"/>
+        </w:rPr>
+        <w:t>(</w:t>
+      </w:r>
+      <w:proofErr w:type="spellStart"/>
+      <w:r>
+        <w:rPr>
+          <w:rFonts w:ascii="Arial" w:hAnsi="Arial" w:cs="Arial"/>
+          <w:sz w:val="12"/>
+          <w:szCs w:val="12"/>
+          <w:lang w:val="en-US"/>
+        </w:rPr>
+        <w:t>result.params</w:t>
+      </w:r>
+      <w:proofErr w:type="spellEnd"/>
+      <w:r>
+        <w:rPr>
+          <w:rFonts w:ascii="Arial" w:hAnsi="Arial" w:cs="Arial"/>
+          <w:sz w:val="12"/>
+          <w:szCs w:val="12"/>
+          <w:lang w:val="en-US"/>
+        </w:rPr>
+        <w:t>)</w:t>
+      </w:r>
+    </w:p>
+    <w:p>
+      <w:pPr>
+        <w:spacing w:line="200" w:lineRule="exact"/>
+        <w:contextualSpacing/>
+        <w:rPr>
+          <w:rFonts w:ascii="Arial" w:hAnsi="Arial" w:cs="Arial"/>
+          <w:sz w:val="12"/>
+          <w:szCs w:val="12"/>
+          <w:lang w:val="en-US"/>
+        </w:rPr>
+      </w:pPr>
+      <w:proofErr w:type="spellStart"/>
+      <w:r>
+        <w:rPr>
+          <w:rFonts w:ascii="Arial" w:hAnsi="Arial" w:cs="Arial"/>
+          <w:sz w:val="12"/>
+          <w:szCs w:val="12"/>
+          <w:lang w:val="en-US"/>
+        </w:rPr>
+        <w:t>boot_df</w:t>
+      </w:r>
+      <w:proofErr w:type="spellEnd"/>
+      <w:r>
+        <w:rPr>
+          <w:rFonts w:ascii="Arial" w:hAnsi="Arial" w:cs="Arial"/>
+          <w:sz w:val="12"/>
+          <w:szCs w:val="12"/>
+          <w:lang w:val="en-US"/>
+        </w:rPr>
+        <w:t xml:space="preserve"> = </w:t>
+      </w:r>
+      <w:proofErr w:type="spellStart"/>
+      <w:proofErr w:type="gramStart"/>
+      <w:r>
+        <w:rPr>
+          <w:rFonts w:ascii="Arial" w:hAnsi="Arial" w:cs="Arial"/>
+          <w:sz w:val="12"/>
+          <w:szCs w:val="12"/>
+          <w:lang w:val="en-US"/>
+        </w:rPr>
+        <w:t>pd.DataFrame</w:t>
+      </w:r>
+      <w:proofErr w:type="spellEnd"/>
+      <w:proofErr w:type="gramEnd"/>
+      <w:r>
+        <w:rPr>
+          <w:rFonts w:ascii="Arial" w:hAnsi="Arial" w:cs="Arial"/>
+          <w:sz w:val="12"/>
+          <w:szCs w:val="12"/>
+          <w:lang w:val="en-US"/>
+        </w:rPr>
+        <w:t>(</w:t>
+      </w:r>
+      <w:proofErr w:type="spellStart"/>
+      <w:r>
+        <w:rPr>
+          <w:rFonts w:ascii="Arial" w:hAnsi="Arial" w:cs="Arial"/>
+          <w:sz w:val="12"/>
+          <w:szCs w:val="12"/>
+          <w:lang w:val="en-US"/>
+        </w:rPr>
+        <w:t>params_list</w:t>
+      </w:r>
+      <w:proofErr w:type="spellEnd"/>
+      <w:r>
+        <w:rPr>
+          <w:rFonts w:ascii="Arial" w:hAnsi="Arial" w:cs="Arial"/>
+          <w:sz w:val="12"/>
+          <w:szCs w:val="12"/>
+          <w:lang w:val="en-US"/>
+        </w:rPr>
+        <w:t>)print("Bootstrap Standard Errors:")print(</w:t>
+      </w:r>
+      <w:proofErr w:type="spellStart"/>
+      <w:r>
+        <w:rPr>
+          <w:rFonts w:ascii="Arial" w:hAnsi="Arial" w:cs="Arial"/>
+          <w:sz w:val="12"/>
+          <w:szCs w:val="12"/>
+          <w:lang w:val="en-US"/>
+        </w:rPr>
+        <w:t>boot_df.std</w:t>
+      </w:r>
+      <w:proofErr w:type="spellEnd"/>
+      <w:r>
+        <w:rPr>
+          <w:rFonts w:ascii="Arial" w:hAnsi="Arial" w:cs="Arial"/>
+          <w:sz w:val="12"/>
+          <w:szCs w:val="12"/>
+          <w:lang w:val="en-US"/>
+        </w:rPr>
+        <w:t>())</w:t>
+      </w:r>
+    </w:p>
+    <w:p>
+      <w:pPr>
+        <w:spacing w:line="200" w:lineRule="exact"/>
+        <w:contextualSpacing/>
+        <w:rPr>
+          <w:rFonts w:ascii="Arial" w:hAnsi="Arial" w:cs="Arial"/>
+          <w:sz w:val="12"/>
+          <w:szCs w:val="12"/>
+          <w:lang w:val="en-US"/>
+        </w:rPr>
+      </w:pPr>
+      <w:proofErr w:type="spellStart"/>
+      <w:r>
+        <w:rPr>
+          <w:rFonts w:ascii="Arial" w:hAnsi="Arial" w:cs="Arial"/>
+          <w:sz w:val="12"/>
+          <w:szCs w:val="12"/>
+          <w:lang w:val="en-US"/>
+        </w:rPr>
+        <w:t>result_full</w:t>
+      </w:r>
+      <w:proofErr w:type="spellEnd"/>
+      <w:r>
+        <w:rPr>
+          <w:rFonts w:ascii="Arial" w:hAnsi="Arial" w:cs="Arial"/>
+          <w:sz w:val="12"/>
+          <w:szCs w:val="12"/>
+          <w:lang w:val="en-US"/>
+        </w:rPr>
+        <w:t xml:space="preserve"> = </w:t>
+      </w:r>
+      <w:proofErr w:type="spellStart"/>
+      <w:proofErr w:type="gramStart"/>
+      <w:r>
+        <w:rPr>
+          <w:rFonts w:ascii="Arial" w:hAnsi="Arial" w:cs="Arial"/>
+          <w:sz w:val="12"/>
+          <w:szCs w:val="12"/>
+          <w:lang w:val="en-US"/>
+        </w:rPr>
+        <w:t>smf.logit</w:t>
+      </w:r>
+      <w:proofErr w:type="spellEnd"/>
+      <w:proofErr w:type="gramEnd"/>
+      <w:r>
+        <w:rPr>
+          <w:rFonts w:ascii="Arial" w:hAnsi="Arial" w:cs="Arial"/>
+          <w:sz w:val="12"/>
+          <w:szCs w:val="12"/>
+          <w:lang w:val="en-US"/>
+        </w:rPr>
+        <w:t>('</w:t>
+      </w:r>
+      <w:proofErr w:type="spellStart"/>
+      <w:r>
+        <w:rPr>
+          <w:rFonts w:ascii="Arial" w:hAnsi="Arial" w:cs="Arial"/>
+          <w:sz w:val="12"/>
+          <w:szCs w:val="12"/>
+          <w:lang w:val="en-US"/>
+        </w:rPr>
+        <w:t>default_yes</w:t>
+      </w:r>
+      <w:proofErr w:type="spellEnd"/>
+      <w:r>
+        <w:rPr>
+          <w:rFonts w:ascii="Arial" w:hAnsi="Arial" w:cs="Arial"/>
+          <w:sz w:val="12"/>
+          <w:szCs w:val="12"/>
+          <w:lang w:val="en-US"/>
+        </w:rPr>
+        <w:t xml:space="preserve"> ~ balance + income', data=df).fit()print("\</w:t>
+      </w:r>
+      <w:proofErr w:type="spellStart"/>
+      <w:r>
+        <w:rPr>
+          <w:rFonts w:ascii="Arial" w:hAnsi="Arial" w:cs="Arial"/>
+          <w:sz w:val="12"/>
+          <w:szCs w:val="12"/>
+          <w:lang w:val="en-US"/>
+        </w:rPr>
+        <w:t>nModel</w:t>
+      </w:r>
+      <w:proofErr w:type="spellEnd"/>
+      <w:r>
+        <w:rPr>
+          <w:rFonts w:ascii="Arial" w:hAnsi="Arial" w:cs="Arial"/>
+          <w:sz w:val="12"/>
+          <w:szCs w:val="12"/>
+          <w:lang w:val="en-US"/>
+        </w:rPr>
+        <w:t xml:space="preserve"> Standard Errors:")</w:t>
+      </w:r>
+      <w:r>
+        <w:rPr>
+          <w:rFonts w:ascii="Arial" w:hAnsi="Arial" w:cs="Arial"/>
+          <w:sz w:val="12"/>
+          <w:szCs w:val="12"/>
+          <w:lang w:val="en-US"/>
+        </w:rPr>
+        <w:t xml:space="preserve">   |    </w:t>
+      </w:r>
+      <w:r>
+        <w:rPr>
+          <w:rFonts w:ascii="Arial" w:hAnsi="Arial" w:cs="Arial"/>
+          <w:sz w:val="12"/>
+          <w:szCs w:val="12"/>
+          <w:lang w:val="en-US"/>
+        </w:rPr>
+        <w:t>print(</w:t>
+      </w:r>
+      <w:proofErr w:type="spellStart"/>
+      <w:r>
+        <w:rPr>
+          <w:rFonts w:ascii="Arial" w:hAnsi="Arial" w:cs="Arial"/>
+          <w:sz w:val="12"/>
+          <w:szCs w:val="12"/>
+          <w:lang w:val="en-US"/>
+        </w:rPr>
+        <w:t>result_full.bse</w:t>
+      </w:r>
+      <w:proofErr w:type="spellEnd"/>
+      <w:r>
+        <w:rPr>
+          <w:rFonts w:ascii="Arial" w:hAnsi="Arial" w:cs="Arial"/>
+          <w:sz w:val="12"/>
+          <w:szCs w:val="12"/>
+          <w:lang w:val="en-US"/>
+        </w:rPr>
+        <w:t>)</w:t>
+      </w:r>
+    </w:p>
+    <w:p>
+      <w:pPr>
+        <w:spacing w:line="200" w:lineRule="exact"/>
+        <w:contextualSpacing/>
+        <w:rPr>
+          <w:rFonts w:ascii="Arial" w:hAnsi="Arial" w:cs="Arial"/>
+          <w:sz w:val="12"/>
+          <w:szCs w:val="12"/>
+          <w:lang w:val="en-US"/>
+        </w:rPr>
+      </w:pPr>
+      <w:r>
+        <w:rPr>
+          <w:rFonts w:eastAsia="Times New Roman"/>
+          <w:b/>
+          <w:bCs/>
+          <w:sz w:val="16"/>
+          <w:szCs w:val="16"/>
+          <w:bdr w:val="single" w:sz="4" w:space="0" w:color="auto"/>
+          <w:shd w:val="clear" w:color="auto" w:fill="92D050"/>
+          <w:lang w:val="en-US"/>
+        </w:rPr>
+        <w:t>KNN</w:t>
+      </w:r>
+      <w:r>
+        <w:rPr>
+          <w:rFonts w:eastAsia="Times New Roman"/>
+          <w:b/>
+          <w:bCs/>
+          <w:sz w:val="16"/>
+          <w:szCs w:val="16"/>
+          <w:bdr w:val="single" w:sz="4" w:space="0" w:color="auto"/>
+          <w:shd w:val="clear" w:color="auto" w:fill="92D050"/>
+          <w:lang w:val="en-US"/>
+        </w:rPr>
+        <w:t xml:space="preserve"> </w:t>
+      </w:r>
+      <w:r>
+        <w:rPr>
+          <w:rFonts w:ascii="Arial" w:eastAsia="Times New Roman" w:hAnsi="Arial" w:cs="Arial"/>
+          <w:bCs/>
+          <w:sz w:val="10"/>
+          <w:szCs w:val="10"/>
+          <w:bdr w:val="single" w:sz="4" w:space="0" w:color="auto"/>
+          <w:shd w:val="clear" w:color="auto" w:fill="9CC2E5" w:themeFill="accent5" w:themeFillTint="99"/>
+          <w:lang w:val="en-US"/>
+        </w:rPr>
+        <w:t>Supervised</w:t>
+      </w:r>
+      <w:proofErr w:type="gramStart"/>
+      <w:r>
+        <w:rPr>
+          <w:rFonts w:ascii="Arial" w:eastAsia="Times New Roman" w:hAnsi="Arial" w:cs="Arial"/>
+          <w:bCs/>
+          <w:sz w:val="10"/>
+          <w:szCs w:val="10"/>
+          <w:bdr w:val="single" w:sz="4" w:space="0" w:color="auto"/>
+          <w:shd w:val="clear" w:color="auto" w:fill="9CC2E5" w:themeFill="accent5" w:themeFillTint="99"/>
+          <w:lang w:val="en-US"/>
+        </w:rPr>
+        <w:t xml:space="preserve">. </w:t>
+      </w:r>
+      <w:proofErr w:type="gramEnd"/>
+      <w:r>
+        <w:rPr>
+          <w:rFonts w:ascii="Arial" w:eastAsia="Times New Roman" w:hAnsi="Arial" w:cs="Arial"/>
+          <w:bCs/>
+          <w:sz w:val="10"/>
+          <w:szCs w:val="10"/>
+          <w:bdr w:val="single" w:sz="4" w:space="0" w:color="auto"/>
+          <w:shd w:val="clear" w:color="auto" w:fill="9CC2E5" w:themeFill="accent5" w:themeFillTint="99"/>
+          <w:lang w:val="en-US"/>
+        </w:rPr>
+        <w:t xml:space="preserve">Already know red or blue, grey point comes in assign to average of closest k </w:t>
+      </w:r>
+      <w:proofErr w:type="spellStart"/>
+      <w:r>
+        <w:rPr>
+          <w:rFonts w:ascii="Arial" w:eastAsia="Times New Roman" w:hAnsi="Arial" w:cs="Arial"/>
+          <w:bCs/>
+          <w:sz w:val="10"/>
+          <w:szCs w:val="10"/>
+          <w:bdr w:val="single" w:sz="4" w:space="0" w:color="auto"/>
+          <w:shd w:val="clear" w:color="auto" w:fill="9CC2E5" w:themeFill="accent5" w:themeFillTint="99"/>
+          <w:lang w:val="en-US"/>
+        </w:rPr>
+        <w:t>neighbours</w:t>
+      </w:r>
+      <w:proofErr w:type="spellEnd"/>
+      <w:r>
+        <w:rPr>
+          <w:rFonts w:ascii="Arial" w:eastAsia="Times New Roman" w:hAnsi="Arial" w:cs="Arial"/>
+          <w:bCs/>
+          <w:sz w:val="10"/>
+          <w:szCs w:val="10"/>
+          <w:bdr w:val="single" w:sz="4" w:space="0" w:color="auto"/>
+          <w:shd w:val="clear" w:color="auto" w:fill="9CC2E5" w:themeFill="accent5" w:themeFillTint="99"/>
+          <w:lang w:val="en-US"/>
+        </w:rPr>
+        <w:t>,</w:t>
+      </w:r>
+    </w:p>
+    <w:p>
+      <w:pPr>
+        <w:spacing w:line="200" w:lineRule="exact"/>
+        <w:contextualSpacing/>
+        <w:rPr>
+          <w:rFonts w:ascii="Arial" w:hAnsi="Arial" w:cs="Arial"/>
+          <w:sz w:val="12"/>
+          <w:szCs w:val="12"/>
+          <w:lang w:val="en-US"/>
+        </w:rPr>
+      </w:pPr>
+      <w:r>
+        <w:rPr>
+          <w:rFonts w:ascii="Arial" w:hAnsi="Arial" w:cs="Arial"/>
+          <w:sz w:val="12"/>
+          <w:szCs w:val="12"/>
+          <w:lang w:val="en-US"/>
+        </w:rPr>
+        <w:t xml:space="preserve">import pandas as </w:t>
+      </w:r>
+      <w:proofErr w:type="spellStart"/>
+      <w:r>
+        <w:rPr>
+          <w:rFonts w:ascii="Arial" w:hAnsi="Arial" w:cs="Arial"/>
+          <w:sz w:val="12"/>
+          <w:szCs w:val="12"/>
+          <w:lang w:val="en-US"/>
+        </w:rPr>
+        <w:t>pdimport</w:t>
+      </w:r>
+      <w:proofErr w:type="spellEnd"/>
+      <w:r>
+        <w:rPr>
+          <w:rFonts w:ascii="Arial" w:hAnsi="Arial" w:cs="Arial"/>
+          <w:sz w:val="12"/>
+          <w:szCs w:val="12"/>
+          <w:lang w:val="en-US"/>
+        </w:rPr>
+        <w:t xml:space="preserve"> </w:t>
+      </w:r>
+      <w:proofErr w:type="spellStart"/>
+      <w:r>
+        <w:rPr>
+          <w:rFonts w:ascii="Arial" w:hAnsi="Arial" w:cs="Arial"/>
+          <w:sz w:val="12"/>
+          <w:szCs w:val="12"/>
+          <w:lang w:val="en-US"/>
+        </w:rPr>
+        <w:t>numpy</w:t>
+      </w:r>
+      <w:proofErr w:type="spellEnd"/>
+      <w:r>
+        <w:rPr>
+          <w:rFonts w:ascii="Arial" w:hAnsi="Arial" w:cs="Arial"/>
+          <w:sz w:val="12"/>
+          <w:szCs w:val="12"/>
+          <w:lang w:val="en-US"/>
+        </w:rPr>
+        <w:t xml:space="preserve"> as </w:t>
+      </w:r>
+      <w:proofErr w:type="spellStart"/>
+      <w:r>
+        <w:rPr>
+          <w:rFonts w:ascii="Arial" w:hAnsi="Arial" w:cs="Arial"/>
+          <w:sz w:val="12"/>
+          <w:szCs w:val="12"/>
+          <w:lang w:val="en-US"/>
+        </w:rPr>
+        <w:t>npfrom</w:t>
+      </w:r>
+      <w:proofErr w:type="spellEnd"/>
+      <w:r>
+        <w:rPr>
+          <w:rFonts w:ascii="Arial" w:hAnsi="Arial" w:cs="Arial"/>
+          <w:sz w:val="12"/>
+          <w:szCs w:val="12"/>
+          <w:lang w:val="en-US"/>
+        </w:rPr>
+        <w:t xml:space="preserve"> </w:t>
+      </w:r>
+      <w:proofErr w:type="spellStart"/>
+      <w:proofErr w:type="gramStart"/>
+      <w:r>
+        <w:rPr>
+          <w:rFonts w:ascii="Arial" w:hAnsi="Arial" w:cs="Arial"/>
+          <w:sz w:val="12"/>
+          <w:szCs w:val="12"/>
+          <w:lang w:val="en-US"/>
+        </w:rPr>
+        <w:t>sklearn.neighbors</w:t>
+      </w:r>
+      <w:proofErr w:type="spellEnd"/>
+      <w:proofErr w:type="gramEnd"/>
+      <w:r>
+        <w:rPr>
+          <w:rFonts w:ascii="Arial" w:hAnsi="Arial" w:cs="Arial"/>
+          <w:sz w:val="12"/>
+          <w:szCs w:val="12"/>
+          <w:lang w:val="en-US"/>
+        </w:rPr>
+        <w:t xml:space="preserve"> import </w:t>
+      </w:r>
+      <w:proofErr w:type="spellStart"/>
+      <w:r>
+        <w:rPr>
+          <w:rFonts w:ascii="Arial" w:hAnsi="Arial" w:cs="Arial"/>
+          <w:sz w:val="12"/>
+          <w:szCs w:val="12"/>
+          <w:lang w:val="en-US"/>
+        </w:rPr>
+        <w:t>KNeighborsRegressorfrom</w:t>
+      </w:r>
+      <w:proofErr w:type="spellEnd"/>
+      <w:r>
+        <w:rPr>
+          <w:rFonts w:ascii="Arial" w:hAnsi="Arial" w:cs="Arial"/>
+          <w:sz w:val="12"/>
+          <w:szCs w:val="12"/>
+          <w:lang w:val="en-US"/>
+        </w:rPr>
+        <w:t xml:space="preserve"> </w:t>
+      </w:r>
+      <w:proofErr w:type="spellStart"/>
+      <w:r>
+        <w:rPr>
+          <w:rFonts w:ascii="Arial" w:hAnsi="Arial" w:cs="Arial"/>
+          <w:sz w:val="12"/>
+          <w:szCs w:val="12"/>
+          <w:lang w:val="en-US"/>
+        </w:rPr>
+        <w:t>sklearn.model_selection</w:t>
+      </w:r>
+      <w:proofErr w:type="spellEnd"/>
+      <w:r>
+        <w:rPr>
+          <w:rFonts w:ascii="Arial" w:hAnsi="Arial" w:cs="Arial"/>
+          <w:sz w:val="12"/>
+          <w:szCs w:val="12"/>
+          <w:lang w:val="en-US"/>
+        </w:rPr>
+        <w:t xml:space="preserve"> import </w:t>
+      </w:r>
+      <w:proofErr w:type="spellStart"/>
+      <w:r>
+        <w:rPr>
+          <w:rFonts w:ascii="Arial" w:hAnsi="Arial" w:cs="Arial"/>
+          <w:sz w:val="12"/>
+          <w:szCs w:val="12"/>
+          <w:lang w:val="en-US"/>
+        </w:rPr>
+        <w:t>train_test_split</w:t>
+      </w:r>
+      <w:proofErr w:type="spellEnd"/>
+      <w:r>
+        <w:rPr>
+          <w:rFonts w:ascii="Arial" w:hAnsi="Arial" w:cs="Arial"/>
+          <w:sz w:val="12"/>
+          <w:szCs w:val="12"/>
+          <w:lang w:val="en-US"/>
+        </w:rPr>
+        <w:t xml:space="preserve">, </w:t>
+      </w:r>
+      <w:proofErr w:type="spellStart"/>
+      <w:r>
+        <w:rPr>
+          <w:rFonts w:ascii="Arial" w:hAnsi="Arial" w:cs="Arial"/>
+          <w:sz w:val="12"/>
+          <w:szCs w:val="12"/>
+          <w:lang w:val="en-US"/>
+        </w:rPr>
+        <w:t>GridSearchCVfrom</w:t>
+      </w:r>
+      <w:proofErr w:type="spellEnd"/>
+      <w:r>
+        <w:rPr>
+          <w:rFonts w:ascii="Arial" w:hAnsi="Arial" w:cs="Arial"/>
+          <w:sz w:val="12"/>
+          <w:szCs w:val="12"/>
+          <w:lang w:val="en-US"/>
+        </w:rPr>
+        <w:t xml:space="preserve"> </w:t>
+      </w:r>
+      <w:proofErr w:type="spellStart"/>
+      <w:r>
+        <w:rPr>
+          <w:rFonts w:ascii="Arial" w:hAnsi="Arial" w:cs="Arial"/>
+          <w:sz w:val="12"/>
+          <w:szCs w:val="12"/>
+          <w:lang w:val="en-US"/>
+        </w:rPr>
+        <w:t>sklearn.metrics</w:t>
+      </w:r>
+      <w:proofErr w:type="spellEnd"/>
+      <w:r>
+        <w:rPr>
+          <w:rFonts w:ascii="Arial" w:hAnsi="Arial" w:cs="Arial"/>
+          <w:sz w:val="12"/>
+          <w:szCs w:val="12"/>
+          <w:lang w:val="en-US"/>
+        </w:rPr>
+        <w:t xml:space="preserve"> import </w:t>
+      </w:r>
+      <w:proofErr w:type="spellStart"/>
+      <w:r>
+        <w:rPr>
+          <w:rFonts w:ascii="Arial" w:hAnsi="Arial" w:cs="Arial"/>
+          <w:sz w:val="12"/>
+          <w:szCs w:val="12"/>
+          <w:lang w:val="en-US"/>
+        </w:rPr>
+        <w:t>mean_squared_errorfrom</w:t>
+      </w:r>
+      <w:proofErr w:type="spellEnd"/>
+      <w:r>
+        <w:rPr>
+          <w:rFonts w:ascii="Arial" w:hAnsi="Arial" w:cs="Arial"/>
+          <w:sz w:val="12"/>
+          <w:szCs w:val="12"/>
+          <w:lang w:val="en-US"/>
+        </w:rPr>
+        <w:t xml:space="preserve"> math import sqrt</w:t>
+      </w:r>
+    </w:p>
+    <w:p>
+      <w:pPr>
+        <w:spacing w:line="200" w:lineRule="exact"/>
+        <w:contextualSpacing/>
+        <w:rPr>
+          <w:rFonts w:ascii="Arial" w:hAnsi="Arial" w:cs="Arial"/>
+          <w:sz w:val="12"/>
+          <w:szCs w:val="12"/>
+          <w:lang w:val="en-US"/>
+        </w:rPr>
+      </w:pPr>
+      <w:r>
+        <w:rPr>
+          <w:rFonts w:ascii="Arial" w:hAnsi="Arial" w:cs="Arial"/>
+          <w:sz w:val="12"/>
+          <w:szCs w:val="12"/>
+          <w:lang w:val="en-US"/>
+        </w:rPr>
+        <w:t xml:space="preserve">df = </w:t>
+      </w:r>
+      <w:proofErr w:type="spellStart"/>
+      <w:proofErr w:type="gramStart"/>
+      <w:r>
+        <w:rPr>
+          <w:rFonts w:ascii="Arial" w:hAnsi="Arial" w:cs="Arial"/>
+          <w:sz w:val="12"/>
+          <w:szCs w:val="12"/>
+          <w:lang w:val="en-US"/>
+        </w:rPr>
+        <w:t>pd.read</w:t>
+      </w:r>
+      <w:proofErr w:type="gramEnd"/>
+      <w:r>
+        <w:rPr>
+          <w:rFonts w:ascii="Arial" w:hAnsi="Arial" w:cs="Arial"/>
+          <w:sz w:val="12"/>
+          <w:szCs w:val="12"/>
+          <w:lang w:val="en-US"/>
+        </w:rPr>
+        <w:t>_csv</w:t>
+      </w:r>
+      <w:proofErr w:type="spellEnd"/>
+      <w:r>
+        <w:rPr>
+          <w:rFonts w:ascii="Arial" w:hAnsi="Arial" w:cs="Arial"/>
+          <w:sz w:val="12"/>
+          <w:szCs w:val="12"/>
+          <w:lang w:val="en-US"/>
+        </w:rPr>
+        <w:t>('data/wage.csv')</w:t>
+      </w:r>
+      <w:r>
+        <w:rPr>
+          <w:rFonts w:ascii="Arial" w:hAnsi="Arial" w:cs="Arial"/>
+          <w:sz w:val="12"/>
+          <w:szCs w:val="12"/>
+          <w:lang w:val="en-US"/>
+        </w:rPr>
+        <w:t xml:space="preserve">  | </w:t>
+      </w:r>
+      <w:r>
+        <w:rPr>
+          <w:rFonts w:ascii="Arial" w:hAnsi="Arial" w:cs="Arial"/>
+          <w:sz w:val="12"/>
+          <w:szCs w:val="12"/>
+          <w:lang w:val="en-US"/>
+        </w:rPr>
+        <w:t>X = df[['age']]</w:t>
+      </w:r>
+      <w:r>
+        <w:rPr>
+          <w:rFonts w:ascii="Arial" w:hAnsi="Arial" w:cs="Arial"/>
+          <w:sz w:val="12"/>
+          <w:szCs w:val="12"/>
+          <w:lang w:val="en-US"/>
+        </w:rPr>
+        <w:t xml:space="preserve">  | </w:t>
+      </w:r>
+      <w:r>
+        <w:rPr>
+          <w:rFonts w:ascii="Arial" w:hAnsi="Arial" w:cs="Arial"/>
+          <w:sz w:val="12"/>
+          <w:szCs w:val="12"/>
+          <w:lang w:val="en-US"/>
+        </w:rPr>
+        <w:t>y = df['wage']</w:t>
+      </w:r>
+    </w:p>
+    <w:p>
+      <w:pPr>
+        <w:spacing w:line="200" w:lineRule="exact"/>
+        <w:contextualSpacing/>
+        <w:rPr>
+          <w:rFonts w:ascii="Arial" w:hAnsi="Arial" w:cs="Arial"/>
+          <w:sz w:val="12"/>
+          <w:szCs w:val="12"/>
+          <w:lang w:val="en-US"/>
+        </w:rPr>
+      </w:pPr>
+      <w:proofErr w:type="spellStart"/>
+      <w:r>
+        <w:rPr>
+          <w:rFonts w:ascii="Arial" w:hAnsi="Arial" w:cs="Arial"/>
+          <w:sz w:val="12"/>
+          <w:szCs w:val="12"/>
+          <w:lang w:val="en-US"/>
+        </w:rPr>
+        <w:t>X_train</w:t>
+      </w:r>
+      <w:proofErr w:type="spellEnd"/>
+      <w:r>
+        <w:rPr>
+          <w:rFonts w:ascii="Arial" w:hAnsi="Arial" w:cs="Arial"/>
+          <w:sz w:val="12"/>
+          <w:szCs w:val="12"/>
+          <w:lang w:val="en-US"/>
+        </w:rPr>
+        <w:t xml:space="preserve">, </w:t>
+      </w:r>
+      <w:proofErr w:type="spellStart"/>
+      <w:r>
+        <w:rPr>
+          <w:rFonts w:ascii="Arial" w:hAnsi="Arial" w:cs="Arial"/>
+          <w:sz w:val="12"/>
+          <w:szCs w:val="12"/>
+          <w:lang w:val="en-US"/>
+        </w:rPr>
+        <w:t>X_test</w:t>
+      </w:r>
+      <w:proofErr w:type="spellEnd"/>
+      <w:r>
+        <w:rPr>
+          <w:rFonts w:ascii="Arial" w:hAnsi="Arial" w:cs="Arial"/>
+          <w:sz w:val="12"/>
+          <w:szCs w:val="12"/>
+          <w:lang w:val="en-US"/>
+        </w:rPr>
+        <w:t xml:space="preserve">, </w:t>
+      </w:r>
+      <w:proofErr w:type="spellStart"/>
+      <w:r>
+        <w:rPr>
+          <w:rFonts w:ascii="Arial" w:hAnsi="Arial" w:cs="Arial"/>
+          <w:sz w:val="12"/>
+          <w:szCs w:val="12"/>
+          <w:lang w:val="en-US"/>
+        </w:rPr>
+        <w:t>y_train</w:t>
+      </w:r>
+      <w:proofErr w:type="spellEnd"/>
+      <w:r>
+        <w:rPr>
+          <w:rFonts w:ascii="Arial" w:hAnsi="Arial" w:cs="Arial"/>
+          <w:sz w:val="12"/>
+          <w:szCs w:val="12"/>
+          <w:lang w:val="en-US"/>
+        </w:rPr>
+        <w:t xml:space="preserve">, </w:t>
+      </w:r>
+      <w:proofErr w:type="spellStart"/>
+      <w:r>
+        <w:rPr>
+          <w:rFonts w:ascii="Arial" w:hAnsi="Arial" w:cs="Arial"/>
+          <w:sz w:val="12"/>
+          <w:szCs w:val="12"/>
+          <w:lang w:val="en-US"/>
+        </w:rPr>
+        <w:t>y_test</w:t>
+      </w:r>
+      <w:proofErr w:type="spellEnd"/>
+      <w:r>
+        <w:rPr>
+          <w:rFonts w:ascii="Arial" w:hAnsi="Arial" w:cs="Arial"/>
+          <w:sz w:val="12"/>
+          <w:szCs w:val="12"/>
+          <w:lang w:val="en-US"/>
+        </w:rPr>
+        <w:t xml:space="preserve"> = </w:t>
+      </w:r>
+      <w:proofErr w:type="spellStart"/>
+      <w:r>
+        <w:rPr>
+          <w:rFonts w:ascii="Arial" w:hAnsi="Arial" w:cs="Arial"/>
+          <w:sz w:val="12"/>
+          <w:szCs w:val="12"/>
+          <w:lang w:val="en-US"/>
+        </w:rPr>
+        <w:t>train_test_</w:t>
+      </w:r>
+      <w:proofErr w:type="gramStart"/>
+      <w:r>
+        <w:rPr>
+          <w:rFonts w:ascii="Arial" w:hAnsi="Arial" w:cs="Arial"/>
+          <w:sz w:val="12"/>
+          <w:szCs w:val="12"/>
+          <w:lang w:val="en-US"/>
+        </w:rPr>
+        <w:t>split</w:t>
+      </w:r>
+      <w:proofErr w:type="spellEnd"/>
+      <w:r>
+        <w:rPr>
+          <w:rFonts w:ascii="Arial" w:hAnsi="Arial" w:cs="Arial"/>
+          <w:sz w:val="12"/>
+          <w:szCs w:val="12"/>
+          <w:lang w:val="en-US"/>
+        </w:rPr>
+        <w:t>(</w:t>
+      </w:r>
+      <w:proofErr w:type="gramEnd"/>
+      <w:r>
+        <w:rPr>
+          <w:rFonts w:ascii="Arial" w:hAnsi="Arial" w:cs="Arial"/>
+          <w:sz w:val="12"/>
+          <w:szCs w:val="12"/>
+          <w:lang w:val="en-US"/>
+        </w:rPr>
+        <w:t xml:space="preserve">X, y, </w:t>
+      </w:r>
+      <w:proofErr w:type="spellStart"/>
+      <w:r>
+        <w:rPr>
+          <w:rFonts w:ascii="Arial" w:hAnsi="Arial" w:cs="Arial"/>
+          <w:sz w:val="12"/>
+          <w:szCs w:val="12"/>
+          <w:lang w:val="en-US"/>
+        </w:rPr>
+        <w:t>test_size</w:t>
+      </w:r>
+      <w:proofErr w:type="spellEnd"/>
+      <w:r>
+        <w:rPr>
+          <w:rFonts w:ascii="Arial" w:hAnsi="Arial" w:cs="Arial"/>
+          <w:sz w:val="12"/>
+          <w:szCs w:val="12"/>
+          <w:lang w:val="en-US"/>
+        </w:rPr>
+        <w:t xml:space="preserve">=0.3, </w:t>
+      </w:r>
+    </w:p>
+    <w:p>
+      <w:pPr>
+        <w:spacing w:line="200" w:lineRule="exact"/>
+        <w:contextualSpacing/>
+        <w:rPr>
+          <w:rFonts w:ascii="Arial" w:hAnsi="Arial" w:cs="Arial"/>
+          <w:sz w:val="12"/>
+          <w:szCs w:val="12"/>
+          <w:lang w:val="en-US"/>
+        </w:rPr>
+      </w:pPr>
+      <w:proofErr w:type="spellStart"/>
+      <w:r>
+        <w:rPr>
+          <w:rFonts w:ascii="Arial" w:hAnsi="Arial" w:cs="Arial"/>
+          <w:sz w:val="12"/>
+          <w:szCs w:val="12"/>
+          <w:lang w:val="en-US"/>
+        </w:rPr>
+        <w:t>random_state</w:t>
+      </w:r>
+      <w:proofErr w:type="spellEnd"/>
+      <w:r>
+        <w:rPr>
+          <w:rFonts w:ascii="Arial" w:hAnsi="Arial" w:cs="Arial"/>
+          <w:sz w:val="12"/>
+          <w:szCs w:val="12"/>
+          <w:lang w:val="en-US"/>
+        </w:rPr>
+        <w:t>=</w:t>
+      </w:r>
+      <w:proofErr w:type="gramStart"/>
+      <w:r>
+        <w:rPr>
+          <w:rFonts w:ascii="Arial" w:hAnsi="Arial" w:cs="Arial"/>
+          <w:sz w:val="12"/>
+          <w:szCs w:val="12"/>
+          <w:lang w:val="en-US"/>
+        </w:rPr>
+        <w:t>1)#</w:t>
+      </w:r>
+      <w:proofErr w:type="gramEnd"/>
+      <w:r>
+        <w:rPr>
+          <w:rFonts w:ascii="Arial" w:hAnsi="Arial" w:cs="Arial"/>
+          <w:sz w:val="12"/>
+          <w:szCs w:val="12"/>
+          <w:lang w:val="en-US"/>
+        </w:rPr>
+        <w:t xml:space="preserve"> Grid search for best </w:t>
+      </w:r>
+      <w:proofErr w:type="spellStart"/>
+      <w:r>
+        <w:rPr>
+          <w:rFonts w:ascii="Arial" w:hAnsi="Arial" w:cs="Arial"/>
+          <w:sz w:val="12"/>
+          <w:szCs w:val="12"/>
+          <w:lang w:val="en-US"/>
+        </w:rPr>
+        <w:t>Kmodel</w:t>
+      </w:r>
+      <w:proofErr w:type="spellEnd"/>
+      <w:r>
+        <w:rPr>
+          <w:rFonts w:ascii="Arial" w:hAnsi="Arial" w:cs="Arial"/>
+          <w:sz w:val="12"/>
+          <w:szCs w:val="12"/>
+          <w:lang w:val="en-US"/>
+        </w:rPr>
+        <w:t xml:space="preserve"> = </w:t>
+      </w:r>
+      <w:proofErr w:type="spellStart"/>
+      <w:r>
+        <w:rPr>
+          <w:rFonts w:ascii="Arial" w:hAnsi="Arial" w:cs="Arial"/>
+          <w:sz w:val="12"/>
+          <w:szCs w:val="12"/>
+          <w:lang w:val="en-US"/>
+        </w:rPr>
+        <w:t>GridSearchCV</w:t>
+      </w:r>
+      <w:proofErr w:type="spellEnd"/>
+      <w:r>
+        <w:rPr>
+          <w:rFonts w:ascii="Arial" w:hAnsi="Arial" w:cs="Arial"/>
+          <w:sz w:val="12"/>
+          <w:szCs w:val="12"/>
+          <w:lang w:val="en-US"/>
+        </w:rPr>
+        <w:t>(</w:t>
+      </w:r>
+    </w:p>
+    <w:p>
+      <w:pPr>
+        <w:spacing w:line="200" w:lineRule="exact"/>
+        <w:contextualSpacing/>
+        <w:rPr>
+          <w:rFonts w:ascii="Arial" w:hAnsi="Arial" w:cs="Arial"/>
+          <w:sz w:val="12"/>
+          <w:szCs w:val="12"/>
+          <w:lang w:val="en-US"/>
+        </w:rPr>
+      </w:pPr>
+      <w:r>
+        <w:rPr>
+          <w:rFonts w:ascii="Arial" w:hAnsi="Arial" w:cs="Arial"/>
+          <w:sz w:val="12"/>
+          <w:szCs w:val="12"/>
+          <w:lang w:val="en-US"/>
+        </w:rPr>
+        <w:t xml:space="preserve">    </w:t>
+      </w:r>
+      <w:proofErr w:type="spellStart"/>
+      <w:proofErr w:type="gramStart"/>
+      <w:r>
+        <w:rPr>
+          <w:rFonts w:ascii="Arial" w:hAnsi="Arial" w:cs="Arial"/>
+          <w:sz w:val="12"/>
+          <w:szCs w:val="12"/>
+          <w:lang w:val="en-US"/>
+        </w:rPr>
+        <w:t>KNeighborsRegressor</w:t>
+      </w:r>
+      <w:proofErr w:type="spellEnd"/>
+      <w:r>
+        <w:rPr>
+          <w:rFonts w:ascii="Arial" w:hAnsi="Arial" w:cs="Arial"/>
+          <w:sz w:val="12"/>
+          <w:szCs w:val="12"/>
+          <w:lang w:val="en-US"/>
+        </w:rPr>
+        <w:t>(</w:t>
+      </w:r>
+      <w:proofErr w:type="gramEnd"/>
+      <w:r>
+        <w:rPr>
+          <w:rFonts w:ascii="Arial" w:hAnsi="Arial" w:cs="Arial"/>
+          <w:sz w:val="12"/>
+          <w:szCs w:val="12"/>
+          <w:lang w:val="en-US"/>
+        </w:rPr>
+        <w:t>),</w:t>
+      </w:r>
+    </w:p>
+    <w:p>
+      <w:pPr>
+        <w:spacing w:line="200" w:lineRule="exact"/>
+        <w:contextualSpacing/>
+        <w:rPr>
+          <w:rFonts w:ascii="Arial" w:hAnsi="Arial" w:cs="Arial"/>
+          <w:sz w:val="12"/>
+          <w:szCs w:val="12"/>
+          <w:lang w:val="en-US"/>
+        </w:rPr>
+      </w:pPr>
+      <w:r>
+        <w:rPr>
+          <w:rFonts w:ascii="Arial" w:hAnsi="Arial" w:cs="Arial"/>
+          <w:sz w:val="12"/>
+          <w:szCs w:val="12"/>
+          <w:lang w:val="en-US"/>
+        </w:rPr>
+        <w:t xml:space="preserve">    </w:t>
+      </w:r>
+      <w:proofErr w:type="spellStart"/>
+      <w:r>
+        <w:rPr>
+          <w:rFonts w:ascii="Arial" w:hAnsi="Arial" w:cs="Arial"/>
+          <w:sz w:val="12"/>
+          <w:szCs w:val="12"/>
+          <w:lang w:val="en-US"/>
+        </w:rPr>
+        <w:t>param_grid</w:t>
+      </w:r>
+      <w:proofErr w:type="spellEnd"/>
+      <w:proofErr w:type="gramStart"/>
+      <w:r>
+        <w:rPr>
+          <w:rFonts w:ascii="Arial" w:hAnsi="Arial" w:cs="Arial"/>
+          <w:sz w:val="12"/>
+          <w:szCs w:val="12"/>
+          <w:lang w:val="en-US"/>
+        </w:rPr>
+        <w:t>={</w:t>
+      </w:r>
+      <w:proofErr w:type="gramEnd"/>
+      <w:r>
+        <w:rPr>
+          <w:rFonts w:ascii="Arial" w:hAnsi="Arial" w:cs="Arial"/>
+          <w:sz w:val="12"/>
+          <w:szCs w:val="12"/>
+          <w:lang w:val="en-US"/>
+        </w:rPr>
+        <w:t>"</w:t>
+      </w:r>
+      <w:proofErr w:type="spellStart"/>
+      <w:r>
+        <w:rPr>
+          <w:rFonts w:ascii="Arial" w:hAnsi="Arial" w:cs="Arial"/>
+          <w:sz w:val="12"/>
+          <w:szCs w:val="12"/>
+          <w:lang w:val="en-US"/>
+        </w:rPr>
+        <w:t>n_neighbors</w:t>
+      </w:r>
+      <w:proofErr w:type="spellEnd"/>
+      <w:r>
+        <w:rPr>
+          <w:rFonts w:ascii="Arial" w:hAnsi="Arial" w:cs="Arial"/>
+          <w:sz w:val="12"/>
+          <w:szCs w:val="12"/>
+          <w:lang w:val="en-US"/>
+        </w:rPr>
+        <w:t>": list(range(1, 31))},</w:t>
+      </w:r>
+      <w:r>
+        <w:rPr>
+          <w:rFonts w:ascii="Arial" w:hAnsi="Arial" w:cs="Arial"/>
+          <w:sz w:val="12"/>
+          <w:szCs w:val="12"/>
+          <w:lang w:val="en-US"/>
+        </w:rPr>
+        <w:t xml:space="preserve">  </w:t>
+      </w:r>
+      <w:r>
+        <w:rPr>
+          <w:rFonts w:ascii="Arial" w:hAnsi="Arial" w:cs="Arial"/>
+          <w:sz w:val="12"/>
+          <w:szCs w:val="12"/>
+          <w:lang w:val="en-US"/>
+        </w:rPr>
+        <w:t>cv=5,</w:t>
+      </w:r>
+    </w:p>
+    <w:p>
+      <w:pPr>
+        <w:spacing w:line="200" w:lineRule="exact"/>
+        <w:contextualSpacing/>
+        <w:rPr>
+          <w:rFonts w:ascii="Arial" w:hAnsi="Arial" w:cs="Arial"/>
+          <w:sz w:val="12"/>
+          <w:szCs w:val="12"/>
+          <w:lang w:val="en-US"/>
+        </w:rPr>
+      </w:pPr>
+      <w:r>
+        <w:rPr>
+          <w:rFonts w:ascii="Arial" w:hAnsi="Arial" w:cs="Arial"/>
+          <w:sz w:val="12"/>
+          <w:szCs w:val="12"/>
+          <w:lang w:val="en-US"/>
+        </w:rPr>
+        <w:t xml:space="preserve">    scoring='</w:t>
+      </w:r>
+      <w:proofErr w:type="spellStart"/>
+      <w:r>
+        <w:rPr>
+          <w:rFonts w:ascii="Arial" w:hAnsi="Arial" w:cs="Arial"/>
+          <w:sz w:val="12"/>
+          <w:szCs w:val="12"/>
+          <w:lang w:val="en-US"/>
+        </w:rPr>
+        <w:t>neg_mean_squared_error</w:t>
+      </w:r>
+      <w:proofErr w:type="spellEnd"/>
+      <w:r>
+        <w:rPr>
+          <w:rFonts w:ascii="Arial" w:hAnsi="Arial" w:cs="Arial"/>
+          <w:sz w:val="12"/>
+          <w:szCs w:val="12"/>
+          <w:lang w:val="en-US"/>
+        </w:rPr>
+        <w:t>')</w:t>
+      </w:r>
+    </w:p>
+    <w:p>
+      <w:pPr>
+        <w:spacing w:line="200" w:lineRule="exact"/>
+        <w:contextualSpacing/>
+        <w:rPr>
+          <w:rFonts w:ascii="Arial" w:hAnsi="Arial" w:cs="Arial"/>
+          <w:sz w:val="12"/>
+          <w:szCs w:val="12"/>
+          <w:lang w:val="en-US"/>
+        </w:rPr>
+      </w:pPr>
+      <w:proofErr w:type="spellStart"/>
+      <w:proofErr w:type="gramStart"/>
+      <w:r>
+        <w:rPr>
+          <w:rFonts w:ascii="Arial" w:hAnsi="Arial" w:cs="Arial"/>
+          <w:sz w:val="12"/>
+          <w:szCs w:val="12"/>
+          <w:lang w:val="en-US"/>
+        </w:rPr>
+        <w:t>model.fit</w:t>
+      </w:r>
+      <w:proofErr w:type="spellEnd"/>
+      <w:r>
+        <w:rPr>
+          <w:rFonts w:ascii="Arial" w:hAnsi="Arial" w:cs="Arial"/>
+          <w:sz w:val="12"/>
+          <w:szCs w:val="12"/>
+          <w:lang w:val="en-US"/>
+        </w:rPr>
+        <w:t>(</w:t>
+      </w:r>
+      <w:proofErr w:type="spellStart"/>
+      <w:proofErr w:type="gramEnd"/>
+      <w:r>
+        <w:rPr>
+          <w:rFonts w:ascii="Arial" w:hAnsi="Arial" w:cs="Arial"/>
+          <w:sz w:val="12"/>
+          <w:szCs w:val="12"/>
+          <w:lang w:val="en-US"/>
+        </w:rPr>
+        <w:t>X_train</w:t>
+      </w:r>
+      <w:proofErr w:type="spellEnd"/>
+      <w:r>
+        <w:rPr>
+          <w:rFonts w:ascii="Arial" w:hAnsi="Arial" w:cs="Arial"/>
+          <w:sz w:val="12"/>
+          <w:szCs w:val="12"/>
+          <w:lang w:val="en-US"/>
+        </w:rPr>
+        <w:t xml:space="preserve">, </w:t>
+      </w:r>
+      <w:proofErr w:type="spellStart"/>
+      <w:r>
+        <w:rPr>
+          <w:rFonts w:ascii="Arial" w:hAnsi="Arial" w:cs="Arial"/>
+          <w:sz w:val="12"/>
+          <w:szCs w:val="12"/>
+          <w:lang w:val="en-US"/>
+        </w:rPr>
+        <w:t>y_train</w:t>
+      </w:r>
+      <w:proofErr w:type="spellEnd"/>
+      <w:r>
+        <w:rPr>
+          <w:rFonts w:ascii="Arial" w:hAnsi="Arial" w:cs="Arial"/>
+          <w:sz w:val="12"/>
+          <w:szCs w:val="12"/>
+          <w:lang w:val="en-US"/>
+        </w:rPr>
+        <w:t>)</w:t>
+      </w:r>
+    </w:p>
+    <w:p>
+      <w:pPr>
+        <w:spacing w:line="200" w:lineRule="exact"/>
+        <w:contextualSpacing/>
+        <w:rPr>
+          <w:rFonts w:ascii="Arial" w:hAnsi="Arial" w:cs="Arial"/>
+          <w:sz w:val="12"/>
+          <w:szCs w:val="12"/>
+          <w:lang w:val="en-US"/>
+        </w:rPr>
+      </w:pPr>
+      <w:proofErr w:type="spellStart"/>
+      <w:r>
+        <w:rPr>
+          <w:rFonts w:ascii="Arial" w:hAnsi="Arial" w:cs="Arial"/>
+          <w:sz w:val="12"/>
+          <w:szCs w:val="12"/>
+          <w:lang w:val="en-US"/>
+        </w:rPr>
+        <w:t>best_k</w:t>
+      </w:r>
+      <w:proofErr w:type="spellEnd"/>
+      <w:r>
+        <w:rPr>
+          <w:rFonts w:ascii="Arial" w:hAnsi="Arial" w:cs="Arial"/>
+          <w:sz w:val="12"/>
+          <w:szCs w:val="12"/>
+          <w:lang w:val="en-US"/>
+        </w:rPr>
+        <w:t xml:space="preserve"> = </w:t>
+      </w:r>
+      <w:proofErr w:type="spellStart"/>
+      <w:proofErr w:type="gramStart"/>
+      <w:r>
+        <w:rPr>
+          <w:rFonts w:ascii="Arial" w:hAnsi="Arial" w:cs="Arial"/>
+          <w:sz w:val="12"/>
+          <w:szCs w:val="12"/>
+          <w:lang w:val="en-US"/>
+        </w:rPr>
+        <w:t>model.best</w:t>
+      </w:r>
+      <w:proofErr w:type="gramEnd"/>
+      <w:r>
+        <w:rPr>
+          <w:rFonts w:ascii="Arial" w:hAnsi="Arial" w:cs="Arial"/>
+          <w:sz w:val="12"/>
+          <w:szCs w:val="12"/>
+          <w:lang w:val="en-US"/>
+        </w:rPr>
+        <w:t>_params</w:t>
+      </w:r>
+      <w:proofErr w:type="spellEnd"/>
+      <w:r>
+        <w:rPr>
+          <w:rFonts w:ascii="Arial" w:hAnsi="Arial" w:cs="Arial"/>
+          <w:sz w:val="12"/>
+          <w:szCs w:val="12"/>
+          <w:lang w:val="en-US"/>
+        </w:rPr>
+        <w:t>_['</w:t>
+      </w:r>
+      <w:proofErr w:type="spellStart"/>
+      <w:r>
+        <w:rPr>
+          <w:rFonts w:ascii="Arial" w:hAnsi="Arial" w:cs="Arial"/>
+          <w:sz w:val="12"/>
+          <w:szCs w:val="12"/>
+          <w:lang w:val="en-US"/>
+        </w:rPr>
+        <w:t>n_neighbors</w:t>
+      </w:r>
+      <w:proofErr w:type="spellEnd"/>
+      <w:r>
+        <w:rPr>
+          <w:rFonts w:ascii="Arial" w:hAnsi="Arial" w:cs="Arial"/>
+          <w:sz w:val="12"/>
+          <w:szCs w:val="12"/>
+          <w:lang w:val="en-US"/>
+        </w:rPr>
+        <w:t xml:space="preserve">']print("Best K:", </w:t>
+      </w:r>
+      <w:proofErr w:type="spellStart"/>
+      <w:r>
+        <w:rPr>
+          <w:rFonts w:ascii="Arial" w:hAnsi="Arial" w:cs="Arial"/>
+          <w:sz w:val="12"/>
+          <w:szCs w:val="12"/>
+          <w:lang w:val="en-US"/>
+        </w:rPr>
+        <w:t>best_k</w:t>
+      </w:r>
+      <w:proofErr w:type="spellEnd"/>
+      <w:r>
+        <w:rPr>
+          <w:rFonts w:ascii="Arial" w:hAnsi="Arial" w:cs="Arial"/>
+          <w:sz w:val="12"/>
+          <w:szCs w:val="12"/>
+          <w:lang w:val="en-US"/>
+        </w:rPr>
+        <w:t>)</w:t>
+      </w:r>
+    </w:p>
+    <w:p>
+      <w:pPr>
+        <w:spacing w:line="200" w:lineRule="exact"/>
+        <w:contextualSpacing/>
+        <w:rPr>
+          <w:rFonts w:ascii="Arial" w:hAnsi="Arial" w:cs="Arial"/>
+          <w:sz w:val="12"/>
+          <w:szCs w:val="12"/>
+          <w:lang w:val="en-US"/>
+        </w:rPr>
+      </w:pPr>
+      <w:proofErr w:type="spellStart"/>
+      <w:r>
+        <w:rPr>
+          <w:rFonts w:ascii="Arial" w:hAnsi="Arial" w:cs="Arial"/>
+          <w:sz w:val="12"/>
+          <w:szCs w:val="12"/>
+          <w:lang w:val="en-US"/>
+        </w:rPr>
+        <w:t>y_pred</w:t>
+      </w:r>
+      <w:proofErr w:type="spellEnd"/>
+      <w:r>
+        <w:rPr>
+          <w:rFonts w:ascii="Arial" w:hAnsi="Arial" w:cs="Arial"/>
+          <w:sz w:val="12"/>
+          <w:szCs w:val="12"/>
+          <w:lang w:val="en-US"/>
+        </w:rPr>
+        <w:t xml:space="preserve"> = </w:t>
+      </w:r>
+      <w:proofErr w:type="spellStart"/>
+      <w:proofErr w:type="gramStart"/>
+      <w:r>
+        <w:rPr>
+          <w:rFonts w:ascii="Arial" w:hAnsi="Arial" w:cs="Arial"/>
+          <w:sz w:val="12"/>
+          <w:szCs w:val="12"/>
+          <w:lang w:val="en-US"/>
+        </w:rPr>
+        <w:t>model.predict</w:t>
+      </w:r>
+      <w:proofErr w:type="spellEnd"/>
+      <w:proofErr w:type="gramEnd"/>
+      <w:r>
+        <w:rPr>
+          <w:rFonts w:ascii="Arial" w:hAnsi="Arial" w:cs="Arial"/>
+          <w:sz w:val="12"/>
+          <w:szCs w:val="12"/>
+          <w:lang w:val="en-US"/>
+        </w:rPr>
+        <w:t>(</w:t>
+      </w:r>
+      <w:proofErr w:type="spellStart"/>
+      <w:r>
+        <w:rPr>
+          <w:rFonts w:ascii="Arial" w:hAnsi="Arial" w:cs="Arial"/>
+          <w:sz w:val="12"/>
+          <w:szCs w:val="12"/>
+          <w:lang w:val="en-US"/>
+        </w:rPr>
+        <w:t>X_test</w:t>
+      </w:r>
+      <w:proofErr w:type="spellEnd"/>
+      <w:r>
+        <w:rPr>
+          <w:rFonts w:ascii="Arial" w:hAnsi="Arial" w:cs="Arial"/>
+          <w:sz w:val="12"/>
+          <w:szCs w:val="12"/>
+          <w:lang w:val="en-US"/>
+        </w:rPr>
+        <w:t>)</w:t>
+      </w:r>
+    </w:p>
+    <w:p>
+      <w:pPr>
+        <w:spacing w:line="200" w:lineRule="exact"/>
+        <w:contextualSpacing/>
+        <w:rPr>
+          <w:rFonts w:ascii="Arial" w:hAnsi="Arial" w:cs="Arial"/>
+          <w:sz w:val="12"/>
+          <w:szCs w:val="12"/>
+          <w:lang w:val="en-US"/>
+        </w:rPr>
+      </w:pPr>
+      <w:proofErr w:type="spellStart"/>
+      <w:r>
+        <w:rPr>
+          <w:rFonts w:ascii="Arial" w:hAnsi="Arial" w:cs="Arial"/>
+          <w:sz w:val="12"/>
+          <w:szCs w:val="12"/>
+          <w:lang w:val="en-US"/>
+        </w:rPr>
+        <w:t>rmse</w:t>
+      </w:r>
+      <w:proofErr w:type="spellEnd"/>
+      <w:r>
+        <w:rPr>
+          <w:rFonts w:ascii="Arial" w:hAnsi="Arial" w:cs="Arial"/>
+          <w:sz w:val="12"/>
+          <w:szCs w:val="12"/>
+          <w:lang w:val="en-US"/>
+        </w:rPr>
+        <w:t xml:space="preserve"> = </w:t>
+      </w:r>
+      <w:proofErr w:type="gramStart"/>
+      <w:r>
+        <w:rPr>
+          <w:rFonts w:ascii="Arial" w:hAnsi="Arial" w:cs="Arial"/>
+          <w:sz w:val="12"/>
+          <w:szCs w:val="12"/>
+          <w:lang w:val="en-US"/>
+        </w:rPr>
+        <w:t>sqrt(</w:t>
+      </w:r>
+      <w:proofErr w:type="spellStart"/>
+      <w:proofErr w:type="gramEnd"/>
+      <w:r>
+        <w:rPr>
+          <w:rFonts w:ascii="Arial" w:hAnsi="Arial" w:cs="Arial"/>
+          <w:sz w:val="12"/>
+          <w:szCs w:val="12"/>
+          <w:lang w:val="en-US"/>
+        </w:rPr>
+        <w:t>mean_squared_error</w:t>
+      </w:r>
+      <w:proofErr w:type="spellEnd"/>
+      <w:r>
+        <w:rPr>
+          <w:rFonts w:ascii="Arial" w:hAnsi="Arial" w:cs="Arial"/>
+          <w:sz w:val="12"/>
+          <w:szCs w:val="12"/>
+          <w:lang w:val="en-US"/>
+        </w:rPr>
+        <w:t>(</w:t>
+      </w:r>
+      <w:proofErr w:type="spellStart"/>
+      <w:r>
+        <w:rPr>
+          <w:rFonts w:ascii="Arial" w:hAnsi="Arial" w:cs="Arial"/>
+          <w:sz w:val="12"/>
+          <w:szCs w:val="12"/>
+          <w:lang w:val="en-US"/>
+        </w:rPr>
+        <w:t>y_test</w:t>
+      </w:r>
+      <w:proofErr w:type="spellEnd"/>
+      <w:r>
+        <w:rPr>
+          <w:rFonts w:ascii="Arial" w:hAnsi="Arial" w:cs="Arial"/>
+          <w:sz w:val="12"/>
+          <w:szCs w:val="12"/>
+          <w:lang w:val="en-US"/>
+        </w:rPr>
+        <w:t xml:space="preserve">, </w:t>
+      </w:r>
+      <w:proofErr w:type="spellStart"/>
+      <w:r>
+        <w:rPr>
+          <w:rFonts w:ascii="Arial" w:hAnsi="Arial" w:cs="Arial"/>
+          <w:sz w:val="12"/>
+          <w:szCs w:val="12"/>
+          <w:lang w:val="en-US"/>
+        </w:rPr>
+        <w:t>y_pred</w:t>
+      </w:r>
+      <w:proofErr w:type="spellEnd"/>
+      <w:r>
+        <w:rPr>
+          <w:rFonts w:ascii="Arial" w:hAnsi="Arial" w:cs="Arial"/>
+          <w:sz w:val="12"/>
+          <w:szCs w:val="12"/>
+          <w:lang w:val="en-US"/>
+        </w:rPr>
+        <w:t>))print(</w:t>
+      </w:r>
+      <w:proofErr w:type="spellStart"/>
+      <w:r>
+        <w:rPr>
+          <w:rFonts w:ascii="Arial" w:hAnsi="Arial" w:cs="Arial"/>
+          <w:sz w:val="12"/>
+          <w:szCs w:val="12"/>
+          <w:lang w:val="en-US"/>
+        </w:rPr>
+        <w:t>f"Test</w:t>
+      </w:r>
+      <w:proofErr w:type="spellEnd"/>
+      <w:r>
+        <w:rPr>
+          <w:rFonts w:ascii="Arial" w:hAnsi="Arial" w:cs="Arial"/>
+          <w:sz w:val="12"/>
+          <w:szCs w:val="12"/>
+          <w:lang w:val="en-US"/>
+        </w:rPr>
+        <w:t xml:space="preserve"> RMSE: {rmse:.2f}")</w:t>
+      </w:r>
+    </w:p>
+    <w:p>
+      <w:pPr>
+        <w:spacing w:line="200" w:lineRule="exact"/>
+        <w:contextualSpacing/>
+        <w:rPr>
+          <w:rFonts w:ascii="Arial" w:hAnsi="Arial" w:cs="Arial"/>
+          <w:sz w:val="12"/>
+          <w:szCs w:val="12"/>
+          <w:lang w:val="en-US"/>
+        </w:rPr>
+      </w:pPr>
+      <w:proofErr w:type="gramStart"/>
+      <w:r>
+        <w:rPr>
+          <w:rFonts w:eastAsia="Times New Roman"/>
+          <w:b/>
+          <w:bCs/>
+          <w:sz w:val="16"/>
+          <w:szCs w:val="16"/>
+          <w:bdr w:val="single" w:sz="4" w:space="0" w:color="auto"/>
+          <w:shd w:val="clear" w:color="auto" w:fill="92D050"/>
+          <w:lang w:val="en-US"/>
+        </w:rPr>
+        <w:t>Ridge</w:t>
+      </w:r>
+      <w:r>
+        <w:rPr>
+          <w:rFonts w:eastAsia="Times New Roman"/>
+          <w:b/>
+          <w:bCs/>
+          <w:sz w:val="16"/>
+          <w:szCs w:val="16"/>
+          <w:bdr w:val="single" w:sz="4" w:space="0" w:color="auto"/>
+          <w:shd w:val="clear" w:color="auto" w:fill="92D050"/>
+          <w:lang w:val="en-US"/>
+        </w:rPr>
+        <w:t xml:space="preserve"> </w:t>
+      </w:r>
+      <w:r>
+        <w:rPr>
+          <w:rFonts w:ascii="Arial" w:eastAsia="Times New Roman" w:hAnsi="Arial" w:cs="Arial"/>
+          <w:bCs/>
+          <w:sz w:val="10"/>
+          <w:szCs w:val="10"/>
+          <w:bdr w:val="single" w:sz="4" w:space="0" w:color="auto"/>
+          <w:shd w:val="clear" w:color="auto" w:fill="9CC2E5" w:themeFill="accent5" w:themeFillTint="99"/>
+          <w:lang w:val="en-US"/>
+        </w:rPr>
+        <w:t xml:space="preserve"> shrinks</w:t>
+      </w:r>
+      <w:proofErr w:type="gramEnd"/>
+      <w:r>
+        <w:rPr>
+          <w:rFonts w:ascii="Arial" w:eastAsia="Times New Roman" w:hAnsi="Arial" w:cs="Arial"/>
+          <w:bCs/>
+          <w:sz w:val="10"/>
+          <w:szCs w:val="10"/>
+          <w:bdr w:val="single" w:sz="4" w:space="0" w:color="auto"/>
+          <w:shd w:val="clear" w:color="auto" w:fill="9CC2E5" w:themeFill="accent5" w:themeFillTint="99"/>
+          <w:lang w:val="en-US"/>
+        </w:rPr>
+        <w:t xml:space="preserve"> coefficients toward zero (L2 penalty: </w:t>
+      </w:r>
+      <w:proofErr w:type="spellStart"/>
+      <w:r>
+        <w:rPr>
+          <w:rFonts w:ascii="Arial" w:eastAsia="Times New Roman" w:hAnsi="Arial" w:cs="Arial"/>
+          <w:bCs/>
+          <w:sz w:val="10"/>
+          <w:szCs w:val="10"/>
+          <w:bdr w:val="single" w:sz="4" w:space="0" w:color="auto"/>
+          <w:shd w:val="clear" w:color="auto" w:fill="9CC2E5" w:themeFill="accent5" w:themeFillTint="99"/>
+          <w:lang w:val="en-US"/>
+        </w:rPr>
+        <w:t>λΣ</w:t>
+      </w:r>
+      <w:proofErr w:type="spellEnd"/>
+      <w:r>
+        <w:rPr>
+          <w:rFonts w:ascii="Arial" w:eastAsia="Times New Roman" w:hAnsi="Arial" w:cs="Arial"/>
+          <w:bCs/>
+          <w:sz w:val="10"/>
+          <w:szCs w:val="10"/>
+          <w:bdr w:val="single" w:sz="4" w:space="0" w:color="auto"/>
+          <w:shd w:val="clear" w:color="auto" w:fill="9CC2E5" w:themeFill="accent5" w:themeFillTint="99"/>
+          <w:lang w:val="en-US"/>
+        </w:rPr>
+        <w:t>β²) but never exactly to zero</w:t>
+      </w:r>
+      <w:r>
+        <w:rPr>
+          <w:rFonts w:ascii="Arial" w:eastAsia="Times New Roman" w:hAnsi="Arial" w:cs="Arial"/>
+          <w:bCs/>
+          <w:sz w:val="10"/>
+          <w:szCs w:val="10"/>
+          <w:bdr w:val="single" w:sz="4" w:space="0" w:color="auto"/>
+          <w:shd w:val="clear" w:color="auto" w:fill="9CC2E5" w:themeFill="accent5" w:themeFillTint="99"/>
+          <w:lang w:val="en-US"/>
+        </w:rPr>
+        <w:t>,</w:t>
+      </w:r>
+      <w:r>
+        <w:rPr>
+          <w:rFonts w:ascii="Arial" w:eastAsia="Times New Roman" w:hAnsi="Arial" w:cs="Arial"/>
+          <w:bCs/>
+          <w:sz w:val="10"/>
+          <w:szCs w:val="10"/>
+          <w:bdr w:val="single" w:sz="4" w:space="0" w:color="auto"/>
+          <w:shd w:val="clear" w:color="auto" w:fill="9CC2E5" w:themeFill="accent5" w:themeFillTint="99"/>
+          <w:lang w:val="en-US"/>
+        </w:rPr>
+        <w:t xml:space="preserve"> all</w:t>
+      </w:r>
+      <w:r>
+        <w:rPr>
+          <w:rFonts w:ascii="Arial" w:eastAsia="Times New Roman" w:hAnsi="Arial" w:cs="Arial"/>
+          <w:bCs/>
+          <w:sz w:val="10"/>
+          <w:szCs w:val="10"/>
+          <w:bdr w:val="single" w:sz="4" w:space="0" w:color="auto"/>
+          <w:shd w:val="clear" w:color="auto" w:fill="9CC2E5" w:themeFill="accent5" w:themeFillTint="99"/>
+          <w:lang w:val="en-US"/>
+        </w:rPr>
+        <w:t xml:space="preserve"> </w:t>
+      </w:r>
+      <w:r>
+        <w:rPr>
+          <w:rFonts w:ascii="Arial" w:eastAsia="Times New Roman" w:hAnsi="Arial" w:cs="Arial"/>
+          <w:bCs/>
+          <w:sz w:val="10"/>
+          <w:szCs w:val="10"/>
+          <w:bdr w:val="single" w:sz="4" w:space="0" w:color="auto"/>
+          <w:shd w:val="clear" w:color="auto" w:fill="9CC2E5" w:themeFill="accent5" w:themeFillTint="99"/>
+          <w:lang w:val="en-US"/>
+        </w:rPr>
+        <w:t xml:space="preserve">features are kept. </w:t>
+      </w:r>
+      <w:proofErr w:type="spellStart"/>
+      <w:r>
+        <w:rPr>
+          <w:rFonts w:ascii="Arial" w:eastAsia="Times New Roman" w:hAnsi="Arial" w:cs="Arial"/>
+          <w:bCs/>
+          <w:sz w:val="10"/>
+          <w:szCs w:val="10"/>
+          <w:bdr w:val="single" w:sz="4" w:space="0" w:color="auto"/>
+          <w:shd w:val="clear" w:color="auto" w:fill="9CC2E5" w:themeFill="accent5" w:themeFillTint="99"/>
+          <w:lang w:val="en-US"/>
+        </w:rPr>
+        <w:t>StandardScaler</w:t>
+      </w:r>
+      <w:proofErr w:type="spellEnd"/>
+      <w:r>
+        <w:rPr>
+          <w:rFonts w:ascii="Arial" w:eastAsia="Times New Roman" w:hAnsi="Arial" w:cs="Arial"/>
+          <w:bCs/>
+          <w:sz w:val="10"/>
+          <w:szCs w:val="10"/>
+          <w:bdr w:val="single" w:sz="4" w:space="0" w:color="auto"/>
+          <w:shd w:val="clear" w:color="auto" w:fill="9CC2E5" w:themeFill="accent5" w:themeFillTint="99"/>
+          <w:lang w:val="en-US"/>
+        </w:rPr>
+        <w:t xml:space="preserve"> ensures same scale before </w:t>
+      </w:r>
+      <w:proofErr w:type="spellStart"/>
+      <w:r>
+        <w:rPr>
+          <w:rFonts w:ascii="Arial" w:eastAsia="Times New Roman" w:hAnsi="Arial" w:cs="Arial"/>
+          <w:bCs/>
+          <w:sz w:val="10"/>
+          <w:szCs w:val="10"/>
+          <w:bdr w:val="single" w:sz="4" w:space="0" w:color="auto"/>
+          <w:shd w:val="clear" w:color="auto" w:fill="9CC2E5" w:themeFill="accent5" w:themeFillTint="99"/>
+          <w:lang w:val="en-US"/>
+        </w:rPr>
+        <w:t>penalisation</w:t>
+      </w:r>
+      <w:proofErr w:type="spellEnd"/>
+      <w:r>
+        <w:rPr>
+          <w:rFonts w:ascii="Arial" w:eastAsia="Times New Roman" w:hAnsi="Arial" w:cs="Arial"/>
+          <w:bCs/>
+          <w:sz w:val="10"/>
+          <w:szCs w:val="10"/>
+          <w:bdr w:val="single" w:sz="4" w:space="0" w:color="auto"/>
+          <w:shd w:val="clear" w:color="auto" w:fill="9CC2E5" w:themeFill="accent5" w:themeFillTint="99"/>
+          <w:lang w:val="en-US"/>
+        </w:rPr>
+        <w:t xml:space="preserve">. </w:t>
+      </w:r>
+      <w:r>
+        <w:rPr>
+          <w:rFonts w:ascii="Arial" w:eastAsia="Times New Roman" w:hAnsi="Arial" w:cs="Arial"/>
+          <w:bCs/>
+          <w:sz w:val="10"/>
+          <w:szCs w:val="10"/>
+          <w:bdr w:val="single" w:sz="4" w:space="0" w:color="auto"/>
+          <w:shd w:val="clear" w:color="auto" w:fill="9CC2E5" w:themeFill="accent5" w:themeFillTint="99"/>
+          <w:lang w:val="en-US"/>
+        </w:rPr>
+        <w:t>&gt;</w:t>
+      </w:r>
+      <w:r>
+        <w:rPr>
+          <w:rFonts w:ascii="Arial" w:eastAsia="Times New Roman" w:hAnsi="Arial" w:cs="Arial"/>
+          <w:bCs/>
+          <w:sz w:val="10"/>
+          <w:szCs w:val="10"/>
+          <w:bdr w:val="single" w:sz="4" w:space="0" w:color="auto"/>
+          <w:shd w:val="clear" w:color="auto" w:fill="9CC2E5" w:themeFill="accent5" w:themeFillTint="99"/>
+          <w:lang w:val="en-US"/>
+        </w:rPr>
+        <w:t>alpha = stronger shrinkage = simpler model.</w:t>
+      </w:r>
+    </w:p>
+    <w:p>
+      <w:pPr>
+        <w:spacing w:line="200" w:lineRule="exact"/>
+        <w:contextualSpacing/>
+        <w:rPr>
+          <w:rFonts w:ascii="Arial" w:hAnsi="Arial" w:cs="Arial"/>
+          <w:sz w:val="12"/>
+          <w:szCs w:val="12"/>
+          <w:lang w:val="en-US"/>
+        </w:rPr>
+      </w:pPr>
+      <w:r>
+        <w:rPr>
+          <w:rFonts w:ascii="Arial" w:hAnsi="Arial" w:cs="Arial"/>
+          <w:sz w:val="12"/>
+          <w:szCs w:val="12"/>
+          <w:lang w:val="en-US"/>
+        </w:rPr>
+        <w:t xml:space="preserve">from </w:t>
+      </w:r>
+      <w:proofErr w:type="spellStart"/>
+      <w:proofErr w:type="gramStart"/>
+      <w:r>
+        <w:rPr>
+          <w:rFonts w:ascii="Arial" w:hAnsi="Arial" w:cs="Arial"/>
+          <w:sz w:val="12"/>
+          <w:szCs w:val="12"/>
+          <w:lang w:val="en-US"/>
+        </w:rPr>
+        <w:t>sklearn.linear</w:t>
+      </w:r>
+      <w:proofErr w:type="gramEnd"/>
+      <w:r>
+        <w:rPr>
+          <w:rFonts w:ascii="Arial" w:hAnsi="Arial" w:cs="Arial"/>
+          <w:sz w:val="12"/>
+          <w:szCs w:val="12"/>
+          <w:lang w:val="en-US"/>
+        </w:rPr>
+        <w:t>_model</w:t>
+      </w:r>
+      <w:proofErr w:type="spellEnd"/>
+      <w:r>
+        <w:rPr>
+          <w:rFonts w:ascii="Arial" w:hAnsi="Arial" w:cs="Arial"/>
+          <w:sz w:val="12"/>
+          <w:szCs w:val="12"/>
+          <w:lang w:val="en-US"/>
+        </w:rPr>
+        <w:t xml:space="preserve"> import Ridge, </w:t>
+      </w:r>
+      <w:proofErr w:type="spellStart"/>
+      <w:r>
+        <w:rPr>
+          <w:rFonts w:ascii="Arial" w:hAnsi="Arial" w:cs="Arial"/>
+          <w:sz w:val="12"/>
+          <w:szCs w:val="12"/>
+          <w:lang w:val="en-US"/>
+        </w:rPr>
+        <w:t>RidgeCVfrom</w:t>
+      </w:r>
+      <w:proofErr w:type="spellEnd"/>
+      <w:r>
+        <w:rPr>
+          <w:rFonts w:ascii="Arial" w:hAnsi="Arial" w:cs="Arial"/>
+          <w:sz w:val="12"/>
+          <w:szCs w:val="12"/>
+          <w:lang w:val="en-US"/>
+        </w:rPr>
+        <w:t xml:space="preserve"> </w:t>
+      </w:r>
+      <w:proofErr w:type="spellStart"/>
+      <w:r>
+        <w:rPr>
+          <w:rFonts w:ascii="Arial" w:hAnsi="Arial" w:cs="Arial"/>
+          <w:sz w:val="12"/>
+          <w:szCs w:val="12"/>
+          <w:lang w:val="en-US"/>
+        </w:rPr>
+        <w:t>sklearn.preprocessing</w:t>
+      </w:r>
+      <w:proofErr w:type="spellEnd"/>
+      <w:r>
+        <w:rPr>
+          <w:rFonts w:ascii="Arial" w:hAnsi="Arial" w:cs="Arial"/>
+          <w:sz w:val="12"/>
+          <w:szCs w:val="12"/>
+          <w:lang w:val="en-US"/>
+        </w:rPr>
+        <w:t xml:space="preserve"> import </w:t>
+      </w:r>
+      <w:proofErr w:type="spellStart"/>
+      <w:r>
+        <w:rPr>
+          <w:rFonts w:ascii="Arial" w:hAnsi="Arial" w:cs="Arial"/>
+          <w:sz w:val="12"/>
+          <w:szCs w:val="12"/>
+          <w:lang w:val="en-US"/>
+        </w:rPr>
+        <w:t>StandardScalerfrom</w:t>
+      </w:r>
+      <w:proofErr w:type="spellEnd"/>
+      <w:r>
+        <w:rPr>
+          <w:rFonts w:ascii="Arial" w:hAnsi="Arial" w:cs="Arial"/>
+          <w:sz w:val="12"/>
+          <w:szCs w:val="12"/>
+          <w:lang w:val="en-US"/>
+        </w:rPr>
+        <w:t xml:space="preserve"> </w:t>
+      </w:r>
+      <w:proofErr w:type="spellStart"/>
+      <w:r>
+        <w:rPr>
+          <w:rFonts w:ascii="Arial" w:hAnsi="Arial" w:cs="Arial"/>
+          <w:sz w:val="12"/>
+          <w:szCs w:val="12"/>
+          <w:lang w:val="en-US"/>
+        </w:rPr>
+        <w:t>sklearn.model_selection</w:t>
+      </w:r>
+      <w:proofErr w:type="spellEnd"/>
+      <w:r>
+        <w:rPr>
+          <w:rFonts w:ascii="Arial" w:hAnsi="Arial" w:cs="Arial"/>
+          <w:sz w:val="12"/>
+          <w:szCs w:val="12"/>
+          <w:lang w:val="en-US"/>
+        </w:rPr>
+        <w:t xml:space="preserve"> import </w:t>
+      </w:r>
+      <w:proofErr w:type="spellStart"/>
+      <w:r>
+        <w:rPr>
+          <w:rFonts w:ascii="Arial" w:hAnsi="Arial" w:cs="Arial"/>
+          <w:sz w:val="12"/>
+          <w:szCs w:val="12"/>
+          <w:lang w:val="en-US"/>
+        </w:rPr>
+        <w:t>train_test_splitfrom</w:t>
+      </w:r>
+      <w:proofErr w:type="spellEnd"/>
+      <w:r>
+        <w:rPr>
+          <w:rFonts w:ascii="Arial" w:hAnsi="Arial" w:cs="Arial"/>
+          <w:sz w:val="12"/>
+          <w:szCs w:val="12"/>
+          <w:lang w:val="en-US"/>
+        </w:rPr>
+        <w:t xml:space="preserve"> </w:t>
+      </w:r>
+      <w:proofErr w:type="spellStart"/>
+      <w:r>
+        <w:rPr>
+          <w:rFonts w:ascii="Arial" w:hAnsi="Arial" w:cs="Arial"/>
+          <w:sz w:val="12"/>
+          <w:szCs w:val="12"/>
+          <w:lang w:val="en-US"/>
+        </w:rPr>
+        <w:t>sklearn.metrics</w:t>
+      </w:r>
+      <w:proofErr w:type="spellEnd"/>
+      <w:r>
+        <w:rPr>
+          <w:rFonts w:ascii="Arial" w:hAnsi="Arial" w:cs="Arial"/>
+          <w:sz w:val="12"/>
+          <w:szCs w:val="12"/>
+          <w:lang w:val="en-US"/>
+        </w:rPr>
+        <w:t xml:space="preserve"> import </w:t>
+      </w:r>
+      <w:proofErr w:type="spellStart"/>
+      <w:r>
+        <w:rPr>
+          <w:rFonts w:ascii="Arial" w:hAnsi="Arial" w:cs="Arial"/>
+          <w:sz w:val="12"/>
+          <w:szCs w:val="12"/>
+          <w:lang w:val="en-US"/>
+        </w:rPr>
+        <w:t>mean_squared_error</w:t>
+      </w:r>
+      <w:proofErr w:type="spellEnd"/>
+    </w:p>
+    <w:p>
+      <w:pPr>
+        <w:spacing w:line="200" w:lineRule="exact"/>
+        <w:contextualSpacing/>
+        <w:rPr>
+          <w:rFonts w:ascii="Arial" w:hAnsi="Arial" w:cs="Arial"/>
+          <w:sz w:val="12"/>
+          <w:szCs w:val="12"/>
+          <w:lang w:val="en-US"/>
+        </w:rPr>
+      </w:pPr>
+      <w:r>
+        <w:rPr>
+          <w:rFonts w:ascii="Arial" w:hAnsi="Arial" w:cs="Arial"/>
+          <w:sz w:val="12"/>
+          <w:szCs w:val="12"/>
+          <w:lang w:val="en-US"/>
+        </w:rPr>
+        <w:t xml:space="preserve">df = </w:t>
+      </w:r>
+      <w:proofErr w:type="spellStart"/>
+      <w:proofErr w:type="gramStart"/>
+      <w:r>
+        <w:rPr>
+          <w:rFonts w:ascii="Arial" w:hAnsi="Arial" w:cs="Arial"/>
+          <w:sz w:val="12"/>
+          <w:szCs w:val="12"/>
+          <w:lang w:val="en-US"/>
+        </w:rPr>
+        <w:t>pd.read</w:t>
+      </w:r>
+      <w:proofErr w:type="gramEnd"/>
+      <w:r>
+        <w:rPr>
+          <w:rFonts w:ascii="Arial" w:hAnsi="Arial" w:cs="Arial"/>
+          <w:sz w:val="12"/>
+          <w:szCs w:val="12"/>
+          <w:lang w:val="en-US"/>
+        </w:rPr>
+        <w:t>_csv</w:t>
+      </w:r>
+      <w:proofErr w:type="spellEnd"/>
+      <w:r>
+        <w:rPr>
+          <w:rFonts w:ascii="Arial" w:hAnsi="Arial" w:cs="Arial"/>
+          <w:sz w:val="12"/>
+          <w:szCs w:val="12"/>
+          <w:lang w:val="en-US"/>
+        </w:rPr>
+        <w:t>('data/hitters.csv').</w:t>
+      </w:r>
+      <w:proofErr w:type="spellStart"/>
+      <w:r>
+        <w:rPr>
+          <w:rFonts w:ascii="Arial" w:hAnsi="Arial" w:cs="Arial"/>
+          <w:sz w:val="12"/>
+          <w:szCs w:val="12"/>
+          <w:lang w:val="en-US"/>
+        </w:rPr>
+        <w:t>dropna</w:t>
+      </w:r>
+      <w:proofErr w:type="spellEnd"/>
+      <w:r>
+        <w:rPr>
+          <w:rFonts w:ascii="Arial" w:hAnsi="Arial" w:cs="Arial"/>
+          <w:sz w:val="12"/>
+          <w:szCs w:val="12"/>
+          <w:lang w:val="en-US"/>
+        </w:rPr>
+        <w:t>().drop('Unnamed: 0', axis=1)</w:t>
+      </w:r>
+    </w:p>
+    <w:p>
+      <w:pPr>
+        <w:spacing w:line="200" w:lineRule="exact"/>
+        <w:contextualSpacing/>
+        <w:rPr>
+          <w:rFonts w:ascii="Arial" w:hAnsi="Arial" w:cs="Arial"/>
+          <w:sz w:val="12"/>
+          <w:szCs w:val="12"/>
+          <w:lang w:val="en-US"/>
+        </w:rPr>
+      </w:pPr>
+      <w:r>
+        <w:rPr>
+          <w:rFonts w:ascii="Arial" w:hAnsi="Arial" w:cs="Arial"/>
+          <w:sz w:val="12"/>
+          <w:szCs w:val="12"/>
+          <w:lang w:val="en-US"/>
+        </w:rPr>
+        <w:t>y = df['Salary'</w:t>
+      </w:r>
+      <w:proofErr w:type="gramStart"/>
+      <w:r>
+        <w:rPr>
+          <w:rFonts w:ascii="Arial" w:hAnsi="Arial" w:cs="Arial"/>
+          <w:sz w:val="12"/>
+          <w:szCs w:val="12"/>
+          <w:lang w:val="en-US"/>
+        </w:rPr>
+        <w:t>].values</w:t>
+      </w:r>
+      <w:proofErr w:type="gramEnd"/>
+      <w:r>
+        <w:rPr>
+          <w:rFonts w:ascii="Arial" w:hAnsi="Arial" w:cs="Arial"/>
+          <w:sz w:val="12"/>
+          <w:szCs w:val="12"/>
+          <w:lang w:val="en-US"/>
+        </w:rPr>
+        <w:t xml:space="preserve"> </w:t>
+      </w:r>
+      <w:r>
+        <w:rPr>
+          <w:rFonts w:ascii="Arial" w:hAnsi="Arial" w:cs="Arial"/>
+          <w:sz w:val="12"/>
+          <w:szCs w:val="12"/>
+          <w:lang w:val="en-US"/>
+        </w:rPr>
+        <w:br/>
+      </w:r>
+      <w:r>
+        <w:rPr>
+          <w:rFonts w:ascii="Arial" w:hAnsi="Arial" w:cs="Arial"/>
+          <w:sz w:val="12"/>
+          <w:szCs w:val="12"/>
+          <w:lang w:val="en-US"/>
+        </w:rPr>
+        <w:t xml:space="preserve">X = </w:t>
+      </w:r>
+      <w:proofErr w:type="spellStart"/>
+      <w:r>
+        <w:rPr>
+          <w:rFonts w:ascii="Arial" w:hAnsi="Arial" w:cs="Arial"/>
+          <w:sz w:val="12"/>
+          <w:szCs w:val="12"/>
+          <w:lang w:val="en-US"/>
+        </w:rPr>
+        <w:t>df.drop</w:t>
+      </w:r>
+      <w:proofErr w:type="spellEnd"/>
+      <w:r>
+        <w:rPr>
+          <w:rFonts w:ascii="Arial" w:hAnsi="Arial" w:cs="Arial"/>
+          <w:sz w:val="12"/>
+          <w:szCs w:val="12"/>
+          <w:lang w:val="en-US"/>
+        </w:rPr>
+        <w:t>(['Salary', 'League', 'Division', '</w:t>
+      </w:r>
+      <w:proofErr w:type="spellStart"/>
+      <w:r>
+        <w:rPr>
+          <w:rFonts w:ascii="Arial" w:hAnsi="Arial" w:cs="Arial"/>
+          <w:sz w:val="12"/>
+          <w:szCs w:val="12"/>
+          <w:lang w:val="en-US"/>
+        </w:rPr>
+        <w:t>NewLeague</w:t>
+      </w:r>
+      <w:proofErr w:type="spellEnd"/>
+      <w:r>
+        <w:rPr>
+          <w:rFonts w:ascii="Arial" w:hAnsi="Arial" w:cs="Arial"/>
+          <w:sz w:val="12"/>
+          <w:szCs w:val="12"/>
+          <w:lang w:val="en-US"/>
+        </w:rPr>
+        <w:t>'], axis=1).</w:t>
+      </w:r>
+      <w:proofErr w:type="spellStart"/>
+      <w:r>
+        <w:rPr>
+          <w:rFonts w:ascii="Arial" w:hAnsi="Arial" w:cs="Arial"/>
+          <w:sz w:val="12"/>
+          <w:szCs w:val="12"/>
+          <w:lang w:val="en-US"/>
+        </w:rPr>
+        <w:t>astype</w:t>
+      </w:r>
+      <w:proofErr w:type="spellEnd"/>
+      <w:r>
+        <w:rPr>
+          <w:rFonts w:ascii="Arial" w:hAnsi="Arial" w:cs="Arial"/>
+          <w:sz w:val="12"/>
+          <w:szCs w:val="12"/>
+          <w:lang w:val="en-US"/>
+        </w:rPr>
+        <w:t>('float64')</w:t>
+      </w:r>
+    </w:p>
+    <w:p>
+      <w:pPr>
+        <w:spacing w:line="200" w:lineRule="exact"/>
+        <w:contextualSpacing/>
+        <w:rPr>
+          <w:rFonts w:ascii="Arial" w:hAnsi="Arial" w:cs="Arial"/>
+          <w:sz w:val="12"/>
+          <w:szCs w:val="12"/>
+          <w:lang w:val="en-US"/>
+        </w:rPr>
+      </w:pPr>
+      <w:r>
+        <w:rPr>
+          <w:rFonts w:ascii="Arial" w:hAnsi="Arial" w:cs="Arial"/>
+          <w:sz w:val="12"/>
+          <w:szCs w:val="12"/>
+          <w:lang w:val="en-US"/>
+        </w:rPr>
+        <w:t xml:space="preserve">scaler = </w:t>
+      </w:r>
+      <w:proofErr w:type="spellStart"/>
+      <w:proofErr w:type="gramStart"/>
+      <w:r>
+        <w:rPr>
+          <w:rFonts w:ascii="Arial" w:hAnsi="Arial" w:cs="Arial"/>
+          <w:sz w:val="12"/>
+          <w:szCs w:val="12"/>
+          <w:lang w:val="en-US"/>
+        </w:rPr>
+        <w:t>StandardScaler</w:t>
+      </w:r>
+      <w:proofErr w:type="spellEnd"/>
+      <w:r>
+        <w:rPr>
+          <w:rFonts w:ascii="Arial" w:hAnsi="Arial" w:cs="Arial"/>
+          <w:sz w:val="12"/>
+          <w:szCs w:val="12"/>
+          <w:lang w:val="en-US"/>
+        </w:rPr>
+        <w:t>(</w:t>
+      </w:r>
+      <w:proofErr w:type="gramEnd"/>
+      <w:r>
+        <w:rPr>
+          <w:rFonts w:ascii="Arial" w:hAnsi="Arial" w:cs="Arial"/>
+          <w:sz w:val="12"/>
+          <w:szCs w:val="12"/>
+          <w:lang w:val="en-US"/>
+        </w:rPr>
+        <w:t>)</w:t>
+      </w:r>
+      <w:r>
+        <w:rPr>
+          <w:rFonts w:ascii="Arial" w:hAnsi="Arial" w:cs="Arial"/>
+          <w:sz w:val="12"/>
+          <w:szCs w:val="12"/>
+          <w:lang w:val="en-US"/>
+        </w:rPr>
+        <w:t xml:space="preserve">  |  </w:t>
+      </w:r>
+      <w:proofErr w:type="spellStart"/>
+      <w:r>
+        <w:rPr>
+          <w:rFonts w:ascii="Arial" w:hAnsi="Arial" w:cs="Arial"/>
+          <w:sz w:val="12"/>
+          <w:szCs w:val="12"/>
+          <w:lang w:val="en-US"/>
+        </w:rPr>
+        <w:t>X_scaled</w:t>
+      </w:r>
+      <w:proofErr w:type="spellEnd"/>
+      <w:r>
+        <w:rPr>
+          <w:rFonts w:ascii="Arial" w:hAnsi="Arial" w:cs="Arial"/>
+          <w:sz w:val="12"/>
+          <w:szCs w:val="12"/>
+          <w:lang w:val="en-US"/>
+        </w:rPr>
+        <w:t xml:space="preserve"> = </w:t>
+      </w:r>
+      <w:proofErr w:type="spellStart"/>
+      <w:r>
+        <w:rPr>
+          <w:rFonts w:ascii="Arial" w:hAnsi="Arial" w:cs="Arial"/>
+          <w:sz w:val="12"/>
+          <w:szCs w:val="12"/>
+          <w:lang w:val="en-US"/>
+        </w:rPr>
+        <w:t>scaler.fit_transform</w:t>
+      </w:r>
+      <w:proofErr w:type="spellEnd"/>
+      <w:r>
+        <w:rPr>
+          <w:rFonts w:ascii="Arial" w:hAnsi="Arial" w:cs="Arial"/>
+          <w:sz w:val="12"/>
+          <w:szCs w:val="12"/>
+          <w:lang w:val="en-US"/>
+        </w:rPr>
+        <w:t>(X)</w:t>
+      </w:r>
+    </w:p>
+    <w:p>
+      <w:pPr>
+        <w:spacing w:line="200" w:lineRule="exact"/>
+        <w:contextualSpacing/>
+        <w:rPr>
+          <w:rFonts w:ascii="Arial" w:hAnsi="Arial" w:cs="Arial"/>
+          <w:sz w:val="12"/>
+          <w:szCs w:val="12"/>
+          <w:lang w:val="en-US"/>
+        </w:rPr>
+      </w:pPr>
+      <w:proofErr w:type="spellStart"/>
+      <w:r>
+        <w:rPr>
+          <w:rFonts w:ascii="Arial" w:hAnsi="Arial" w:cs="Arial"/>
+          <w:sz w:val="12"/>
+          <w:szCs w:val="12"/>
+          <w:lang w:val="en-US"/>
+        </w:rPr>
+        <w:t>X_train</w:t>
+      </w:r>
+      <w:proofErr w:type="spellEnd"/>
+      <w:r>
+        <w:rPr>
+          <w:rFonts w:ascii="Arial" w:hAnsi="Arial" w:cs="Arial"/>
+          <w:sz w:val="12"/>
+          <w:szCs w:val="12"/>
+          <w:lang w:val="en-US"/>
+        </w:rPr>
+        <w:t xml:space="preserve">, </w:t>
+      </w:r>
+      <w:proofErr w:type="spellStart"/>
+      <w:r>
+        <w:rPr>
+          <w:rFonts w:ascii="Arial" w:hAnsi="Arial" w:cs="Arial"/>
+          <w:sz w:val="12"/>
+          <w:szCs w:val="12"/>
+          <w:lang w:val="en-US"/>
+        </w:rPr>
+        <w:t>X_test</w:t>
+      </w:r>
+      <w:proofErr w:type="spellEnd"/>
+      <w:r>
+        <w:rPr>
+          <w:rFonts w:ascii="Arial" w:hAnsi="Arial" w:cs="Arial"/>
+          <w:sz w:val="12"/>
+          <w:szCs w:val="12"/>
+          <w:lang w:val="en-US"/>
+        </w:rPr>
+        <w:t xml:space="preserve">, </w:t>
+      </w:r>
+      <w:proofErr w:type="spellStart"/>
+      <w:r>
+        <w:rPr>
+          <w:rFonts w:ascii="Arial" w:hAnsi="Arial" w:cs="Arial"/>
+          <w:sz w:val="12"/>
+          <w:szCs w:val="12"/>
+          <w:lang w:val="en-US"/>
+        </w:rPr>
+        <w:t>y_train</w:t>
+      </w:r>
+      <w:proofErr w:type="spellEnd"/>
+      <w:r>
+        <w:rPr>
+          <w:rFonts w:ascii="Arial" w:hAnsi="Arial" w:cs="Arial"/>
+          <w:sz w:val="12"/>
+          <w:szCs w:val="12"/>
+          <w:lang w:val="en-US"/>
+        </w:rPr>
+        <w:t xml:space="preserve">, </w:t>
+      </w:r>
+      <w:proofErr w:type="spellStart"/>
+      <w:r>
+        <w:rPr>
+          <w:rFonts w:ascii="Arial" w:hAnsi="Arial" w:cs="Arial"/>
+          <w:sz w:val="12"/>
+          <w:szCs w:val="12"/>
+          <w:lang w:val="en-US"/>
+        </w:rPr>
+        <w:t>y_test</w:t>
+      </w:r>
+      <w:proofErr w:type="spellEnd"/>
+      <w:r>
+        <w:rPr>
+          <w:rFonts w:ascii="Arial" w:hAnsi="Arial" w:cs="Arial"/>
+          <w:sz w:val="12"/>
+          <w:szCs w:val="12"/>
+          <w:lang w:val="en-US"/>
+        </w:rPr>
+        <w:t xml:space="preserve"> = </w:t>
+      </w:r>
+      <w:proofErr w:type="spellStart"/>
+      <w:r>
+        <w:rPr>
+          <w:rFonts w:ascii="Arial" w:hAnsi="Arial" w:cs="Arial"/>
+          <w:sz w:val="12"/>
+          <w:szCs w:val="12"/>
+          <w:lang w:val="en-US"/>
+        </w:rPr>
+        <w:t>train_test_</w:t>
+      </w:r>
+      <w:proofErr w:type="gramStart"/>
+      <w:r>
+        <w:rPr>
+          <w:rFonts w:ascii="Arial" w:hAnsi="Arial" w:cs="Arial"/>
+          <w:sz w:val="12"/>
+          <w:szCs w:val="12"/>
+          <w:lang w:val="en-US"/>
+        </w:rPr>
+        <w:t>split</w:t>
+      </w:r>
+      <w:proofErr w:type="spellEnd"/>
+      <w:r>
+        <w:rPr>
+          <w:rFonts w:ascii="Arial" w:hAnsi="Arial" w:cs="Arial"/>
+          <w:sz w:val="12"/>
+          <w:szCs w:val="12"/>
+          <w:lang w:val="en-US"/>
+        </w:rPr>
+        <w:t>(</w:t>
+      </w:r>
+      <w:proofErr w:type="spellStart"/>
+      <w:proofErr w:type="gramEnd"/>
+      <w:r>
+        <w:rPr>
+          <w:rFonts w:ascii="Arial" w:hAnsi="Arial" w:cs="Arial"/>
+          <w:sz w:val="12"/>
+          <w:szCs w:val="12"/>
+          <w:lang w:val="en-US"/>
+        </w:rPr>
+        <w:t>X_scaled</w:t>
+      </w:r>
+      <w:proofErr w:type="spellEnd"/>
+      <w:r>
+        <w:rPr>
+          <w:rFonts w:ascii="Arial" w:hAnsi="Arial" w:cs="Arial"/>
+          <w:sz w:val="12"/>
+          <w:szCs w:val="12"/>
+          <w:lang w:val="en-US"/>
+        </w:rPr>
+        <w:t xml:space="preserve">, y, </w:t>
+      </w:r>
+      <w:proofErr w:type="spellStart"/>
+      <w:r>
+        <w:rPr>
+          <w:rFonts w:ascii="Arial" w:hAnsi="Arial" w:cs="Arial"/>
+          <w:sz w:val="12"/>
+          <w:szCs w:val="12"/>
+          <w:lang w:val="en-US"/>
+        </w:rPr>
+        <w:t>test_size</w:t>
+      </w:r>
+      <w:proofErr w:type="spellEnd"/>
+      <w:r>
+        <w:rPr>
+          <w:rFonts w:ascii="Arial" w:hAnsi="Arial" w:cs="Arial"/>
+          <w:sz w:val="12"/>
+          <w:szCs w:val="12"/>
+          <w:lang w:val="en-US"/>
+        </w:rPr>
+        <w:t xml:space="preserve">=0.3, </w:t>
+      </w:r>
+      <w:r>
+        <w:rPr>
+          <w:rFonts w:ascii="Arial" w:hAnsi="Arial" w:cs="Arial"/>
+          <w:sz w:val="12"/>
+          <w:szCs w:val="12"/>
+          <w:lang w:val="en-US"/>
+        </w:rPr>
+        <w:t xml:space="preserve"> </w:t>
+      </w:r>
+      <w:proofErr w:type="spellStart"/>
+      <w:r>
+        <w:rPr>
+          <w:rFonts w:ascii="Arial" w:hAnsi="Arial" w:cs="Arial"/>
+          <w:sz w:val="12"/>
+          <w:szCs w:val="12"/>
+          <w:lang w:val="en-US"/>
+        </w:rPr>
+        <w:t>random_state</w:t>
+      </w:r>
+      <w:proofErr w:type="spellEnd"/>
+      <w:r>
+        <w:rPr>
+          <w:rFonts w:ascii="Arial" w:hAnsi="Arial" w:cs="Arial"/>
+          <w:sz w:val="12"/>
+          <w:szCs w:val="12"/>
+          <w:lang w:val="en-US"/>
+        </w:rPr>
+        <w:t>=42)</w:t>
+      </w:r>
+    </w:p>
+    <w:p>
+      <w:pPr>
+        <w:spacing w:line="200" w:lineRule="exact"/>
+        <w:contextualSpacing/>
+        <w:rPr>
+          <w:rFonts w:ascii="Arial" w:hAnsi="Arial" w:cs="Arial"/>
+          <w:sz w:val="12"/>
+          <w:szCs w:val="12"/>
+          <w:lang w:val="en-US"/>
+        </w:rPr>
+      </w:pPr>
+      <w:proofErr w:type="spellStart"/>
+      <w:r>
+        <w:rPr>
+          <w:rFonts w:ascii="Arial" w:hAnsi="Arial" w:cs="Arial"/>
+          <w:sz w:val="12"/>
+          <w:szCs w:val="12"/>
+          <w:lang w:val="en-US"/>
+        </w:rPr>
+        <w:t>rcv</w:t>
+      </w:r>
+      <w:proofErr w:type="spellEnd"/>
+      <w:r>
+        <w:rPr>
+          <w:rFonts w:ascii="Arial" w:hAnsi="Arial" w:cs="Arial"/>
+          <w:sz w:val="12"/>
+          <w:szCs w:val="12"/>
+          <w:lang w:val="en-US"/>
+        </w:rPr>
+        <w:t xml:space="preserve"> = </w:t>
+      </w:r>
+      <w:proofErr w:type="spellStart"/>
+      <w:proofErr w:type="gramStart"/>
+      <w:r>
+        <w:rPr>
+          <w:rFonts w:ascii="Arial" w:hAnsi="Arial" w:cs="Arial"/>
+          <w:sz w:val="12"/>
+          <w:szCs w:val="12"/>
+          <w:lang w:val="en-US"/>
+        </w:rPr>
+        <w:t>RidgeCV</w:t>
+      </w:r>
+      <w:proofErr w:type="spellEnd"/>
+      <w:r>
+        <w:rPr>
+          <w:rFonts w:ascii="Arial" w:hAnsi="Arial" w:cs="Arial"/>
+          <w:sz w:val="12"/>
+          <w:szCs w:val="12"/>
+          <w:lang w:val="en-US"/>
+        </w:rPr>
+        <w:t>(</w:t>
+      </w:r>
+      <w:proofErr w:type="gramEnd"/>
+      <w:r>
+        <w:rPr>
+          <w:rFonts w:ascii="Arial" w:hAnsi="Arial" w:cs="Arial"/>
+          <w:sz w:val="12"/>
+          <w:szCs w:val="12"/>
+          <w:lang w:val="en-US"/>
+        </w:rPr>
+        <w:t>alphas=</w:t>
+      </w:r>
+      <w:proofErr w:type="spellStart"/>
+      <w:r>
+        <w:rPr>
+          <w:rFonts w:ascii="Arial" w:hAnsi="Arial" w:cs="Arial"/>
+          <w:sz w:val="12"/>
+          <w:szCs w:val="12"/>
+          <w:lang w:val="en-US"/>
+        </w:rPr>
+        <w:t>np.linspace</w:t>
+      </w:r>
+      <w:proofErr w:type="spellEnd"/>
+      <w:r>
+        <w:rPr>
+          <w:rFonts w:ascii="Arial" w:hAnsi="Arial" w:cs="Arial"/>
+          <w:sz w:val="12"/>
+          <w:szCs w:val="12"/>
+          <w:lang w:val="en-US"/>
+        </w:rPr>
+        <w:t>(0.01, 100, 1000), cv=10)</w:t>
+      </w:r>
+    </w:p>
+    <w:p>
+      <w:pPr>
+        <w:spacing w:line="200" w:lineRule="exact"/>
+        <w:contextualSpacing/>
+        <w:rPr>
+          <w:rFonts w:ascii="Arial" w:hAnsi="Arial" w:cs="Arial"/>
+          <w:sz w:val="12"/>
+          <w:szCs w:val="12"/>
+          <w:lang w:val="en-US"/>
+        </w:rPr>
+      </w:pPr>
+      <w:proofErr w:type="spellStart"/>
+      <w:proofErr w:type="gramStart"/>
+      <w:r>
+        <w:rPr>
+          <w:rFonts w:ascii="Arial" w:hAnsi="Arial" w:cs="Arial"/>
+          <w:sz w:val="12"/>
+          <w:szCs w:val="12"/>
+          <w:lang w:val="en-US"/>
+        </w:rPr>
+        <w:t>rcv.fit</w:t>
+      </w:r>
+      <w:proofErr w:type="spellEnd"/>
+      <w:r>
+        <w:rPr>
+          <w:rFonts w:ascii="Arial" w:hAnsi="Arial" w:cs="Arial"/>
+          <w:sz w:val="12"/>
+          <w:szCs w:val="12"/>
+          <w:lang w:val="en-US"/>
+        </w:rPr>
+        <w:t>(</w:t>
+      </w:r>
+      <w:proofErr w:type="spellStart"/>
+      <w:proofErr w:type="gramEnd"/>
+      <w:r>
+        <w:rPr>
+          <w:rFonts w:ascii="Arial" w:hAnsi="Arial" w:cs="Arial"/>
+          <w:sz w:val="12"/>
+          <w:szCs w:val="12"/>
+          <w:lang w:val="en-US"/>
+        </w:rPr>
+        <w:t>X_train</w:t>
+      </w:r>
+      <w:proofErr w:type="spellEnd"/>
+      <w:r>
+        <w:rPr>
+          <w:rFonts w:ascii="Arial" w:hAnsi="Arial" w:cs="Arial"/>
+          <w:sz w:val="12"/>
+          <w:szCs w:val="12"/>
+          <w:lang w:val="en-US"/>
+        </w:rPr>
+        <w:t xml:space="preserve">, </w:t>
+      </w:r>
+      <w:proofErr w:type="spellStart"/>
+      <w:r>
+        <w:rPr>
+          <w:rFonts w:ascii="Arial" w:hAnsi="Arial" w:cs="Arial"/>
+          <w:sz w:val="12"/>
+          <w:szCs w:val="12"/>
+          <w:lang w:val="en-US"/>
+        </w:rPr>
+        <w:t>y_train</w:t>
+      </w:r>
+      <w:proofErr w:type="spellEnd"/>
+      <w:r>
+        <w:rPr>
+          <w:rFonts w:ascii="Arial" w:hAnsi="Arial" w:cs="Arial"/>
+          <w:sz w:val="12"/>
+          <w:szCs w:val="12"/>
+          <w:lang w:val="en-US"/>
+        </w:rPr>
+        <w:t>)</w:t>
+      </w:r>
+      <w:r>
+        <w:rPr>
+          <w:rFonts w:ascii="Arial" w:hAnsi="Arial" w:cs="Arial"/>
+          <w:sz w:val="12"/>
+          <w:szCs w:val="12"/>
+          <w:lang w:val="en-US"/>
+        </w:rPr>
+        <w:t xml:space="preserve">  | </w:t>
+      </w:r>
+      <w:r>
+        <w:rPr>
+          <w:rFonts w:ascii="Arial" w:hAnsi="Arial" w:cs="Arial"/>
+          <w:sz w:val="12"/>
+          <w:szCs w:val="12"/>
+          <w:lang w:val="en-US"/>
+        </w:rPr>
+        <w:t xml:space="preserve">print("Best alpha:", </w:t>
+      </w:r>
+      <w:proofErr w:type="spellStart"/>
+      <w:r>
+        <w:rPr>
+          <w:rFonts w:ascii="Arial" w:hAnsi="Arial" w:cs="Arial"/>
+          <w:sz w:val="12"/>
+          <w:szCs w:val="12"/>
+          <w:lang w:val="en-US"/>
+        </w:rPr>
+        <w:t>rcv.alpha</w:t>
+      </w:r>
+      <w:proofErr w:type="spellEnd"/>
+      <w:r>
+        <w:rPr>
+          <w:rFonts w:ascii="Arial" w:hAnsi="Arial" w:cs="Arial"/>
+          <w:sz w:val="12"/>
+          <w:szCs w:val="12"/>
+          <w:lang w:val="en-US"/>
+        </w:rPr>
+        <w:t>_)</w:t>
+      </w:r>
+    </w:p>
+    <w:p>
+      <w:pPr>
+        <w:spacing w:line="200" w:lineRule="exact"/>
+        <w:contextualSpacing/>
+        <w:rPr>
+          <w:rFonts w:ascii="Arial" w:hAnsi="Arial" w:cs="Arial"/>
+          <w:sz w:val="12"/>
+          <w:szCs w:val="12"/>
+          <w:lang w:val="en-US"/>
+        </w:rPr>
+      </w:pPr>
+      <w:r>
+        <w:rPr>
+          <w:rFonts w:ascii="Arial" w:hAnsi="Arial" w:cs="Arial"/>
+          <w:sz w:val="12"/>
+          <w:szCs w:val="12"/>
+          <w:lang w:val="en-US"/>
+        </w:rPr>
+        <w:t>ridge = Ridge(alpha=</w:t>
+      </w:r>
+      <w:proofErr w:type="spellStart"/>
+      <w:proofErr w:type="gramStart"/>
+      <w:r>
+        <w:rPr>
+          <w:rFonts w:ascii="Arial" w:hAnsi="Arial" w:cs="Arial"/>
+          <w:sz w:val="12"/>
+          <w:szCs w:val="12"/>
+          <w:lang w:val="en-US"/>
+        </w:rPr>
+        <w:t>rcv.alpha</w:t>
+      </w:r>
+      <w:proofErr w:type="spellEnd"/>
+      <w:proofErr w:type="gramEnd"/>
+      <w:r>
+        <w:rPr>
+          <w:rFonts w:ascii="Arial" w:hAnsi="Arial" w:cs="Arial"/>
+          <w:sz w:val="12"/>
+          <w:szCs w:val="12"/>
+          <w:lang w:val="en-US"/>
+        </w:rPr>
+        <w:t>_)</w:t>
+      </w:r>
+      <w:r>
+        <w:rPr>
+          <w:rFonts w:ascii="Arial" w:hAnsi="Arial" w:cs="Arial"/>
+          <w:sz w:val="12"/>
+          <w:szCs w:val="12"/>
+          <w:lang w:val="en-US"/>
+        </w:rPr>
+        <w:t xml:space="preserve">  </w:t>
+      </w:r>
+      <w:r>
+        <w:rPr>
+          <w:rFonts w:ascii="Arial" w:hAnsi="Arial" w:cs="Arial"/>
+          <w:sz w:val="12"/>
+          <w:szCs w:val="12"/>
+          <w:lang w:val="en-US"/>
+        </w:rPr>
+        <w:t># Refit Ridge with best alpha and evaluate</w:t>
+      </w:r>
+    </w:p>
+    <w:p>
+      <w:pPr>
+        <w:spacing w:line="200" w:lineRule="exact"/>
+        <w:contextualSpacing/>
+        <w:rPr>
+          <w:rFonts w:ascii="Arial" w:hAnsi="Arial" w:cs="Arial"/>
+          <w:sz w:val="12"/>
+          <w:szCs w:val="12"/>
+          <w:lang w:val="en-US"/>
+        </w:rPr>
+      </w:pPr>
+      <w:proofErr w:type="spellStart"/>
+      <w:proofErr w:type="gramStart"/>
+      <w:r>
+        <w:rPr>
+          <w:rFonts w:ascii="Arial" w:hAnsi="Arial" w:cs="Arial"/>
+          <w:sz w:val="12"/>
+          <w:szCs w:val="12"/>
+          <w:lang w:val="en-US"/>
+        </w:rPr>
+        <w:t>ridge.fit</w:t>
+      </w:r>
+      <w:proofErr w:type="spellEnd"/>
+      <w:r>
+        <w:rPr>
+          <w:rFonts w:ascii="Arial" w:hAnsi="Arial" w:cs="Arial"/>
+          <w:sz w:val="12"/>
+          <w:szCs w:val="12"/>
+          <w:lang w:val="en-US"/>
+        </w:rPr>
+        <w:t>(</w:t>
+      </w:r>
+      <w:proofErr w:type="spellStart"/>
+      <w:proofErr w:type="gramEnd"/>
+      <w:r>
+        <w:rPr>
+          <w:rFonts w:ascii="Arial" w:hAnsi="Arial" w:cs="Arial"/>
+          <w:sz w:val="12"/>
+          <w:szCs w:val="12"/>
+          <w:lang w:val="en-US"/>
+        </w:rPr>
+        <w:t>X_train</w:t>
+      </w:r>
+      <w:proofErr w:type="spellEnd"/>
+      <w:r>
+        <w:rPr>
+          <w:rFonts w:ascii="Arial" w:hAnsi="Arial" w:cs="Arial"/>
+          <w:sz w:val="12"/>
+          <w:szCs w:val="12"/>
+          <w:lang w:val="en-US"/>
+        </w:rPr>
+        <w:t xml:space="preserve">, </w:t>
+      </w:r>
+      <w:proofErr w:type="spellStart"/>
+      <w:r>
+        <w:rPr>
+          <w:rFonts w:ascii="Arial" w:hAnsi="Arial" w:cs="Arial"/>
+          <w:sz w:val="12"/>
+          <w:szCs w:val="12"/>
+          <w:lang w:val="en-US"/>
+        </w:rPr>
+        <w:t>y_train</w:t>
+      </w:r>
+      <w:proofErr w:type="spellEnd"/>
+      <w:r>
+        <w:rPr>
+          <w:rFonts w:ascii="Arial" w:hAnsi="Arial" w:cs="Arial"/>
+          <w:sz w:val="12"/>
+          <w:szCs w:val="12"/>
+          <w:lang w:val="en-US"/>
+        </w:rPr>
+        <w:t>)</w:t>
+      </w:r>
+    </w:p>
+    <w:p>
+      <w:pPr>
+        <w:spacing w:line="200" w:lineRule="exact"/>
+        <w:contextualSpacing/>
+        <w:rPr>
+          <w:rFonts w:ascii="Arial" w:hAnsi="Arial" w:cs="Arial"/>
+          <w:sz w:val="12"/>
+          <w:szCs w:val="12"/>
+          <w:lang w:val="en-US"/>
+        </w:rPr>
+      </w:pPr>
+      <w:proofErr w:type="spellStart"/>
+      <w:r>
+        <w:rPr>
+          <w:rFonts w:ascii="Arial" w:hAnsi="Arial" w:cs="Arial"/>
+          <w:sz w:val="12"/>
+          <w:szCs w:val="12"/>
+          <w:lang w:val="en-US"/>
+        </w:rPr>
+        <w:t>mse</w:t>
+      </w:r>
+      <w:proofErr w:type="spellEnd"/>
+      <w:r>
+        <w:rPr>
+          <w:rFonts w:ascii="Arial" w:hAnsi="Arial" w:cs="Arial"/>
+          <w:sz w:val="12"/>
+          <w:szCs w:val="12"/>
+          <w:lang w:val="en-US"/>
+        </w:rPr>
+        <w:t xml:space="preserve"> = </w:t>
+      </w:r>
+      <w:proofErr w:type="spellStart"/>
+      <w:r>
+        <w:rPr>
+          <w:rFonts w:ascii="Arial" w:hAnsi="Arial" w:cs="Arial"/>
+          <w:sz w:val="12"/>
+          <w:szCs w:val="12"/>
+          <w:lang w:val="en-US"/>
+        </w:rPr>
+        <w:t>mean_squared_</w:t>
+      </w:r>
+      <w:proofErr w:type="gramStart"/>
+      <w:r>
+        <w:rPr>
+          <w:rFonts w:ascii="Arial" w:hAnsi="Arial" w:cs="Arial"/>
+          <w:sz w:val="12"/>
+          <w:szCs w:val="12"/>
+          <w:lang w:val="en-US"/>
+        </w:rPr>
+        <w:t>error</w:t>
+      </w:r>
+      <w:proofErr w:type="spellEnd"/>
+      <w:r>
+        <w:rPr>
+          <w:rFonts w:ascii="Arial" w:hAnsi="Arial" w:cs="Arial"/>
+          <w:sz w:val="12"/>
+          <w:szCs w:val="12"/>
+          <w:lang w:val="en-US"/>
+        </w:rPr>
+        <w:t>(</w:t>
+      </w:r>
+      <w:proofErr w:type="spellStart"/>
+      <w:proofErr w:type="gramEnd"/>
+      <w:r>
+        <w:rPr>
+          <w:rFonts w:ascii="Arial" w:hAnsi="Arial" w:cs="Arial"/>
+          <w:sz w:val="12"/>
+          <w:szCs w:val="12"/>
+          <w:lang w:val="en-US"/>
+        </w:rPr>
+        <w:t>y_test</w:t>
+      </w:r>
+      <w:proofErr w:type="spellEnd"/>
+      <w:r>
+        <w:rPr>
+          <w:rFonts w:ascii="Arial" w:hAnsi="Arial" w:cs="Arial"/>
+          <w:sz w:val="12"/>
+          <w:szCs w:val="12"/>
+          <w:lang w:val="en-US"/>
+        </w:rPr>
+        <w:t xml:space="preserve">, </w:t>
+      </w:r>
+      <w:proofErr w:type="spellStart"/>
+      <w:r>
+        <w:rPr>
+          <w:rFonts w:ascii="Arial" w:hAnsi="Arial" w:cs="Arial"/>
+          <w:sz w:val="12"/>
+          <w:szCs w:val="12"/>
+          <w:lang w:val="en-US"/>
+        </w:rPr>
+        <w:t>ridge.predict</w:t>
+      </w:r>
+      <w:proofErr w:type="spellEnd"/>
+      <w:r>
+        <w:rPr>
+          <w:rFonts w:ascii="Arial" w:hAnsi="Arial" w:cs="Arial"/>
+          <w:sz w:val="12"/>
+          <w:szCs w:val="12"/>
+          <w:lang w:val="en-US"/>
+        </w:rPr>
+        <w:t>(</w:t>
+      </w:r>
+      <w:proofErr w:type="spellStart"/>
+      <w:r>
+        <w:rPr>
+          <w:rFonts w:ascii="Arial" w:hAnsi="Arial" w:cs="Arial"/>
+          <w:sz w:val="12"/>
+          <w:szCs w:val="12"/>
+          <w:lang w:val="en-US"/>
+        </w:rPr>
+        <w:t>X_test</w:t>
+      </w:r>
+      <w:proofErr w:type="spellEnd"/>
+      <w:r>
+        <w:rPr>
+          <w:rFonts w:ascii="Arial" w:hAnsi="Arial" w:cs="Arial"/>
+          <w:sz w:val="12"/>
+          <w:szCs w:val="12"/>
+          <w:lang w:val="en-US"/>
+        </w:rPr>
+        <w:t>))</w:t>
+      </w:r>
+      <w:r>
+        <w:rPr>
+          <w:rFonts w:ascii="Arial" w:hAnsi="Arial" w:cs="Arial"/>
+          <w:sz w:val="12"/>
+          <w:szCs w:val="12"/>
+          <w:lang w:val="en-US"/>
+        </w:rPr>
+        <w:t xml:space="preserve"> | </w:t>
+      </w:r>
+      <w:r>
+        <w:rPr>
+          <w:rFonts w:ascii="Arial" w:hAnsi="Arial" w:cs="Arial"/>
+          <w:sz w:val="12"/>
+          <w:szCs w:val="12"/>
+          <w:lang w:val="en-US"/>
+        </w:rPr>
+        <w:t>print(</w:t>
+      </w:r>
+      <w:proofErr w:type="spellStart"/>
+      <w:r>
+        <w:rPr>
+          <w:rFonts w:ascii="Arial" w:hAnsi="Arial" w:cs="Arial"/>
+          <w:sz w:val="12"/>
+          <w:szCs w:val="12"/>
+          <w:lang w:val="en-US"/>
+        </w:rPr>
+        <w:t>f"Test</w:t>
+      </w:r>
+      <w:proofErr w:type="spellEnd"/>
+      <w:r>
+        <w:rPr>
+          <w:rFonts w:ascii="Arial" w:hAnsi="Arial" w:cs="Arial"/>
+          <w:sz w:val="12"/>
+          <w:szCs w:val="12"/>
+          <w:lang w:val="en-US"/>
+        </w:rPr>
+        <w:t xml:space="preserve"> MSE: {mse:.2f}")</w:t>
+      </w:r>
+      <w:r>
+        <w:rPr>
+          <w:rFonts w:ascii="Arial" w:hAnsi="Arial" w:cs="Arial"/>
+          <w:sz w:val="12"/>
+          <w:szCs w:val="12"/>
+          <w:lang w:val="en-US"/>
+        </w:rPr>
+        <w:t xml:space="preserve"> </w:t>
+      </w:r>
+    </w:p>
+    <w:p>
+      <w:pPr>
+        <w:spacing w:line="200" w:lineRule="exact"/>
+        <w:contextualSpacing/>
+        <w:rPr>
+          <w:rFonts w:ascii="Arial" w:hAnsi="Arial" w:cs="Arial"/>
+          <w:sz w:val="12"/>
+          <w:szCs w:val="12"/>
+          <w:lang w:val="en-US"/>
+        </w:rPr>
+      </w:pPr>
+      <w:proofErr w:type="spellStart"/>
+      <w:r>
+        <w:rPr>
+          <w:rFonts w:ascii="Arial" w:hAnsi="Arial" w:cs="Arial"/>
+          <w:sz w:val="12"/>
+          <w:szCs w:val="12"/>
+          <w:lang w:val="en-US"/>
+        </w:rPr>
+        <w:t>coef_series</w:t>
+      </w:r>
+      <w:proofErr w:type="spellEnd"/>
+      <w:r>
+        <w:rPr>
+          <w:rFonts w:ascii="Arial" w:hAnsi="Arial" w:cs="Arial"/>
+          <w:sz w:val="12"/>
+          <w:szCs w:val="12"/>
+          <w:lang w:val="en-US"/>
+        </w:rPr>
+        <w:t xml:space="preserve"> = </w:t>
+      </w:r>
+      <w:proofErr w:type="spellStart"/>
+      <w:proofErr w:type="gramStart"/>
+      <w:r>
+        <w:rPr>
+          <w:rFonts w:ascii="Arial" w:hAnsi="Arial" w:cs="Arial"/>
+          <w:sz w:val="12"/>
+          <w:szCs w:val="12"/>
+          <w:lang w:val="en-US"/>
+        </w:rPr>
+        <w:t>pd.Series</w:t>
+      </w:r>
+      <w:proofErr w:type="spellEnd"/>
+      <w:proofErr w:type="gramEnd"/>
+      <w:r>
+        <w:rPr>
+          <w:rFonts w:ascii="Arial" w:hAnsi="Arial" w:cs="Arial"/>
+          <w:sz w:val="12"/>
+          <w:szCs w:val="12"/>
+          <w:lang w:val="en-US"/>
+        </w:rPr>
+        <w:t>(</w:t>
+      </w:r>
+      <w:proofErr w:type="spellStart"/>
+      <w:r>
+        <w:rPr>
+          <w:rFonts w:ascii="Arial" w:hAnsi="Arial" w:cs="Arial"/>
+          <w:sz w:val="12"/>
+          <w:szCs w:val="12"/>
+          <w:lang w:val="en-US"/>
+        </w:rPr>
+        <w:t>ridge.coef</w:t>
+      </w:r>
+      <w:proofErr w:type="spellEnd"/>
+      <w:r>
+        <w:rPr>
+          <w:rFonts w:ascii="Arial" w:hAnsi="Arial" w:cs="Arial"/>
+          <w:sz w:val="12"/>
+          <w:szCs w:val="12"/>
+          <w:lang w:val="en-US"/>
+        </w:rPr>
+        <w:t>_,</w:t>
+      </w:r>
+      <w:r>
+        <w:rPr>
+          <w:rFonts w:ascii="Arial" w:hAnsi="Arial" w:cs="Arial"/>
+          <w:sz w:val="12"/>
+          <w:szCs w:val="12"/>
+          <w:lang w:val="en-US"/>
+        </w:rPr>
+        <w:t xml:space="preserve"> </w:t>
+      </w:r>
+      <w:r>
+        <w:rPr>
+          <w:rFonts w:ascii="Arial" w:hAnsi="Arial" w:cs="Arial"/>
+          <w:sz w:val="12"/>
+          <w:szCs w:val="12"/>
+          <w:lang w:val="en-US"/>
+        </w:rPr>
+        <w:t>index=</w:t>
+      </w:r>
+      <w:proofErr w:type="spellStart"/>
+      <w:r>
+        <w:rPr>
+          <w:rFonts w:ascii="Arial" w:hAnsi="Arial" w:cs="Arial"/>
+          <w:sz w:val="12"/>
+          <w:szCs w:val="12"/>
+          <w:lang w:val="en-US"/>
+        </w:rPr>
+        <w:t>X.columns</w:t>
+      </w:r>
+      <w:proofErr w:type="spellEnd"/>
+      <w:r>
+        <w:rPr>
+          <w:rFonts w:ascii="Arial" w:hAnsi="Arial" w:cs="Arial"/>
+          <w:sz w:val="12"/>
+          <w:szCs w:val="12"/>
+          <w:lang w:val="en-US"/>
+        </w:rPr>
+        <w:t>).abs().</w:t>
+      </w:r>
+      <w:proofErr w:type="spellStart"/>
+      <w:r>
+        <w:rPr>
+          <w:rFonts w:ascii="Arial" w:hAnsi="Arial" w:cs="Arial"/>
+          <w:sz w:val="12"/>
+          <w:szCs w:val="12"/>
+          <w:lang w:val="en-US"/>
+        </w:rPr>
+        <w:t>sort_values</w:t>
+      </w:r>
+      <w:proofErr w:type="spellEnd"/>
+      <w:r>
+        <w:rPr>
+          <w:rFonts w:ascii="Arial" w:hAnsi="Arial" w:cs="Arial"/>
+          <w:sz w:val="12"/>
+          <w:szCs w:val="12"/>
+          <w:lang w:val="en-US"/>
+        </w:rPr>
+        <w:t>(ascending=False)</w:t>
+      </w:r>
+    </w:p>
+    <w:p>
+      <w:pPr>
+        <w:spacing w:line="200" w:lineRule="exact"/>
+        <w:contextualSpacing/>
+        <w:rPr>
+          <w:rFonts w:ascii="Arial" w:hAnsi="Arial" w:cs="Arial"/>
+          <w:sz w:val="12"/>
+          <w:szCs w:val="12"/>
+          <w:lang w:val="en-US"/>
+        </w:rPr>
+      </w:pPr>
+      <w:proofErr w:type="gramStart"/>
+      <w:r>
+        <w:rPr>
+          <w:rFonts w:ascii="Arial" w:hAnsi="Arial" w:cs="Arial"/>
+          <w:sz w:val="12"/>
+          <w:szCs w:val="12"/>
+          <w:lang w:val="en-US"/>
+        </w:rPr>
+        <w:t>print(</w:t>
+      </w:r>
+      <w:proofErr w:type="gramEnd"/>
+      <w:r>
+        <w:rPr>
+          <w:rFonts w:ascii="Arial" w:hAnsi="Arial" w:cs="Arial"/>
+          <w:sz w:val="12"/>
+          <w:szCs w:val="12"/>
+          <w:lang w:val="en-US"/>
+        </w:rPr>
+        <w:t xml:space="preserve">"Top 3 predictors:\n", </w:t>
+      </w:r>
+      <w:proofErr w:type="spellStart"/>
+      <w:r>
+        <w:rPr>
+          <w:rFonts w:ascii="Arial" w:hAnsi="Arial" w:cs="Arial"/>
+          <w:sz w:val="12"/>
+          <w:szCs w:val="12"/>
+          <w:lang w:val="en-US"/>
+        </w:rPr>
+        <w:t>coef_series.head</w:t>
+      </w:r>
+      <w:proofErr w:type="spellEnd"/>
+      <w:r>
+        <w:rPr>
+          <w:rFonts w:ascii="Arial" w:hAnsi="Arial" w:cs="Arial"/>
+          <w:sz w:val="12"/>
+          <w:szCs w:val="12"/>
+          <w:lang w:val="en-US"/>
+        </w:rPr>
+        <w:t>(3))</w:t>
+      </w:r>
+    </w:p>
+    <w:p>
+      <w:pPr>
+        <w:spacing w:line="200" w:lineRule="exact"/>
+        <w:contextualSpacing/>
+        <w:rPr>
+          <w:rFonts w:ascii="Arial" w:eastAsia="Times New Roman" w:hAnsi="Arial" w:cs="Arial"/>
+          <w:bCs/>
+          <w:sz w:val="10"/>
+          <w:szCs w:val="10"/>
+          <w:bdr w:val="single" w:sz="4" w:space="0" w:color="auto"/>
+          <w:shd w:val="clear" w:color="auto" w:fill="9CC2E5" w:themeFill="accent5" w:themeFillTint="99"/>
+          <w:lang w:val="en-US"/>
+        </w:rPr>
+      </w:pPr>
+      <w:proofErr w:type="gramStart"/>
+      <w:r>
+        <w:rPr>
+          <w:rFonts w:eastAsia="Times New Roman"/>
+          <w:b/>
+          <w:bCs/>
+          <w:sz w:val="16"/>
+          <w:szCs w:val="16"/>
+          <w:bdr w:val="single" w:sz="4" w:space="0" w:color="auto"/>
+          <w:shd w:val="clear" w:color="auto" w:fill="92D050"/>
+          <w:lang w:val="en-US"/>
+        </w:rPr>
+        <w:t>Lasso</w:t>
+      </w:r>
+      <w:r>
+        <w:rPr>
+          <w:rFonts w:eastAsia="Times New Roman"/>
+          <w:b/>
+          <w:bCs/>
+          <w:sz w:val="16"/>
+          <w:szCs w:val="16"/>
+          <w:bdr w:val="single" w:sz="4" w:space="0" w:color="auto"/>
+          <w:shd w:val="clear" w:color="auto" w:fill="92D050"/>
+          <w:lang w:val="en-US"/>
+        </w:rPr>
+        <w:t xml:space="preserve"> </w:t>
+      </w:r>
+      <w:r>
+        <w:rPr>
+          <w:rFonts w:ascii="Arial" w:eastAsia="Times New Roman" w:hAnsi="Arial" w:cs="Arial"/>
+          <w:bCs/>
+          <w:sz w:val="10"/>
+          <w:szCs w:val="10"/>
+          <w:bdr w:val="single" w:sz="4" w:space="0" w:color="auto"/>
+          <w:shd w:val="clear" w:color="auto" w:fill="9CC2E5" w:themeFill="accent5" w:themeFillTint="99"/>
+          <w:lang w:val="en-US"/>
+        </w:rPr>
+        <w:t xml:space="preserve"> </w:t>
+      </w:r>
+      <w:proofErr w:type="spellStart"/>
+      <w:r>
+        <w:rPr>
+          <w:rFonts w:ascii="Arial" w:eastAsia="Times New Roman" w:hAnsi="Arial" w:cs="Arial"/>
+          <w:bCs/>
+          <w:sz w:val="10"/>
+          <w:szCs w:val="10"/>
+          <w:bdr w:val="single" w:sz="4" w:space="0" w:color="auto"/>
+          <w:shd w:val="clear" w:color="auto" w:fill="9CC2E5" w:themeFill="accent5" w:themeFillTint="99"/>
+          <w:lang w:val="en-US"/>
+        </w:rPr>
+        <w:t>Lasso</w:t>
+      </w:r>
+      <w:proofErr w:type="spellEnd"/>
+      <w:proofErr w:type="gramEnd"/>
+      <w:r>
+        <w:rPr>
+          <w:rFonts w:ascii="Arial" w:eastAsia="Times New Roman" w:hAnsi="Arial" w:cs="Arial"/>
+          <w:bCs/>
+          <w:sz w:val="10"/>
+          <w:szCs w:val="10"/>
+          <w:bdr w:val="single" w:sz="4" w:space="0" w:color="auto"/>
+          <w:shd w:val="clear" w:color="auto" w:fill="9CC2E5" w:themeFill="accent5" w:themeFillTint="99"/>
+          <w:lang w:val="en-US"/>
+        </w:rPr>
+        <w:t xml:space="preserve"> uses L1 penalty (</w:t>
+      </w:r>
+      <w:proofErr w:type="spellStart"/>
+      <w:r>
+        <w:rPr>
+          <w:rFonts w:ascii="Arial" w:eastAsia="Times New Roman" w:hAnsi="Arial" w:cs="Arial"/>
+          <w:bCs/>
+          <w:sz w:val="10"/>
+          <w:szCs w:val="10"/>
+          <w:bdr w:val="single" w:sz="4" w:space="0" w:color="auto"/>
+          <w:shd w:val="clear" w:color="auto" w:fill="9CC2E5" w:themeFill="accent5" w:themeFillTint="99"/>
+          <w:lang w:val="en-US"/>
+        </w:rPr>
+        <w:t>λΣ</w:t>
+      </w:r>
+      <w:proofErr w:type="spellEnd"/>
+      <w:r>
+        <w:rPr>
+          <w:rFonts w:ascii="Arial" w:eastAsia="Times New Roman" w:hAnsi="Arial" w:cs="Arial"/>
+          <w:bCs/>
+          <w:sz w:val="10"/>
+          <w:szCs w:val="10"/>
+          <w:bdr w:val="single" w:sz="4" w:space="0" w:color="auto"/>
+          <w:shd w:val="clear" w:color="auto" w:fill="9CC2E5" w:themeFill="accent5" w:themeFillTint="99"/>
+          <w:lang w:val="en-US"/>
+        </w:rPr>
+        <w:t>|β|) which shrink coefficients to zero, performing feature selection. This makes Lasso preferable over Ridge when you suspect only a few predictors</w:t>
+      </w:r>
+      <w:r>
+        <w:rPr>
+          <w:rFonts w:ascii="Arial" w:eastAsia="Times New Roman" w:hAnsi="Arial" w:cs="Arial"/>
+          <w:bCs/>
+          <w:sz w:val="10"/>
+          <w:szCs w:val="10"/>
+          <w:bdr w:val="single" w:sz="4" w:space="0" w:color="auto"/>
+          <w:shd w:val="clear" w:color="auto" w:fill="9CC2E5" w:themeFill="accent5" w:themeFillTint="99"/>
+          <w:lang w:val="en-US"/>
+        </w:rPr>
+        <w:t xml:space="preserve"> </w:t>
+      </w:r>
+      <w:r>
+        <w:rPr>
+          <w:rFonts w:ascii="Arial" w:eastAsia="Times New Roman" w:hAnsi="Arial" w:cs="Arial"/>
+          <w:bCs/>
+          <w:sz w:val="10"/>
+          <w:szCs w:val="10"/>
+          <w:bdr w:val="single" w:sz="4" w:space="0" w:color="auto"/>
+          <w:shd w:val="clear" w:color="auto" w:fill="9CC2E5" w:themeFill="accent5" w:themeFillTint="99"/>
+          <w:lang w:val="en-US"/>
+        </w:rPr>
+        <w:t xml:space="preserve">truly matter. </w:t>
+      </w:r>
+    </w:p>
+    <w:p>
+      <w:pPr>
+        <w:spacing w:line="200" w:lineRule="exact"/>
+        <w:contextualSpacing/>
+        <w:rPr>
+          <w:rFonts w:ascii="Arial" w:hAnsi="Arial" w:cs="Arial"/>
+          <w:sz w:val="12"/>
+          <w:szCs w:val="12"/>
+          <w:lang w:val="en-US"/>
+        </w:rPr>
+      </w:pPr>
+      <w:r>
+        <w:rPr>
+          <w:rFonts w:ascii="Arial" w:hAnsi="Arial" w:cs="Arial"/>
+          <w:sz w:val="12"/>
+          <w:szCs w:val="12"/>
+          <w:lang w:val="en-US"/>
+        </w:rPr>
+        <w:t xml:space="preserve">from </w:t>
+      </w:r>
+      <w:proofErr w:type="spellStart"/>
+      <w:proofErr w:type="gramStart"/>
+      <w:r>
+        <w:rPr>
+          <w:rFonts w:ascii="Arial" w:hAnsi="Arial" w:cs="Arial"/>
+          <w:sz w:val="12"/>
+          <w:szCs w:val="12"/>
+          <w:lang w:val="en-US"/>
+        </w:rPr>
+        <w:t>sklearn.linear</w:t>
+      </w:r>
+      <w:proofErr w:type="gramEnd"/>
+      <w:r>
+        <w:rPr>
+          <w:rFonts w:ascii="Arial" w:hAnsi="Arial" w:cs="Arial"/>
+          <w:sz w:val="12"/>
+          <w:szCs w:val="12"/>
+          <w:lang w:val="en-US"/>
+        </w:rPr>
+        <w:t>_model</w:t>
+      </w:r>
+      <w:proofErr w:type="spellEnd"/>
+      <w:r>
+        <w:rPr>
+          <w:rFonts w:ascii="Arial" w:hAnsi="Arial" w:cs="Arial"/>
+          <w:sz w:val="12"/>
+          <w:szCs w:val="12"/>
+          <w:lang w:val="en-US"/>
+        </w:rPr>
+        <w:t xml:space="preserve"> import Lasso, </w:t>
+      </w:r>
+      <w:proofErr w:type="spellStart"/>
+      <w:r>
+        <w:rPr>
+          <w:rFonts w:ascii="Arial" w:hAnsi="Arial" w:cs="Arial"/>
+          <w:sz w:val="12"/>
+          <w:szCs w:val="12"/>
+          <w:lang w:val="en-US"/>
+        </w:rPr>
+        <w:t>LassoCV</w:t>
+      </w:r>
+      <w:proofErr w:type="spellEnd"/>
+      <w:r>
+        <w:rPr>
+          <w:rFonts w:ascii="Arial" w:hAnsi="Arial" w:cs="Arial"/>
+          <w:sz w:val="12"/>
+          <w:szCs w:val="12"/>
+          <w:lang w:val="en-US"/>
+        </w:rPr>
+        <w:t xml:space="preserve"> | </w:t>
+      </w:r>
+      <w:r>
+        <w:rPr>
+          <w:rFonts w:ascii="Arial" w:hAnsi="Arial" w:cs="Arial"/>
+          <w:sz w:val="12"/>
+          <w:szCs w:val="12"/>
+          <w:lang w:val="en-US"/>
+        </w:rPr>
+        <w:t xml:space="preserve">from </w:t>
+      </w:r>
+      <w:proofErr w:type="spellStart"/>
+      <w:r>
+        <w:rPr>
+          <w:rFonts w:ascii="Arial" w:hAnsi="Arial" w:cs="Arial"/>
+          <w:sz w:val="12"/>
+          <w:szCs w:val="12"/>
+          <w:lang w:val="en-US"/>
+        </w:rPr>
+        <w:t>sklearn.preprocessing</w:t>
+      </w:r>
+      <w:proofErr w:type="spellEnd"/>
+      <w:r>
+        <w:rPr>
+          <w:rFonts w:ascii="Arial" w:hAnsi="Arial" w:cs="Arial"/>
+          <w:sz w:val="12"/>
+          <w:szCs w:val="12"/>
+          <w:lang w:val="en-US"/>
+        </w:rPr>
+        <w:t xml:space="preserve"> import </w:t>
+      </w:r>
+      <w:proofErr w:type="spellStart"/>
+      <w:r>
+        <w:rPr>
+          <w:rFonts w:ascii="Arial" w:hAnsi="Arial" w:cs="Arial"/>
+          <w:sz w:val="12"/>
+          <w:szCs w:val="12"/>
+          <w:lang w:val="en-US"/>
+        </w:rPr>
+        <w:t>StandardScaler</w:t>
+      </w:r>
+      <w:proofErr w:type="spellEnd"/>
+      <w:r>
+        <w:rPr>
+          <w:rFonts w:ascii="Arial" w:hAnsi="Arial" w:cs="Arial"/>
+          <w:sz w:val="12"/>
+          <w:szCs w:val="12"/>
+          <w:lang w:val="en-US"/>
+        </w:rPr>
+        <w:t xml:space="preserve">  | </w:t>
+      </w:r>
+      <w:r>
+        <w:rPr>
+          <w:rFonts w:ascii="Arial" w:hAnsi="Arial" w:cs="Arial"/>
+          <w:sz w:val="12"/>
+          <w:szCs w:val="12"/>
+          <w:lang w:val="en-US"/>
+        </w:rPr>
+        <w:t xml:space="preserve">from </w:t>
+      </w:r>
+      <w:proofErr w:type="spellStart"/>
+      <w:r>
+        <w:rPr>
+          <w:rFonts w:ascii="Arial" w:hAnsi="Arial" w:cs="Arial"/>
+          <w:sz w:val="12"/>
+          <w:szCs w:val="12"/>
+          <w:lang w:val="en-US"/>
+        </w:rPr>
+        <w:t>sklearn.model_selection</w:t>
+      </w:r>
+      <w:proofErr w:type="spellEnd"/>
+      <w:r>
+        <w:rPr>
+          <w:rFonts w:ascii="Arial" w:hAnsi="Arial" w:cs="Arial"/>
+          <w:sz w:val="12"/>
+          <w:szCs w:val="12"/>
+          <w:lang w:val="en-US"/>
+        </w:rPr>
+        <w:t xml:space="preserve"> import </w:t>
+      </w:r>
+      <w:proofErr w:type="spellStart"/>
+      <w:r>
+        <w:rPr>
+          <w:rFonts w:ascii="Arial" w:hAnsi="Arial" w:cs="Arial"/>
+          <w:sz w:val="12"/>
+          <w:szCs w:val="12"/>
+          <w:lang w:val="en-US"/>
+        </w:rPr>
+        <w:t>train_test_split</w:t>
+      </w:r>
+      <w:proofErr w:type="spellEnd"/>
+      <w:r>
+        <w:rPr>
+          <w:rFonts w:ascii="Arial" w:hAnsi="Arial" w:cs="Arial"/>
+          <w:sz w:val="12"/>
+          <w:szCs w:val="12"/>
+          <w:lang w:val="en-US"/>
+        </w:rPr>
+        <w:t xml:space="preserve">  | </w:t>
+      </w:r>
+      <w:r>
+        <w:rPr>
+          <w:rFonts w:ascii="Arial" w:hAnsi="Arial" w:cs="Arial"/>
+          <w:sz w:val="12"/>
+          <w:szCs w:val="12"/>
+          <w:lang w:val="en-US"/>
+        </w:rPr>
+        <w:t xml:space="preserve">from </w:t>
+      </w:r>
+      <w:proofErr w:type="spellStart"/>
+      <w:r>
+        <w:rPr>
+          <w:rFonts w:ascii="Arial" w:hAnsi="Arial" w:cs="Arial"/>
+          <w:sz w:val="12"/>
+          <w:szCs w:val="12"/>
+          <w:lang w:val="en-US"/>
+        </w:rPr>
+        <w:t>sklearn.metrics</w:t>
+      </w:r>
+      <w:proofErr w:type="spellEnd"/>
+      <w:r>
+        <w:rPr>
+          <w:rFonts w:ascii="Arial" w:hAnsi="Arial" w:cs="Arial"/>
+          <w:sz w:val="12"/>
+          <w:szCs w:val="12"/>
+          <w:lang w:val="en-US"/>
+        </w:rPr>
+        <w:t xml:space="preserve"> import </w:t>
+      </w:r>
+      <w:proofErr w:type="spellStart"/>
+      <w:r>
+        <w:rPr>
+          <w:rFonts w:ascii="Arial" w:hAnsi="Arial" w:cs="Arial"/>
+          <w:sz w:val="12"/>
+          <w:szCs w:val="12"/>
+          <w:lang w:val="en-US"/>
+        </w:rPr>
+        <w:t>mean_squared_error</w:t>
+      </w:r>
+      <w:proofErr w:type="spellEnd"/>
+    </w:p>
+    <w:p>
+      <w:pPr>
+        <w:spacing w:line="200" w:lineRule="exact"/>
+        <w:contextualSpacing/>
+        <w:rPr>
+          <w:rFonts w:ascii="Arial" w:hAnsi="Arial" w:cs="Arial"/>
+          <w:sz w:val="12"/>
+          <w:szCs w:val="12"/>
+          <w:lang w:val="en-US"/>
+        </w:rPr>
+      </w:pPr>
+      <w:r>
+        <w:rPr>
+          <w:rFonts w:ascii="Arial" w:hAnsi="Arial" w:cs="Arial"/>
+          <w:sz w:val="12"/>
+          <w:szCs w:val="12"/>
+          <w:lang w:val="en-US"/>
+        </w:rPr>
+        <w:t xml:space="preserve">df = </w:t>
+      </w:r>
+      <w:proofErr w:type="spellStart"/>
+      <w:proofErr w:type="gramStart"/>
+      <w:r>
+        <w:rPr>
+          <w:rFonts w:ascii="Arial" w:hAnsi="Arial" w:cs="Arial"/>
+          <w:sz w:val="12"/>
+          <w:szCs w:val="12"/>
+          <w:lang w:val="en-US"/>
+        </w:rPr>
+        <w:t>pd.read</w:t>
+      </w:r>
+      <w:proofErr w:type="gramEnd"/>
+      <w:r>
+        <w:rPr>
+          <w:rFonts w:ascii="Arial" w:hAnsi="Arial" w:cs="Arial"/>
+          <w:sz w:val="12"/>
+          <w:szCs w:val="12"/>
+          <w:lang w:val="en-US"/>
+        </w:rPr>
+        <w:t>_csv</w:t>
+      </w:r>
+      <w:proofErr w:type="spellEnd"/>
+      <w:r>
+        <w:rPr>
+          <w:rFonts w:ascii="Arial" w:hAnsi="Arial" w:cs="Arial"/>
+          <w:sz w:val="12"/>
+          <w:szCs w:val="12"/>
+          <w:lang w:val="en-US"/>
+        </w:rPr>
+        <w:t>('data/hitters.csv').</w:t>
+      </w:r>
+      <w:proofErr w:type="spellStart"/>
+      <w:r>
+        <w:rPr>
+          <w:rFonts w:ascii="Arial" w:hAnsi="Arial" w:cs="Arial"/>
+          <w:sz w:val="12"/>
+          <w:szCs w:val="12"/>
+          <w:lang w:val="en-US"/>
+        </w:rPr>
+        <w:t>dropna</w:t>
+      </w:r>
+      <w:proofErr w:type="spellEnd"/>
+      <w:r>
+        <w:rPr>
+          <w:rFonts w:ascii="Arial" w:hAnsi="Arial" w:cs="Arial"/>
+          <w:sz w:val="12"/>
+          <w:szCs w:val="12"/>
+          <w:lang w:val="en-US"/>
+        </w:rPr>
+        <w:t>().drop('Unnamed: 0', axis=1)</w:t>
+      </w:r>
+    </w:p>
+    <w:p>
+      <w:pPr>
+        <w:spacing w:line="200" w:lineRule="exact"/>
+        <w:contextualSpacing/>
+        <w:rPr>
+          <w:rFonts w:ascii="Arial" w:hAnsi="Arial" w:cs="Arial"/>
+          <w:sz w:val="12"/>
+          <w:szCs w:val="12"/>
+          <w:lang w:val="en-US"/>
+        </w:rPr>
+      </w:pPr>
+      <w:r>
+        <w:rPr>
+          <w:rFonts w:ascii="Arial" w:hAnsi="Arial" w:cs="Arial"/>
+          <w:sz w:val="12"/>
+          <w:szCs w:val="12"/>
+          <w:lang w:val="en-US"/>
+        </w:rPr>
+        <w:t>y = df['Salary'</w:t>
+      </w:r>
+      <w:proofErr w:type="gramStart"/>
+      <w:r>
+        <w:rPr>
+          <w:rFonts w:ascii="Arial" w:hAnsi="Arial" w:cs="Arial"/>
+          <w:sz w:val="12"/>
+          <w:szCs w:val="12"/>
+          <w:lang w:val="en-US"/>
+        </w:rPr>
+        <w:t>].values</w:t>
+      </w:r>
+      <w:proofErr w:type="gramEnd"/>
+      <w:r>
+        <w:rPr>
+          <w:rFonts w:ascii="Arial" w:hAnsi="Arial" w:cs="Arial"/>
+          <w:sz w:val="12"/>
+          <w:szCs w:val="12"/>
+          <w:lang w:val="en-US"/>
+        </w:rPr>
+        <w:t xml:space="preserve">  | </w:t>
+      </w:r>
+      <w:r>
+        <w:rPr>
+          <w:rFonts w:ascii="Arial" w:hAnsi="Arial" w:cs="Arial"/>
+          <w:sz w:val="12"/>
+          <w:szCs w:val="12"/>
+          <w:lang w:val="en-US"/>
+        </w:rPr>
+        <w:t xml:space="preserve">X = </w:t>
+      </w:r>
+      <w:proofErr w:type="spellStart"/>
+      <w:r>
+        <w:rPr>
+          <w:rFonts w:ascii="Arial" w:hAnsi="Arial" w:cs="Arial"/>
+          <w:sz w:val="12"/>
+          <w:szCs w:val="12"/>
+          <w:lang w:val="en-US"/>
+        </w:rPr>
+        <w:t>df.drop</w:t>
+      </w:r>
+      <w:proofErr w:type="spellEnd"/>
+      <w:r>
+        <w:rPr>
+          <w:rFonts w:ascii="Arial" w:hAnsi="Arial" w:cs="Arial"/>
+          <w:sz w:val="12"/>
+          <w:szCs w:val="12"/>
+          <w:lang w:val="en-US"/>
+        </w:rPr>
+        <w:t>(['Salary', 'League', 'Division', '</w:t>
+      </w:r>
+      <w:proofErr w:type="spellStart"/>
+      <w:r>
+        <w:rPr>
+          <w:rFonts w:ascii="Arial" w:hAnsi="Arial" w:cs="Arial"/>
+          <w:sz w:val="12"/>
+          <w:szCs w:val="12"/>
+          <w:lang w:val="en-US"/>
+        </w:rPr>
+        <w:t>NewLeague</w:t>
+      </w:r>
+      <w:proofErr w:type="spellEnd"/>
+      <w:r>
+        <w:rPr>
+          <w:rFonts w:ascii="Arial" w:hAnsi="Arial" w:cs="Arial"/>
+          <w:sz w:val="12"/>
+          <w:szCs w:val="12"/>
+          <w:lang w:val="en-US"/>
+        </w:rPr>
+        <w:t xml:space="preserve">'], </w:t>
+      </w:r>
+    </w:p>
+    <w:p>
+      <w:pPr>
+        <w:spacing w:line="200" w:lineRule="exact"/>
+        <w:contextualSpacing/>
+        <w:rPr>
+          <w:rFonts w:ascii="Arial" w:hAnsi="Arial" w:cs="Arial"/>
+          <w:sz w:val="12"/>
+          <w:szCs w:val="12"/>
+          <w:lang w:val="en-US"/>
+        </w:rPr>
+      </w:pPr>
+      <w:r>
+        <w:rPr>
+          <w:rFonts w:ascii="Arial" w:hAnsi="Arial" w:cs="Arial"/>
+          <w:sz w:val="12"/>
+          <w:szCs w:val="12"/>
+          <w:lang w:val="en-US"/>
+        </w:rPr>
+        <w:t>axis=1</w:t>
+      </w:r>
+      <w:proofErr w:type="gramStart"/>
+      <w:r>
+        <w:rPr>
+          <w:rFonts w:ascii="Arial" w:hAnsi="Arial" w:cs="Arial"/>
+          <w:sz w:val="12"/>
+          <w:szCs w:val="12"/>
+          <w:lang w:val="en-US"/>
+        </w:rPr>
+        <w:t>).</w:t>
+      </w:r>
+      <w:proofErr w:type="spellStart"/>
+      <w:r>
+        <w:rPr>
+          <w:rFonts w:ascii="Arial" w:hAnsi="Arial" w:cs="Arial"/>
+          <w:sz w:val="12"/>
+          <w:szCs w:val="12"/>
+          <w:lang w:val="en-US"/>
+        </w:rPr>
+        <w:t>astype</w:t>
+      </w:r>
+      <w:proofErr w:type="spellEnd"/>
+      <w:proofErr w:type="gramEnd"/>
+      <w:r>
+        <w:rPr>
+          <w:rFonts w:ascii="Arial" w:hAnsi="Arial" w:cs="Arial"/>
+          <w:sz w:val="12"/>
+          <w:szCs w:val="12"/>
+          <w:lang w:val="en-US"/>
+        </w:rPr>
+        <w:t>('float64')</w:t>
+      </w:r>
+      <w:r>
+        <w:rPr>
+          <w:rFonts w:ascii="Arial" w:hAnsi="Arial" w:cs="Arial"/>
+          <w:sz w:val="12"/>
+          <w:szCs w:val="12"/>
+          <w:lang w:val="en-US"/>
+        </w:rPr>
+        <w:t xml:space="preserve">    |    </w:t>
+      </w:r>
+      <w:r>
+        <w:rPr>
+          <w:rFonts w:ascii="Arial" w:hAnsi="Arial" w:cs="Arial"/>
+          <w:sz w:val="12"/>
+          <w:szCs w:val="12"/>
+          <w:lang w:val="en-US"/>
+        </w:rPr>
+        <w:t xml:space="preserve">scaler = </w:t>
+      </w:r>
+      <w:proofErr w:type="spellStart"/>
+      <w:r>
+        <w:rPr>
+          <w:rFonts w:ascii="Arial" w:hAnsi="Arial" w:cs="Arial"/>
+          <w:sz w:val="12"/>
+          <w:szCs w:val="12"/>
+          <w:lang w:val="en-US"/>
+        </w:rPr>
+        <w:t>StandardScaler</w:t>
+      </w:r>
+      <w:proofErr w:type="spellEnd"/>
+      <w:r>
+        <w:rPr>
+          <w:rFonts w:ascii="Arial" w:hAnsi="Arial" w:cs="Arial"/>
+          <w:sz w:val="12"/>
+          <w:szCs w:val="12"/>
+          <w:lang w:val="en-US"/>
+        </w:rPr>
+        <w:t>()</w:t>
+      </w:r>
+    </w:p>
+    <w:p>
+      <w:pPr>
+        <w:spacing w:line="200" w:lineRule="exact"/>
+        <w:contextualSpacing/>
+        <w:rPr>
+          <w:rFonts w:ascii="Arial" w:hAnsi="Arial" w:cs="Arial"/>
+          <w:sz w:val="12"/>
+          <w:szCs w:val="12"/>
+          <w:lang w:val="en-US"/>
+        </w:rPr>
+      </w:pPr>
+      <w:proofErr w:type="spellStart"/>
+      <w:r>
+        <w:rPr>
+          <w:rFonts w:ascii="Arial" w:hAnsi="Arial" w:cs="Arial"/>
+          <w:sz w:val="12"/>
+          <w:szCs w:val="12"/>
+          <w:lang w:val="en-US"/>
+        </w:rPr>
+        <w:t>X_scaled</w:t>
+      </w:r>
+      <w:proofErr w:type="spellEnd"/>
+      <w:r>
+        <w:rPr>
+          <w:rFonts w:ascii="Arial" w:hAnsi="Arial" w:cs="Arial"/>
+          <w:sz w:val="12"/>
+          <w:szCs w:val="12"/>
+          <w:lang w:val="en-US"/>
+        </w:rPr>
+        <w:t xml:space="preserve"> = </w:t>
+      </w:r>
+      <w:proofErr w:type="spellStart"/>
+      <w:r>
+        <w:rPr>
+          <w:rFonts w:ascii="Arial" w:hAnsi="Arial" w:cs="Arial"/>
+          <w:sz w:val="12"/>
+          <w:szCs w:val="12"/>
+          <w:lang w:val="en-US"/>
+        </w:rPr>
+        <w:t>scaler.fit_transform</w:t>
+      </w:r>
+      <w:proofErr w:type="spellEnd"/>
+      <w:r>
+        <w:rPr>
+          <w:rFonts w:ascii="Arial" w:hAnsi="Arial" w:cs="Arial"/>
+          <w:sz w:val="12"/>
+          <w:szCs w:val="12"/>
+          <w:lang w:val="en-US"/>
+        </w:rPr>
+        <w:t>(X)</w:t>
+      </w:r>
+    </w:p>
+    <w:p>
+      <w:pPr>
+        <w:spacing w:line="200" w:lineRule="exact"/>
+        <w:contextualSpacing/>
+        <w:rPr>
+          <w:rFonts w:ascii="Arial" w:hAnsi="Arial" w:cs="Arial"/>
+          <w:sz w:val="12"/>
+          <w:szCs w:val="12"/>
+          <w:lang w:val="en-US"/>
+        </w:rPr>
+      </w:pPr>
+      <w:proofErr w:type="spellStart"/>
+      <w:r>
+        <w:rPr>
+          <w:rFonts w:ascii="Arial" w:hAnsi="Arial" w:cs="Arial"/>
+          <w:sz w:val="12"/>
+          <w:szCs w:val="12"/>
+          <w:lang w:val="en-US"/>
+        </w:rPr>
+        <w:t>X_train</w:t>
+      </w:r>
+      <w:proofErr w:type="spellEnd"/>
+      <w:r>
+        <w:rPr>
+          <w:rFonts w:ascii="Arial" w:hAnsi="Arial" w:cs="Arial"/>
+          <w:sz w:val="12"/>
+          <w:szCs w:val="12"/>
+          <w:lang w:val="en-US"/>
+        </w:rPr>
+        <w:t xml:space="preserve">, </w:t>
+      </w:r>
+      <w:proofErr w:type="spellStart"/>
+      <w:r>
+        <w:rPr>
+          <w:rFonts w:ascii="Arial" w:hAnsi="Arial" w:cs="Arial"/>
+          <w:sz w:val="12"/>
+          <w:szCs w:val="12"/>
+          <w:lang w:val="en-US"/>
+        </w:rPr>
+        <w:t>X_test</w:t>
+      </w:r>
+      <w:proofErr w:type="spellEnd"/>
+      <w:r>
+        <w:rPr>
+          <w:rFonts w:ascii="Arial" w:hAnsi="Arial" w:cs="Arial"/>
+          <w:sz w:val="12"/>
+          <w:szCs w:val="12"/>
+          <w:lang w:val="en-US"/>
+        </w:rPr>
+        <w:t xml:space="preserve">, </w:t>
+      </w:r>
+      <w:proofErr w:type="spellStart"/>
+      <w:r>
+        <w:rPr>
+          <w:rFonts w:ascii="Arial" w:hAnsi="Arial" w:cs="Arial"/>
+          <w:sz w:val="12"/>
+          <w:szCs w:val="12"/>
+          <w:lang w:val="en-US"/>
+        </w:rPr>
+        <w:t>y_train</w:t>
+      </w:r>
+      <w:proofErr w:type="spellEnd"/>
+      <w:r>
+        <w:rPr>
+          <w:rFonts w:ascii="Arial" w:hAnsi="Arial" w:cs="Arial"/>
+          <w:sz w:val="12"/>
+          <w:szCs w:val="12"/>
+          <w:lang w:val="en-US"/>
+        </w:rPr>
+        <w:t xml:space="preserve">, </w:t>
+      </w:r>
+      <w:proofErr w:type="spellStart"/>
+      <w:r>
+        <w:rPr>
+          <w:rFonts w:ascii="Arial" w:hAnsi="Arial" w:cs="Arial"/>
+          <w:sz w:val="12"/>
+          <w:szCs w:val="12"/>
+          <w:lang w:val="en-US"/>
+        </w:rPr>
+        <w:t>y_test</w:t>
+      </w:r>
+      <w:proofErr w:type="spellEnd"/>
+      <w:r>
+        <w:rPr>
+          <w:rFonts w:ascii="Arial" w:hAnsi="Arial" w:cs="Arial"/>
+          <w:sz w:val="12"/>
+          <w:szCs w:val="12"/>
+          <w:lang w:val="en-US"/>
+        </w:rPr>
+        <w:t xml:space="preserve"> = </w:t>
+      </w:r>
+      <w:proofErr w:type="spellStart"/>
+      <w:r>
+        <w:rPr>
+          <w:rFonts w:ascii="Arial" w:hAnsi="Arial" w:cs="Arial"/>
+          <w:sz w:val="12"/>
+          <w:szCs w:val="12"/>
+          <w:lang w:val="en-US"/>
+        </w:rPr>
+        <w:t>train_test_</w:t>
+      </w:r>
+      <w:proofErr w:type="gramStart"/>
+      <w:r>
+        <w:rPr>
+          <w:rFonts w:ascii="Arial" w:hAnsi="Arial" w:cs="Arial"/>
+          <w:sz w:val="12"/>
+          <w:szCs w:val="12"/>
+          <w:lang w:val="en-US"/>
+        </w:rPr>
+        <w:t>split</w:t>
+      </w:r>
+      <w:proofErr w:type="spellEnd"/>
+      <w:r>
+        <w:rPr>
+          <w:rFonts w:ascii="Arial" w:hAnsi="Arial" w:cs="Arial"/>
+          <w:sz w:val="12"/>
+          <w:szCs w:val="12"/>
+          <w:lang w:val="en-US"/>
+        </w:rPr>
+        <w:t>(</w:t>
+      </w:r>
+      <w:proofErr w:type="spellStart"/>
+      <w:proofErr w:type="gramEnd"/>
+      <w:r>
+        <w:rPr>
+          <w:rFonts w:ascii="Arial" w:hAnsi="Arial" w:cs="Arial"/>
+          <w:sz w:val="12"/>
+          <w:szCs w:val="12"/>
+          <w:lang w:val="en-US"/>
+        </w:rPr>
+        <w:t>X_scaled</w:t>
+      </w:r>
+      <w:proofErr w:type="spellEnd"/>
+      <w:r>
+        <w:rPr>
+          <w:rFonts w:ascii="Arial" w:hAnsi="Arial" w:cs="Arial"/>
+          <w:sz w:val="12"/>
+          <w:szCs w:val="12"/>
+          <w:lang w:val="en-US"/>
+        </w:rPr>
+        <w:t xml:space="preserve">, y, </w:t>
+      </w:r>
+      <w:proofErr w:type="spellStart"/>
+      <w:r>
+        <w:rPr>
+          <w:rFonts w:ascii="Arial" w:hAnsi="Arial" w:cs="Arial"/>
+          <w:sz w:val="12"/>
+          <w:szCs w:val="12"/>
+          <w:lang w:val="en-US"/>
+        </w:rPr>
+        <w:t>test_size</w:t>
+      </w:r>
+      <w:proofErr w:type="spellEnd"/>
+      <w:r>
+        <w:rPr>
+          <w:rFonts w:ascii="Arial" w:hAnsi="Arial" w:cs="Arial"/>
+          <w:sz w:val="12"/>
+          <w:szCs w:val="12"/>
+          <w:lang w:val="en-US"/>
+        </w:rPr>
+        <w:t xml:space="preserve">=0.3, </w:t>
+      </w:r>
+    </w:p>
+    <w:p>
+      <w:pPr>
+        <w:spacing w:line="200" w:lineRule="exact"/>
+        <w:contextualSpacing/>
+        <w:rPr>
+          <w:rFonts w:ascii="Arial" w:hAnsi="Arial" w:cs="Arial"/>
+          <w:sz w:val="12"/>
+          <w:szCs w:val="12"/>
+          <w:lang w:val="en-US"/>
+        </w:rPr>
+      </w:pPr>
+      <w:proofErr w:type="spellStart"/>
+      <w:r>
+        <w:rPr>
+          <w:rFonts w:ascii="Arial" w:hAnsi="Arial" w:cs="Arial"/>
+          <w:sz w:val="12"/>
+          <w:szCs w:val="12"/>
+          <w:lang w:val="en-US"/>
+        </w:rPr>
+        <w:t>random_state</w:t>
+      </w:r>
+      <w:proofErr w:type="spellEnd"/>
+      <w:r>
+        <w:rPr>
+          <w:rFonts w:ascii="Arial" w:hAnsi="Arial" w:cs="Arial"/>
+          <w:sz w:val="12"/>
+          <w:szCs w:val="12"/>
+          <w:lang w:val="en-US"/>
+        </w:rPr>
+        <w:t>=</w:t>
+      </w:r>
+      <w:proofErr w:type="gramStart"/>
+      <w:r>
+        <w:rPr>
+          <w:rFonts w:ascii="Arial" w:hAnsi="Arial" w:cs="Arial"/>
+          <w:sz w:val="12"/>
+          <w:szCs w:val="12"/>
+          <w:lang w:val="en-US"/>
+        </w:rPr>
+        <w:t>42)#</w:t>
+      </w:r>
+      <w:proofErr w:type="gramEnd"/>
+      <w:r>
+        <w:rPr>
+          <w:rFonts w:ascii="Arial" w:hAnsi="Arial" w:cs="Arial"/>
+          <w:sz w:val="12"/>
+          <w:szCs w:val="12"/>
+          <w:lang w:val="en-US"/>
+        </w:rPr>
+        <w:t xml:space="preserve"> </w:t>
+      </w:r>
+      <w:proofErr w:type="spellStart"/>
+      <w:r>
+        <w:rPr>
+          <w:rFonts w:ascii="Arial" w:hAnsi="Arial" w:cs="Arial"/>
+          <w:sz w:val="12"/>
+          <w:szCs w:val="12"/>
+          <w:lang w:val="en-US"/>
+        </w:rPr>
+        <w:t>LassoCV</w:t>
+      </w:r>
+      <w:proofErr w:type="spellEnd"/>
+      <w:r>
+        <w:rPr>
+          <w:rFonts w:ascii="Arial" w:hAnsi="Arial" w:cs="Arial"/>
+          <w:sz w:val="12"/>
+          <w:szCs w:val="12"/>
+          <w:lang w:val="en-US"/>
+        </w:rPr>
+        <w:t xml:space="preserve"> to find best alpha</w:t>
+      </w:r>
+    </w:p>
+    <w:p>
+      <w:pPr>
+        <w:spacing w:line="200" w:lineRule="exact"/>
+        <w:contextualSpacing/>
+        <w:rPr>
+          <w:rFonts w:ascii="Arial" w:hAnsi="Arial" w:cs="Arial"/>
+          <w:sz w:val="12"/>
+          <w:szCs w:val="12"/>
+          <w:lang w:val="en-US"/>
+        </w:rPr>
+      </w:pPr>
+      <w:proofErr w:type="spellStart"/>
+      <w:r>
+        <w:rPr>
+          <w:rFonts w:ascii="Arial" w:hAnsi="Arial" w:cs="Arial"/>
+          <w:sz w:val="12"/>
+          <w:szCs w:val="12"/>
+          <w:lang w:val="en-US"/>
+        </w:rPr>
+        <w:t>lasso_cv</w:t>
+      </w:r>
+      <w:proofErr w:type="spellEnd"/>
+      <w:r>
+        <w:rPr>
+          <w:rFonts w:ascii="Arial" w:hAnsi="Arial" w:cs="Arial"/>
+          <w:sz w:val="12"/>
+          <w:szCs w:val="12"/>
+          <w:lang w:val="en-US"/>
+        </w:rPr>
+        <w:t xml:space="preserve"> = </w:t>
+      </w:r>
+      <w:proofErr w:type="spellStart"/>
+      <w:proofErr w:type="gramStart"/>
+      <w:r>
+        <w:rPr>
+          <w:rFonts w:ascii="Arial" w:hAnsi="Arial" w:cs="Arial"/>
+          <w:sz w:val="12"/>
+          <w:szCs w:val="12"/>
+          <w:lang w:val="en-US"/>
+        </w:rPr>
+        <w:t>LassoCV</w:t>
+      </w:r>
+      <w:proofErr w:type="spellEnd"/>
+      <w:r>
+        <w:rPr>
+          <w:rFonts w:ascii="Arial" w:hAnsi="Arial" w:cs="Arial"/>
+          <w:sz w:val="12"/>
+          <w:szCs w:val="12"/>
+          <w:lang w:val="en-US"/>
+        </w:rPr>
+        <w:t>(</w:t>
+      </w:r>
+      <w:proofErr w:type="gramEnd"/>
+      <w:r>
+        <w:rPr>
+          <w:rFonts w:ascii="Arial" w:hAnsi="Arial" w:cs="Arial"/>
+          <w:sz w:val="12"/>
+          <w:szCs w:val="12"/>
+          <w:lang w:val="en-US"/>
+        </w:rPr>
+        <w:t>alphas=</w:t>
+      </w:r>
+      <w:proofErr w:type="spellStart"/>
+      <w:r>
+        <w:rPr>
+          <w:rFonts w:ascii="Arial" w:hAnsi="Arial" w:cs="Arial"/>
+          <w:sz w:val="12"/>
+          <w:szCs w:val="12"/>
+          <w:lang w:val="en-US"/>
+        </w:rPr>
+        <w:t>np.linspace</w:t>
+      </w:r>
+      <w:proofErr w:type="spellEnd"/>
+      <w:r>
+        <w:rPr>
+          <w:rFonts w:ascii="Arial" w:hAnsi="Arial" w:cs="Arial"/>
+          <w:sz w:val="12"/>
+          <w:szCs w:val="12"/>
+          <w:lang w:val="en-US"/>
+        </w:rPr>
+        <w:t xml:space="preserve">(0.01, 100, 1000), cv=10, </w:t>
+      </w:r>
+      <w:proofErr w:type="spellStart"/>
+      <w:r>
+        <w:rPr>
+          <w:rFonts w:ascii="Arial" w:hAnsi="Arial" w:cs="Arial"/>
+          <w:sz w:val="12"/>
+          <w:szCs w:val="12"/>
+          <w:lang w:val="en-US"/>
+        </w:rPr>
+        <w:t>max_iter</w:t>
+      </w:r>
+      <w:proofErr w:type="spellEnd"/>
+      <w:r>
+        <w:rPr>
+          <w:rFonts w:ascii="Arial" w:hAnsi="Arial" w:cs="Arial"/>
+          <w:sz w:val="12"/>
+          <w:szCs w:val="12"/>
+          <w:lang w:val="en-US"/>
+        </w:rPr>
+        <w:t>=100000)</w:t>
+      </w:r>
+    </w:p>
+    <w:p>
+      <w:pPr>
+        <w:spacing w:line="200" w:lineRule="exact"/>
+        <w:contextualSpacing/>
+        <w:rPr>
+          <w:rFonts w:ascii="Arial" w:hAnsi="Arial" w:cs="Arial"/>
+          <w:sz w:val="12"/>
+          <w:szCs w:val="12"/>
+          <w:lang w:val="en-US"/>
+        </w:rPr>
+      </w:pPr>
+      <w:proofErr w:type="spellStart"/>
+      <w:proofErr w:type="gramStart"/>
+      <w:r>
+        <w:rPr>
+          <w:rFonts w:ascii="Arial" w:hAnsi="Arial" w:cs="Arial"/>
+          <w:sz w:val="12"/>
+          <w:szCs w:val="12"/>
+          <w:lang w:val="en-US"/>
+        </w:rPr>
+        <w:t>lasso_cv.fit</w:t>
+      </w:r>
+      <w:proofErr w:type="spellEnd"/>
+      <w:r>
+        <w:rPr>
+          <w:rFonts w:ascii="Arial" w:hAnsi="Arial" w:cs="Arial"/>
+          <w:sz w:val="12"/>
+          <w:szCs w:val="12"/>
+          <w:lang w:val="en-US"/>
+        </w:rPr>
+        <w:t>(</w:t>
+      </w:r>
+      <w:proofErr w:type="spellStart"/>
+      <w:proofErr w:type="gramEnd"/>
+      <w:r>
+        <w:rPr>
+          <w:rFonts w:ascii="Arial" w:hAnsi="Arial" w:cs="Arial"/>
+          <w:sz w:val="12"/>
+          <w:szCs w:val="12"/>
+          <w:lang w:val="en-US"/>
+        </w:rPr>
+        <w:t>X_train</w:t>
+      </w:r>
+      <w:proofErr w:type="spellEnd"/>
+      <w:r>
+        <w:rPr>
+          <w:rFonts w:ascii="Arial" w:hAnsi="Arial" w:cs="Arial"/>
+          <w:sz w:val="12"/>
+          <w:szCs w:val="12"/>
+          <w:lang w:val="en-US"/>
+        </w:rPr>
+        <w:t xml:space="preserve">, </w:t>
+      </w:r>
+      <w:proofErr w:type="spellStart"/>
+      <w:r>
+        <w:rPr>
+          <w:rFonts w:ascii="Arial" w:hAnsi="Arial" w:cs="Arial"/>
+          <w:sz w:val="12"/>
+          <w:szCs w:val="12"/>
+          <w:lang w:val="en-US"/>
+        </w:rPr>
+        <w:t>y_train</w:t>
+      </w:r>
+      <w:proofErr w:type="spellEnd"/>
+      <w:r>
+        <w:rPr>
+          <w:rFonts w:ascii="Arial" w:hAnsi="Arial" w:cs="Arial"/>
+          <w:sz w:val="12"/>
+          <w:szCs w:val="12"/>
+          <w:lang w:val="en-US"/>
+        </w:rPr>
+        <w:t>)</w:t>
+      </w:r>
+      <w:r>
+        <w:rPr>
+          <w:rFonts w:ascii="Arial" w:hAnsi="Arial" w:cs="Arial"/>
+          <w:sz w:val="12"/>
+          <w:szCs w:val="12"/>
+          <w:lang w:val="en-US"/>
+        </w:rPr>
+        <w:t xml:space="preserve">  |  </w:t>
+      </w:r>
+      <w:r>
+        <w:rPr>
+          <w:rFonts w:ascii="Arial" w:hAnsi="Arial" w:cs="Arial"/>
+          <w:sz w:val="12"/>
+          <w:szCs w:val="12"/>
+          <w:lang w:val="en-US"/>
+        </w:rPr>
+        <w:t xml:space="preserve">print("Best alpha:", </w:t>
+      </w:r>
+      <w:proofErr w:type="spellStart"/>
+      <w:r>
+        <w:rPr>
+          <w:rFonts w:ascii="Arial" w:hAnsi="Arial" w:cs="Arial"/>
+          <w:sz w:val="12"/>
+          <w:szCs w:val="12"/>
+          <w:lang w:val="en-US"/>
+        </w:rPr>
+        <w:t>lasso_cv.alpha</w:t>
+      </w:r>
+      <w:proofErr w:type="spellEnd"/>
+      <w:r>
+        <w:rPr>
+          <w:rFonts w:ascii="Arial" w:hAnsi="Arial" w:cs="Arial"/>
+          <w:sz w:val="12"/>
+          <w:szCs w:val="12"/>
+          <w:lang w:val="en-US"/>
+        </w:rPr>
+        <w:t>_)</w:t>
+      </w:r>
+      <w:r>
+        <w:rPr>
+          <w:rFonts w:ascii="Arial" w:hAnsi="Arial" w:cs="Arial"/>
+          <w:sz w:val="12"/>
+          <w:szCs w:val="12"/>
+          <w:lang w:val="en-US"/>
+        </w:rPr>
+        <w:t xml:space="preserve">  </w:t>
+      </w:r>
+    </w:p>
+    <w:p>
+      <w:pPr>
+        <w:spacing w:line="200" w:lineRule="exact"/>
+        <w:contextualSpacing/>
+        <w:rPr>
+          <w:rFonts w:ascii="Arial" w:hAnsi="Arial" w:cs="Arial"/>
+          <w:sz w:val="12"/>
+          <w:szCs w:val="12"/>
+          <w:lang w:val="en-US"/>
+        </w:rPr>
+      </w:pPr>
+      <w:r>
+        <w:rPr>
+          <w:rFonts w:ascii="Arial" w:hAnsi="Arial" w:cs="Arial"/>
+          <w:sz w:val="12"/>
+          <w:szCs w:val="12"/>
+          <w:lang w:val="en-US"/>
+        </w:rPr>
+        <w:t xml:space="preserve">lasso = </w:t>
+      </w:r>
+      <w:proofErr w:type="gramStart"/>
+      <w:r>
+        <w:rPr>
+          <w:rFonts w:ascii="Arial" w:hAnsi="Arial" w:cs="Arial"/>
+          <w:sz w:val="12"/>
+          <w:szCs w:val="12"/>
+          <w:lang w:val="en-US"/>
+        </w:rPr>
+        <w:t>Lasso(</w:t>
+      </w:r>
+      <w:proofErr w:type="gramEnd"/>
+      <w:r>
+        <w:rPr>
+          <w:rFonts w:ascii="Arial" w:hAnsi="Arial" w:cs="Arial"/>
+          <w:sz w:val="12"/>
+          <w:szCs w:val="12"/>
+          <w:lang w:val="en-US"/>
+        </w:rPr>
+        <w:t>alpha=</w:t>
+      </w:r>
+      <w:proofErr w:type="spellStart"/>
+      <w:r>
+        <w:rPr>
+          <w:rFonts w:ascii="Arial" w:hAnsi="Arial" w:cs="Arial"/>
+          <w:sz w:val="12"/>
+          <w:szCs w:val="12"/>
+          <w:lang w:val="en-US"/>
+        </w:rPr>
+        <w:t>lasso_cv.alpha</w:t>
+      </w:r>
+      <w:proofErr w:type="spellEnd"/>
+      <w:r>
+        <w:rPr>
+          <w:rFonts w:ascii="Arial" w:hAnsi="Arial" w:cs="Arial"/>
+          <w:sz w:val="12"/>
+          <w:szCs w:val="12"/>
+          <w:lang w:val="en-US"/>
+        </w:rPr>
+        <w:t xml:space="preserve">_, </w:t>
+      </w:r>
+      <w:proofErr w:type="spellStart"/>
+      <w:r>
+        <w:rPr>
+          <w:rFonts w:ascii="Arial" w:hAnsi="Arial" w:cs="Arial"/>
+          <w:sz w:val="12"/>
+          <w:szCs w:val="12"/>
+          <w:lang w:val="en-US"/>
+        </w:rPr>
+        <w:t>max_iter</w:t>
+      </w:r>
+      <w:proofErr w:type="spellEnd"/>
+      <w:r>
+        <w:rPr>
+          <w:rFonts w:ascii="Arial" w:hAnsi="Arial" w:cs="Arial"/>
+          <w:sz w:val="12"/>
+          <w:szCs w:val="12"/>
+          <w:lang w:val="en-US"/>
+        </w:rPr>
+        <w:t>=100000)</w:t>
+      </w:r>
+      <w:r>
+        <w:rPr>
+          <w:rFonts w:ascii="Arial" w:hAnsi="Arial" w:cs="Arial"/>
+          <w:sz w:val="12"/>
+          <w:szCs w:val="12"/>
+          <w:lang w:val="en-US"/>
+        </w:rPr>
+        <w:t xml:space="preserve">  |  </w:t>
+      </w:r>
+      <w:proofErr w:type="spellStart"/>
+      <w:r>
+        <w:rPr>
+          <w:rFonts w:ascii="Arial" w:hAnsi="Arial" w:cs="Arial"/>
+          <w:sz w:val="12"/>
+          <w:szCs w:val="12"/>
+          <w:lang w:val="en-US"/>
+        </w:rPr>
+        <w:t>lasso.fit</w:t>
+      </w:r>
+      <w:proofErr w:type="spellEnd"/>
+      <w:r>
+        <w:rPr>
+          <w:rFonts w:ascii="Arial" w:hAnsi="Arial" w:cs="Arial"/>
+          <w:sz w:val="12"/>
+          <w:szCs w:val="12"/>
+          <w:lang w:val="en-US"/>
+        </w:rPr>
+        <w:t>(</w:t>
+      </w:r>
+      <w:proofErr w:type="spellStart"/>
+      <w:r>
+        <w:rPr>
+          <w:rFonts w:ascii="Arial" w:hAnsi="Arial" w:cs="Arial"/>
+          <w:sz w:val="12"/>
+          <w:szCs w:val="12"/>
+          <w:lang w:val="en-US"/>
+        </w:rPr>
+        <w:t>X_train</w:t>
+      </w:r>
+      <w:proofErr w:type="spellEnd"/>
+      <w:r>
+        <w:rPr>
+          <w:rFonts w:ascii="Arial" w:hAnsi="Arial" w:cs="Arial"/>
+          <w:sz w:val="12"/>
+          <w:szCs w:val="12"/>
+          <w:lang w:val="en-US"/>
+        </w:rPr>
+        <w:t xml:space="preserve">, </w:t>
+      </w:r>
+      <w:proofErr w:type="spellStart"/>
+      <w:r>
+        <w:rPr>
+          <w:rFonts w:ascii="Arial" w:hAnsi="Arial" w:cs="Arial"/>
+          <w:sz w:val="12"/>
+          <w:szCs w:val="12"/>
+          <w:lang w:val="en-US"/>
+        </w:rPr>
+        <w:t>y_train</w:t>
+      </w:r>
+      <w:proofErr w:type="spellEnd"/>
+      <w:r>
+        <w:rPr>
+          <w:rFonts w:ascii="Arial" w:hAnsi="Arial" w:cs="Arial"/>
+          <w:sz w:val="12"/>
+          <w:szCs w:val="12"/>
+          <w:lang w:val="en-US"/>
+        </w:rPr>
+        <w:t>)</w:t>
+      </w:r>
+    </w:p>
+    <w:p>
+      <w:pPr>
+        <w:spacing w:line="200" w:lineRule="exact"/>
+        <w:contextualSpacing/>
+        <w:rPr>
+          <w:rFonts w:ascii="Arial" w:hAnsi="Arial" w:cs="Arial"/>
+          <w:sz w:val="12"/>
+          <w:szCs w:val="12"/>
+          <w:lang w:val="en-US"/>
+        </w:rPr>
+      </w:pPr>
+      <w:proofErr w:type="spellStart"/>
+      <w:r>
+        <w:rPr>
+          <w:rFonts w:ascii="Arial" w:hAnsi="Arial" w:cs="Arial"/>
+          <w:sz w:val="12"/>
+          <w:szCs w:val="12"/>
+          <w:lang w:val="en-US"/>
+        </w:rPr>
+        <w:t>mse</w:t>
+      </w:r>
+      <w:proofErr w:type="spellEnd"/>
+      <w:r>
+        <w:rPr>
+          <w:rFonts w:ascii="Arial" w:hAnsi="Arial" w:cs="Arial"/>
+          <w:sz w:val="12"/>
+          <w:szCs w:val="12"/>
+          <w:lang w:val="en-US"/>
+        </w:rPr>
+        <w:t xml:space="preserve"> = </w:t>
+      </w:r>
+      <w:proofErr w:type="spellStart"/>
+      <w:r>
+        <w:rPr>
+          <w:rFonts w:ascii="Arial" w:hAnsi="Arial" w:cs="Arial"/>
+          <w:sz w:val="12"/>
+          <w:szCs w:val="12"/>
+          <w:lang w:val="en-US"/>
+        </w:rPr>
+        <w:t>mean_squared_</w:t>
+      </w:r>
+      <w:proofErr w:type="gramStart"/>
+      <w:r>
+        <w:rPr>
+          <w:rFonts w:ascii="Arial" w:hAnsi="Arial" w:cs="Arial"/>
+          <w:sz w:val="12"/>
+          <w:szCs w:val="12"/>
+          <w:lang w:val="en-US"/>
+        </w:rPr>
+        <w:t>error</w:t>
+      </w:r>
+      <w:proofErr w:type="spellEnd"/>
+      <w:r>
+        <w:rPr>
+          <w:rFonts w:ascii="Arial" w:hAnsi="Arial" w:cs="Arial"/>
+          <w:sz w:val="12"/>
+          <w:szCs w:val="12"/>
+          <w:lang w:val="en-US"/>
+        </w:rPr>
+        <w:t>(</w:t>
+      </w:r>
+      <w:proofErr w:type="spellStart"/>
+      <w:proofErr w:type="gramEnd"/>
+      <w:r>
+        <w:rPr>
+          <w:rFonts w:ascii="Arial" w:hAnsi="Arial" w:cs="Arial"/>
+          <w:sz w:val="12"/>
+          <w:szCs w:val="12"/>
+          <w:lang w:val="en-US"/>
+        </w:rPr>
+        <w:t>y_test</w:t>
+      </w:r>
+      <w:proofErr w:type="spellEnd"/>
+      <w:r>
+        <w:rPr>
+          <w:rFonts w:ascii="Arial" w:hAnsi="Arial" w:cs="Arial"/>
+          <w:sz w:val="12"/>
+          <w:szCs w:val="12"/>
+          <w:lang w:val="en-US"/>
+        </w:rPr>
+        <w:t xml:space="preserve">, </w:t>
+      </w:r>
+      <w:proofErr w:type="spellStart"/>
+      <w:r>
+        <w:rPr>
+          <w:rFonts w:ascii="Arial" w:hAnsi="Arial" w:cs="Arial"/>
+          <w:sz w:val="12"/>
+          <w:szCs w:val="12"/>
+          <w:lang w:val="en-US"/>
+        </w:rPr>
+        <w:t>lasso.predict</w:t>
+      </w:r>
+      <w:proofErr w:type="spellEnd"/>
+      <w:r>
+        <w:rPr>
+          <w:rFonts w:ascii="Arial" w:hAnsi="Arial" w:cs="Arial"/>
+          <w:sz w:val="12"/>
+          <w:szCs w:val="12"/>
+          <w:lang w:val="en-US"/>
+        </w:rPr>
+        <w:t>(</w:t>
+      </w:r>
+      <w:proofErr w:type="spellStart"/>
+      <w:r>
+        <w:rPr>
+          <w:rFonts w:ascii="Arial" w:hAnsi="Arial" w:cs="Arial"/>
+          <w:sz w:val="12"/>
+          <w:szCs w:val="12"/>
+          <w:lang w:val="en-US"/>
+        </w:rPr>
+        <w:t>X_test</w:t>
+      </w:r>
+      <w:proofErr w:type="spellEnd"/>
+      <w:r>
+        <w:rPr>
+          <w:rFonts w:ascii="Arial" w:hAnsi="Arial" w:cs="Arial"/>
+          <w:sz w:val="12"/>
+          <w:szCs w:val="12"/>
+          <w:lang w:val="en-US"/>
+        </w:rPr>
+        <w:t>))</w:t>
+      </w:r>
+      <w:r>
+        <w:rPr>
+          <w:rFonts w:ascii="Arial" w:hAnsi="Arial" w:cs="Arial"/>
+          <w:sz w:val="12"/>
+          <w:szCs w:val="12"/>
+          <w:lang w:val="en-US"/>
+        </w:rPr>
+        <w:t xml:space="preserve"> | </w:t>
+      </w:r>
+      <w:r>
+        <w:rPr>
+          <w:rFonts w:ascii="Arial" w:hAnsi="Arial" w:cs="Arial"/>
+          <w:sz w:val="12"/>
+          <w:szCs w:val="12"/>
+          <w:lang w:val="en-US"/>
+        </w:rPr>
+        <w:t>print(</w:t>
+      </w:r>
+      <w:proofErr w:type="spellStart"/>
+      <w:r>
+        <w:rPr>
+          <w:rFonts w:ascii="Arial" w:hAnsi="Arial" w:cs="Arial"/>
+          <w:sz w:val="12"/>
+          <w:szCs w:val="12"/>
+          <w:lang w:val="en-US"/>
+        </w:rPr>
+        <w:t>f"Test</w:t>
+      </w:r>
+      <w:proofErr w:type="spellEnd"/>
+      <w:r>
+        <w:rPr>
+          <w:rFonts w:ascii="Arial" w:hAnsi="Arial" w:cs="Arial"/>
+          <w:sz w:val="12"/>
+          <w:szCs w:val="12"/>
+          <w:lang w:val="en-US"/>
+        </w:rPr>
+        <w:t xml:space="preserve"> MSE: {mse:.2f}")</w:t>
+      </w:r>
+    </w:p>
+    <w:p>
+      <w:pPr>
+        <w:spacing w:line="200" w:lineRule="exact"/>
+        <w:contextualSpacing/>
+        <w:rPr>
+          <w:rFonts w:ascii="Arial" w:hAnsi="Arial" w:cs="Arial"/>
+          <w:sz w:val="12"/>
+          <w:szCs w:val="12"/>
+          <w:lang w:val="en-US"/>
+        </w:rPr>
+      </w:pPr>
+      <w:proofErr w:type="spellStart"/>
+      <w:r>
+        <w:rPr>
+          <w:rFonts w:ascii="Arial" w:hAnsi="Arial" w:cs="Arial"/>
+          <w:sz w:val="12"/>
+          <w:szCs w:val="12"/>
+          <w:lang w:val="en-US"/>
+        </w:rPr>
+        <w:t>coef_series</w:t>
+      </w:r>
+      <w:proofErr w:type="spellEnd"/>
+      <w:r>
+        <w:rPr>
+          <w:rFonts w:ascii="Arial" w:hAnsi="Arial" w:cs="Arial"/>
+          <w:sz w:val="12"/>
+          <w:szCs w:val="12"/>
+          <w:lang w:val="en-US"/>
+        </w:rPr>
+        <w:t xml:space="preserve"> = </w:t>
+      </w:r>
+      <w:proofErr w:type="spellStart"/>
+      <w:proofErr w:type="gramStart"/>
+      <w:r>
+        <w:rPr>
+          <w:rFonts w:ascii="Arial" w:hAnsi="Arial" w:cs="Arial"/>
+          <w:sz w:val="12"/>
+          <w:szCs w:val="12"/>
+          <w:lang w:val="en-US"/>
+        </w:rPr>
+        <w:t>pd.Series</w:t>
+      </w:r>
+      <w:proofErr w:type="spellEnd"/>
+      <w:proofErr w:type="gramEnd"/>
+      <w:r>
+        <w:rPr>
+          <w:rFonts w:ascii="Arial" w:hAnsi="Arial" w:cs="Arial"/>
+          <w:sz w:val="12"/>
+          <w:szCs w:val="12"/>
+          <w:lang w:val="en-US"/>
+        </w:rPr>
+        <w:t>(</w:t>
+      </w:r>
+      <w:proofErr w:type="spellStart"/>
+      <w:r>
+        <w:rPr>
+          <w:rFonts w:ascii="Arial" w:hAnsi="Arial" w:cs="Arial"/>
+          <w:sz w:val="12"/>
+          <w:szCs w:val="12"/>
+          <w:lang w:val="en-US"/>
+        </w:rPr>
+        <w:t>lasso.coef</w:t>
+      </w:r>
+      <w:proofErr w:type="spellEnd"/>
+      <w:r>
+        <w:rPr>
+          <w:rFonts w:ascii="Arial" w:hAnsi="Arial" w:cs="Arial"/>
+          <w:sz w:val="12"/>
+          <w:szCs w:val="12"/>
+          <w:lang w:val="en-US"/>
+        </w:rPr>
+        <w:t>_, index=</w:t>
+      </w:r>
+      <w:proofErr w:type="spellStart"/>
+      <w:r>
+        <w:rPr>
+          <w:rFonts w:ascii="Arial" w:hAnsi="Arial" w:cs="Arial"/>
+          <w:sz w:val="12"/>
+          <w:szCs w:val="12"/>
+          <w:lang w:val="en-US"/>
+        </w:rPr>
+        <w:t>X.columns</w:t>
+      </w:r>
+      <w:proofErr w:type="spellEnd"/>
+      <w:r>
+        <w:rPr>
+          <w:rFonts w:ascii="Arial" w:hAnsi="Arial" w:cs="Arial"/>
+          <w:sz w:val="12"/>
+          <w:szCs w:val="12"/>
+          <w:lang w:val="en-US"/>
+        </w:rPr>
+        <w:t>)</w:t>
+      </w:r>
+      <w:r>
+        <w:rPr>
+          <w:rFonts w:ascii="Arial" w:hAnsi="Arial" w:cs="Arial"/>
+          <w:sz w:val="12"/>
+          <w:szCs w:val="12"/>
+          <w:lang w:val="en-US"/>
+        </w:rPr>
+        <w:t xml:space="preserve">  </w:t>
+      </w:r>
+    </w:p>
+    <w:p>
+      <w:pPr>
+        <w:spacing w:line="200" w:lineRule="exact"/>
+        <w:contextualSpacing/>
+        <w:rPr>
+          <w:rFonts w:ascii="Arial" w:hAnsi="Arial" w:cs="Arial"/>
+          <w:sz w:val="12"/>
+          <w:szCs w:val="12"/>
+          <w:lang w:val="en-US"/>
+        </w:rPr>
+      </w:pPr>
+      <w:proofErr w:type="gramStart"/>
+      <w:r>
+        <w:rPr>
+          <w:rFonts w:ascii="Arial" w:hAnsi="Arial" w:cs="Arial"/>
+          <w:sz w:val="12"/>
+          <w:szCs w:val="12"/>
+          <w:lang w:val="en-US"/>
+        </w:rPr>
+        <w:t>print(</w:t>
+      </w:r>
+      <w:proofErr w:type="gramEnd"/>
+      <w:r>
+        <w:rPr>
+          <w:rFonts w:ascii="Arial" w:hAnsi="Arial" w:cs="Arial"/>
+          <w:sz w:val="12"/>
+          <w:szCs w:val="12"/>
+          <w:lang w:val="en-US"/>
+        </w:rPr>
+        <w:t>f"\</w:t>
+      </w:r>
+      <w:proofErr w:type="spellStart"/>
+      <w:r>
+        <w:rPr>
+          <w:rFonts w:ascii="Arial" w:hAnsi="Arial" w:cs="Arial"/>
+          <w:sz w:val="12"/>
+          <w:szCs w:val="12"/>
+          <w:lang w:val="en-US"/>
+        </w:rPr>
+        <w:t>nCoefficients</w:t>
+      </w:r>
+      <w:proofErr w:type="spellEnd"/>
+      <w:r>
+        <w:rPr>
+          <w:rFonts w:ascii="Arial" w:hAnsi="Arial" w:cs="Arial"/>
+          <w:sz w:val="12"/>
+          <w:szCs w:val="12"/>
+          <w:lang w:val="en-US"/>
+        </w:rPr>
+        <w:t xml:space="preserve"> set to zero: {(</w:t>
+      </w:r>
+      <w:proofErr w:type="spellStart"/>
+      <w:r>
+        <w:rPr>
+          <w:rFonts w:ascii="Arial" w:hAnsi="Arial" w:cs="Arial"/>
+          <w:sz w:val="12"/>
+          <w:szCs w:val="12"/>
+          <w:lang w:val="en-US"/>
+        </w:rPr>
+        <w:t>coef_series</w:t>
+      </w:r>
+      <w:proofErr w:type="spellEnd"/>
+      <w:r>
+        <w:rPr>
+          <w:rFonts w:ascii="Arial" w:hAnsi="Arial" w:cs="Arial"/>
+          <w:sz w:val="12"/>
+          <w:szCs w:val="12"/>
+          <w:lang w:val="en-US"/>
+        </w:rPr>
+        <w:t xml:space="preserve"> == 0).sum()}")</w:t>
+      </w:r>
+    </w:p>
+    <w:p>
+      <w:pPr>
+        <w:spacing w:line="200" w:lineRule="exact"/>
+        <w:contextualSpacing/>
+        <w:rPr>
+          <w:rFonts w:ascii="Arial" w:hAnsi="Arial" w:cs="Arial"/>
+          <w:sz w:val="12"/>
+          <w:szCs w:val="12"/>
+          <w:lang w:val="en-US"/>
+        </w:rPr>
+      </w:pPr>
+      <w:proofErr w:type="gramStart"/>
+      <w:r>
+        <w:rPr>
+          <w:rFonts w:ascii="Arial" w:hAnsi="Arial" w:cs="Arial"/>
+          <w:sz w:val="12"/>
+          <w:szCs w:val="12"/>
+          <w:lang w:val="en-US"/>
+        </w:rPr>
+        <w:t>print(</w:t>
+      </w:r>
+      <w:proofErr w:type="gramEnd"/>
+      <w:r>
+        <w:rPr>
+          <w:rFonts w:ascii="Arial" w:hAnsi="Arial" w:cs="Arial"/>
+          <w:sz w:val="12"/>
+          <w:szCs w:val="12"/>
+          <w:lang w:val="en-US"/>
+        </w:rPr>
+        <w:t xml:space="preserve">"Non-zero features:\n", </w:t>
+      </w:r>
+      <w:proofErr w:type="spellStart"/>
+      <w:r>
+        <w:rPr>
+          <w:rFonts w:ascii="Arial" w:hAnsi="Arial" w:cs="Arial"/>
+          <w:sz w:val="12"/>
+          <w:szCs w:val="12"/>
+          <w:lang w:val="en-US"/>
+        </w:rPr>
+        <w:t>coef_series</w:t>
+      </w:r>
+      <w:proofErr w:type="spellEnd"/>
+      <w:r>
+        <w:rPr>
+          <w:rFonts w:ascii="Arial" w:hAnsi="Arial" w:cs="Arial"/>
+          <w:sz w:val="12"/>
+          <w:szCs w:val="12"/>
+          <w:lang w:val="en-US"/>
+        </w:rPr>
+        <w:t>[</w:t>
+      </w:r>
+      <w:proofErr w:type="spellStart"/>
+      <w:r>
+        <w:rPr>
+          <w:rFonts w:ascii="Arial" w:hAnsi="Arial" w:cs="Arial"/>
+          <w:sz w:val="12"/>
+          <w:szCs w:val="12"/>
+          <w:lang w:val="en-US"/>
+        </w:rPr>
+        <w:t>coef_series</w:t>
+      </w:r>
+      <w:proofErr w:type="spellEnd"/>
+      <w:r>
+        <w:rPr>
+          <w:rFonts w:ascii="Arial" w:hAnsi="Arial" w:cs="Arial"/>
+          <w:sz w:val="12"/>
+          <w:szCs w:val="12"/>
+          <w:lang w:val="en-US"/>
+        </w:rPr>
+        <w:t xml:space="preserve"> != 0])</w:t>
+      </w:r>
     </w:p>
     <w:sectPr>
       <w:pgSz w:w="11906" w:h="16838"/>
